--- a/submission/candidate_20260911_review/tables/Table2.docx
+++ b/submission/candidate_20260911_review/tables/Table2.docx
@@ -27,13 +27,14 @@
         <w:tblLook w:firstColumn="1" w:firstRow="1" w:lastColumn="0" w:lastRow="0" w:noHBand="0" w:noVBand="1" w:val="04A0"/>
       </w:tblPr>
       <w:tblGrid>
-        <w:gridCol w:w="2117"/>
-        <w:gridCol w:w="2117"/>
-        <w:gridCol w:w="2117"/>
-        <w:gridCol w:w="2117"/>
-        <w:gridCol w:w="2117"/>
-        <w:gridCol w:w="2117"/>
-        <w:gridCol w:w="2117"/>
+        <w:gridCol w:w="1092"/>
+        <w:gridCol w:w="3119"/>
+        <w:gridCol w:w="1482"/>
+        <w:gridCol w:w="2262"/>
+        <w:gridCol w:w="1560"/>
+        <w:gridCol w:w="1794"/>
+        <w:gridCol w:w="1794"/>
+        <w:gridCol w:w="1716"/>
       </w:tblGrid>
       <w:tr>
         <w:trPr>
@@ -42,7 +43,7 @@
         </w:trPr>
         <w:tc>
           <w:tcPr>
-            <w:tcW w:type="dxa" w:w="2117"/>
+            <w:tcW w:type="dxa" w:w="1092"/>
             <w:vAlign w:val="center"/>
             <w:tcMar>
               <w:top w:w="80" w:type="dxa"/>
@@ -62,7 +63,7 @@
               <w:rPr>
                 <w:rFonts w:ascii="Times New Roman" w:hAnsi="Times New Roman"/>
                 <w:b/>
-                <w:sz w:val="20"/>
+                <w:sz w:val="19"/>
               </w:rPr>
               <w:t xml:space="preserve">Gene</w:t>
             </w:r>
@@ -70,7 +71,7 @@
         </w:tc>
         <w:tc>
           <w:tcPr>
-            <w:tcW w:type="dxa" w:w="2117"/>
+            <w:tcW w:type="dxa" w:w="3119"/>
             <w:vAlign w:val="center"/>
             <w:tcMar>
               <w:top w:w="80" w:type="dxa"/>
@@ -90,7 +91,7 @@
               <w:rPr>
                 <w:rFonts w:ascii="Times New Roman" w:hAnsi="Times New Roman"/>
                 <w:b/>
-                <w:sz w:val="20"/>
+                <w:sz w:val="19"/>
               </w:rPr>
               <w:t xml:space="preserve">Outcome</w:t>
             </w:r>
@@ -98,7 +99,7 @@
         </w:tc>
         <w:tc>
           <w:tcPr>
-            <w:tcW w:type="dxa" w:w="2117"/>
+            <w:tcW w:type="dxa" w:w="1482"/>
             <w:vAlign w:val="center"/>
             <w:tcMar>
               <w:top w:w="80" w:type="dxa"/>
@@ -118,7 +119,7 @@
               <w:rPr>
                 <w:rFonts w:ascii="Times New Roman" w:hAnsi="Times New Roman"/>
                 <w:b/>
-                <w:sz w:val="20"/>
+                <w:sz w:val="19"/>
               </w:rPr>
               <w:t xml:space="preserve">Instruments</w:t>
             </w:r>
@@ -126,7 +127,7 @@
         </w:tc>
         <w:tc>
           <w:tcPr>
-            <w:tcW w:type="dxa" w:w="2117"/>
+            <w:tcW w:type="dxa" w:w="2262"/>
             <w:vAlign w:val="center"/>
             <w:tcMar>
               <w:top w:w="80" w:type="dxa"/>
@@ -146,7 +147,7 @@
               <w:rPr>
                 <w:rFonts w:ascii="Times New Roman" w:hAnsi="Times New Roman"/>
                 <w:b/>
-                <w:sz w:val="20"/>
+                <w:sz w:val="19"/>
               </w:rPr>
               <w:t xml:space="preserve">OR (95% CI)</w:t>
             </w:r>
@@ -154,7 +155,7 @@
         </w:tc>
         <w:tc>
           <w:tcPr>
-            <w:tcW w:type="dxa" w:w="2117"/>
+            <w:tcW w:type="dxa" w:w="1560"/>
             <w:vAlign w:val="center"/>
             <w:tcMar>
               <w:top w:w="80" w:type="dxa"/>
@@ -176,7 +177,7 @@
                 <w:b/>
                 <w:i/>
                 <w:iCs/>
-                <w:sz w:val="20"/>
+                <w:sz w:val="19"/>
               </w:rPr>
               <w:t xml:space="preserve">P</w:t>
             </w:r>
@@ -184,7 +185,7 @@
               <w:rPr>
                 <w:rFonts w:ascii="Times New Roman" w:hAnsi="Times New Roman"/>
                 <w:b/>
-                <w:sz w:val="20"/>
+                <w:sz w:val="19"/>
               </w:rPr>
               <w:t xml:space="preserve"> </w:t>
             </w:r>
@@ -192,7 +193,7 @@
               <w:rPr>
                 <w:rFonts w:ascii="Times New Roman" w:hAnsi="Times New Roman"/>
                 <w:b/>
-                <w:sz w:val="20"/>
+                <w:sz w:val="19"/>
               </w:rPr>
               <w:t xml:space="preserve">value</w:t>
             </w:r>
@@ -200,7 +201,7 @@
         </w:tc>
         <w:tc>
           <w:tcPr>
-            <w:tcW w:type="dxa" w:w="2117"/>
+            <w:tcW w:type="dxa" w:w="1794"/>
             <w:vAlign w:val="center"/>
             <w:tcMar>
               <w:top w:w="80" w:type="dxa"/>
@@ -220,7 +221,35 @@
               <w:rPr>
                 <w:rFonts w:ascii="Times New Roman" w:hAnsi="Times New Roman"/>
                 <w:b/>
-                <w:sz w:val="20"/>
+                <w:sz w:val="19"/>
+              </w:rPr>
+              <w:t xml:space="preserve">Expression only (PP.H2)</w:t>
+            </w:r>
+          </w:p>
+        </w:tc>
+        <w:tc>
+          <w:tcPr>
+            <w:tcW w:type="dxa" w:w="1794"/>
+            <w:vAlign w:val="center"/>
+            <w:tcMar>
+              <w:top w:w="80" w:type="dxa"/>
+              <w:bottom w:w="80" w:type="dxa"/>
+              <w:left w:w="80" w:type="dxa"/>
+              <w:right w:w="80" w:type="dxa"/>
+            </w:tcMar>
+            <w:shd w:fill="EEEEEE"/>
+          </w:tcPr>
+          <w:p>
+            <w:pPr>
+              <w:keepNext w:val="0"/>
+              <w:spacing w:line="252" w:lineRule="auto" w:before="0" w:after="0"/>
+              <w:jc w:val="center"/>
+            </w:pPr>
+            <w:r>
+              <w:rPr>
+                <w:rFonts w:ascii="Times New Roman" w:hAnsi="Times New Roman"/>
+                <w:b/>
+                <w:sz w:val="19"/>
               </w:rPr>
               <w:t xml:space="preserve">Distinct variants (PP.H3)</w:t>
             </w:r>
@@ -228,7 +257,7 @@
         </w:tc>
         <w:tc>
           <w:tcPr>
-            <w:tcW w:type="dxa" w:w="2117"/>
+            <w:tcW w:type="dxa" w:w="1716"/>
             <w:vAlign w:val="center"/>
             <w:tcMar>
               <w:top w:w="80" w:type="dxa"/>
@@ -248,7 +277,7 @@
               <w:rPr>
                 <w:rFonts w:ascii="Times New Roman" w:hAnsi="Times New Roman"/>
                 <w:b/>
-                <w:sz w:val="20"/>
+                <w:sz w:val="19"/>
               </w:rPr>
               <w:t xml:space="preserve">Shared variant (PP.H4)</w:t>
             </w:r>
@@ -261,7 +290,7 @@
         </w:trPr>
         <w:tc>
           <w:tcPr>
-            <w:tcW w:type="dxa" w:w="2117"/>
+            <w:tcW w:type="dxa" w:w="1092"/>
             <w:vAlign w:val="center"/>
             <w:tcMar>
               <w:top w:w="80" w:type="dxa"/>
@@ -281,7 +310,7 @@
                 <w:rFonts w:ascii="Times New Roman" w:hAnsi="Times New Roman"/>
                 <w:i/>
                 <w:iCs/>
-                <w:sz w:val="20"/>
+                <w:sz w:val="19"/>
               </w:rPr>
               <w:t xml:space="preserve">TSHR</w:t>
             </w:r>
@@ -289,7 +318,7 @@
         </w:tc>
         <w:tc>
           <w:tcPr>
-            <w:tcW w:type="dxa" w:w="2117"/>
+            <w:tcW w:type="dxa" w:w="3119"/>
             <w:vAlign w:val="center"/>
             <w:tcMar>
               <w:top w:w="80" w:type="dxa"/>
@@ -307,7 +336,7 @@
             <w:r>
               <w:rPr>
                 <w:rFonts w:ascii="Times New Roman" w:hAnsi="Times New Roman"/>
-                <w:sz w:val="20"/>
+                <w:sz w:val="19"/>
               </w:rPr>
               <w:t xml:space="preserve">BBJ Graves disease</w:t>
             </w:r>
@@ -315,25 +344,25 @@
         </w:tc>
         <w:tc>
           <w:tcPr>
-            <w:tcW w:type="dxa" w:w="2117"/>
-            <w:vAlign w:val="center"/>
-            <w:tcMar>
-              <w:top w:w="80" w:type="dxa"/>
-              <w:bottom w:w="80" w:type="dxa"/>
-              <w:left w:w="80" w:type="dxa"/>
-              <w:right w:w="80" w:type="dxa"/>
-            </w:tcMar>
-          </w:tcPr>
-          <w:p>
-            <w:pPr>
-              <w:keepNext w:val="0"/>
-              <w:spacing w:line="252" w:lineRule="auto" w:before="0" w:after="0"/>
-              <w:jc w:val="center"/>
-            </w:pPr>
-            <w:r>
-              <w:rPr>
-                <w:rFonts w:ascii="Times New Roman" w:hAnsi="Times New Roman"/>
-                <w:sz w:val="20"/>
+            <w:tcW w:type="dxa" w:w="1482"/>
+            <w:vAlign w:val="center"/>
+            <w:tcMar>
+              <w:top w:w="80" w:type="dxa"/>
+              <w:bottom w:w="80" w:type="dxa"/>
+              <w:left w:w="80" w:type="dxa"/>
+              <w:right w:w="80" w:type="dxa"/>
+            </w:tcMar>
+          </w:tcPr>
+          <w:p>
+            <w:pPr>
+              <w:keepNext w:val="0"/>
+              <w:spacing w:line="252" w:lineRule="auto" w:before="0" w:after="0"/>
+              <w:jc w:val="center"/>
+            </w:pPr>
+            <w:r>
+              <w:rPr>
+                <w:rFonts w:ascii="Times New Roman" w:hAnsi="Times New Roman"/>
+                <w:sz w:val="19"/>
               </w:rPr>
               <w:t xml:space="preserve">1</w:t>
             </w:r>
@@ -341,25 +370,25 @@
         </w:tc>
         <w:tc>
           <w:tcPr>
-            <w:tcW w:type="dxa" w:w="2117"/>
-            <w:vAlign w:val="center"/>
-            <w:tcMar>
-              <w:top w:w="80" w:type="dxa"/>
-              <w:bottom w:w="80" w:type="dxa"/>
-              <w:left w:w="80" w:type="dxa"/>
-              <w:right w:w="80" w:type="dxa"/>
-            </w:tcMar>
-          </w:tcPr>
-          <w:p>
-            <w:pPr>
-              <w:keepNext w:val="0"/>
-              <w:spacing w:line="252" w:lineRule="auto" w:before="0" w:after="0"/>
-              <w:jc w:val="center"/>
-            </w:pPr>
-            <w:r>
-              <w:rPr>
-                <w:rFonts w:ascii="Times New Roman" w:hAnsi="Times New Roman"/>
-                <w:sz w:val="20"/>
+            <w:tcW w:type="dxa" w:w="2262"/>
+            <w:vAlign w:val="center"/>
+            <w:tcMar>
+              <w:top w:w="80" w:type="dxa"/>
+              <w:bottom w:w="80" w:type="dxa"/>
+              <w:left w:w="80" w:type="dxa"/>
+              <w:right w:w="80" w:type="dxa"/>
+            </w:tcMar>
+          </w:tcPr>
+          <w:p>
+            <w:pPr>
+              <w:keepNext w:val="0"/>
+              <w:spacing w:line="252" w:lineRule="auto" w:before="0" w:after="0"/>
+              <w:jc w:val="center"/>
+            </w:pPr>
+            <w:r>
+              <w:rPr>
+                <w:rFonts w:ascii="Times New Roman" w:hAnsi="Times New Roman"/>
+                <w:sz w:val="19"/>
               </w:rPr>
               <w:t xml:space="preserve">0.12 (0.07–0.21)</w:t>
             </w:r>
@@ -367,7 +396,7 @@
         </w:tc>
         <w:tc>
           <w:tcPr>
-            <w:tcW w:type="dxa" w:w="2117"/>
+            <w:tcW w:type="dxa" w:w="1560"/>
             <w:vAlign w:val="center"/>
             <w:tcMar>
               <w:top w:w="80" w:type="dxa"/>
@@ -386,7 +415,7 @@
               <w:rPr>
                 <w:rFonts w:ascii="Times New Roman" w:hAnsi="Times New Roman"/>
                 <w:b/>
-                <w:sz w:val="20"/>
+                <w:sz w:val="19"/>
               </w:rPr>
               <w:t xml:space="preserve">1.09×10⁻¹⁴</w:t>
             </w:r>
@@ -394,25 +423,51 @@
         </w:tc>
         <w:tc>
           <w:tcPr>
-            <w:tcW w:type="dxa" w:w="2117"/>
-            <w:vAlign w:val="center"/>
-            <w:tcMar>
-              <w:top w:w="80" w:type="dxa"/>
-              <w:bottom w:w="80" w:type="dxa"/>
-              <w:left w:w="80" w:type="dxa"/>
-              <w:right w:w="80" w:type="dxa"/>
-            </w:tcMar>
-          </w:tcPr>
-          <w:p>
-            <w:pPr>
-              <w:keepNext w:val="0"/>
-              <w:spacing w:line="252" w:lineRule="auto" w:before="0" w:after="0"/>
-              <w:jc w:val="center"/>
-            </w:pPr>
-            <w:r>
-              <w:rPr>
-                <w:rFonts w:ascii="Times New Roman" w:hAnsi="Times New Roman"/>
-                <w:sz w:val="20"/>
+            <w:tcW w:type="dxa" w:w="1794"/>
+            <w:vAlign w:val="center"/>
+            <w:tcMar>
+              <w:top w:w="80" w:type="dxa"/>
+              <w:bottom w:w="80" w:type="dxa"/>
+              <w:left w:w="80" w:type="dxa"/>
+              <w:right w:w="80" w:type="dxa"/>
+            </w:tcMar>
+          </w:tcPr>
+          <w:p>
+            <w:pPr>
+              <w:keepNext w:val="0"/>
+              <w:spacing w:line="252" w:lineRule="auto" w:before="0" w:after="0"/>
+              <w:jc w:val="center"/>
+            </w:pPr>
+            <w:r>
+              <w:rPr>
+                <w:rFonts w:ascii="Times New Roman" w:hAnsi="Times New Roman"/>
+                <w:sz w:val="19"/>
+              </w:rPr>
+              <w:t xml:space="preserve">&lt;0.001</w:t>
+            </w:r>
+          </w:p>
+        </w:tc>
+        <w:tc>
+          <w:tcPr>
+            <w:tcW w:type="dxa" w:w="1794"/>
+            <w:vAlign w:val="center"/>
+            <w:tcMar>
+              <w:top w:w="80" w:type="dxa"/>
+              <w:bottom w:w="80" w:type="dxa"/>
+              <w:left w:w="80" w:type="dxa"/>
+              <w:right w:w="80" w:type="dxa"/>
+            </w:tcMar>
+          </w:tcPr>
+          <w:p>
+            <w:pPr>
+              <w:keepNext w:val="0"/>
+              <w:spacing w:line="252" w:lineRule="auto" w:before="0" w:after="0"/>
+              <w:jc w:val="center"/>
+            </w:pPr>
+            <w:r>
+              <w:rPr>
+                <w:rFonts w:ascii="Times New Roman" w:hAnsi="Times New Roman"/>
+                <w:sz w:val="19"/>
               </w:rPr>
               <w:t xml:space="preserve">0.049</w:t>
             </w:r>
@@ -420,25 +475,25 @@
         </w:tc>
         <w:tc>
           <w:tcPr>
-            <w:tcW w:type="dxa" w:w="2117"/>
-            <w:vAlign w:val="center"/>
-            <w:tcMar>
-              <w:top w:w="80" w:type="dxa"/>
-              <w:bottom w:w="80" w:type="dxa"/>
-              <w:left w:w="80" w:type="dxa"/>
-              <w:right w:w="80" w:type="dxa"/>
-            </w:tcMar>
-          </w:tcPr>
-          <w:p>
-            <w:pPr>
-              <w:keepNext w:val="0"/>
-              <w:spacing w:line="252" w:lineRule="auto" w:before="0" w:after="0"/>
-              <w:jc w:val="center"/>
-            </w:pPr>
-            <w:r>
-              <w:rPr>
-                <w:rFonts w:ascii="Times New Roman" w:hAnsi="Times New Roman"/>
-                <w:sz w:val="20"/>
+            <w:tcW w:type="dxa" w:w="1716"/>
+            <w:vAlign w:val="center"/>
+            <w:tcMar>
+              <w:top w:w="80" w:type="dxa"/>
+              <w:bottom w:w="80" w:type="dxa"/>
+              <w:left w:w="80" w:type="dxa"/>
+              <w:right w:w="80" w:type="dxa"/>
+            </w:tcMar>
+          </w:tcPr>
+          <w:p>
+            <w:pPr>
+              <w:keepNext w:val="0"/>
+              <w:spacing w:line="252" w:lineRule="auto" w:before="0" w:after="0"/>
+              <w:jc w:val="center"/>
+            </w:pPr>
+            <w:r>
+              <w:rPr>
+                <w:rFonts w:ascii="Times New Roman" w:hAnsi="Times New Roman"/>
+                <w:sz w:val="19"/>
               </w:rPr>
               <w:t xml:space="preserve">0.951</w:t>
             </w:r>
@@ -451,7 +506,7 @@
         </w:trPr>
         <w:tc>
           <w:tcPr>
-            <w:tcW w:type="dxa" w:w="2117"/>
+            <w:tcW w:type="dxa" w:w="1092"/>
             <w:vAlign w:val="center"/>
             <w:tcMar>
               <w:top w:w="80" w:type="dxa"/>
@@ -471,7 +526,7 @@
                 <w:rFonts w:ascii="Times New Roman" w:hAnsi="Times New Roman"/>
                 <w:i/>
                 <w:iCs/>
-                <w:sz w:val="20"/>
+                <w:sz w:val="19"/>
               </w:rPr>
               <w:t xml:space="preserve">TSHR</w:t>
             </w:r>
@@ -479,7 +534,7 @@
         </w:tc>
         <w:tc>
           <w:tcPr>
-            <w:tcW w:type="dxa" w:w="2117"/>
+            <w:tcW w:type="dxa" w:w="3119"/>
             <w:vAlign w:val="center"/>
             <w:tcMar>
               <w:top w:w="80" w:type="dxa"/>
@@ -497,7 +552,7 @@
             <w:r>
               <w:rPr>
                 <w:rFonts w:ascii="Times New Roman" w:hAnsi="Times New Roman"/>
-                <w:sz w:val="20"/>
+                <w:sz w:val="19"/>
               </w:rPr>
               <w:t xml:space="preserve">UKB hyperthyroidism</w:t>
             </w:r>
@@ -505,25 +560,25 @@
         </w:tc>
         <w:tc>
           <w:tcPr>
-            <w:tcW w:type="dxa" w:w="2117"/>
-            <w:vAlign w:val="center"/>
-            <w:tcMar>
-              <w:top w:w="80" w:type="dxa"/>
-              <w:bottom w:w="80" w:type="dxa"/>
-              <w:left w:w="80" w:type="dxa"/>
-              <w:right w:w="80" w:type="dxa"/>
-            </w:tcMar>
-          </w:tcPr>
-          <w:p>
-            <w:pPr>
-              <w:keepNext w:val="0"/>
-              <w:spacing w:line="252" w:lineRule="auto" w:before="0" w:after="0"/>
-              <w:jc w:val="center"/>
-            </w:pPr>
-            <w:r>
-              <w:rPr>
-                <w:rFonts w:ascii="Times New Roman" w:hAnsi="Times New Roman"/>
-                <w:sz w:val="20"/>
+            <w:tcW w:type="dxa" w:w="1482"/>
+            <w:vAlign w:val="center"/>
+            <w:tcMar>
+              <w:top w:w="80" w:type="dxa"/>
+              <w:bottom w:w="80" w:type="dxa"/>
+              <w:left w:w="80" w:type="dxa"/>
+              <w:right w:w="80" w:type="dxa"/>
+            </w:tcMar>
+          </w:tcPr>
+          <w:p>
+            <w:pPr>
+              <w:keepNext w:val="0"/>
+              <w:spacing w:line="252" w:lineRule="auto" w:before="0" w:after="0"/>
+              <w:jc w:val="center"/>
+            </w:pPr>
+            <w:r>
+              <w:rPr>
+                <w:rFonts w:ascii="Times New Roman" w:hAnsi="Times New Roman"/>
+                <w:sz w:val="19"/>
               </w:rPr>
               <w:t xml:space="preserve">1</w:t>
             </w:r>
@@ -531,25 +586,25 @@
         </w:tc>
         <w:tc>
           <w:tcPr>
-            <w:tcW w:type="dxa" w:w="2117"/>
-            <w:vAlign w:val="center"/>
-            <w:tcMar>
-              <w:top w:w="80" w:type="dxa"/>
-              <w:bottom w:w="80" w:type="dxa"/>
-              <w:left w:w="80" w:type="dxa"/>
-              <w:right w:w="80" w:type="dxa"/>
-            </w:tcMar>
-          </w:tcPr>
-          <w:p>
-            <w:pPr>
-              <w:keepNext w:val="0"/>
-              <w:spacing w:line="252" w:lineRule="auto" w:before="0" w:after="0"/>
-              <w:jc w:val="center"/>
-            </w:pPr>
-            <w:r>
-              <w:rPr>
-                <w:rFonts w:ascii="Times New Roman" w:hAnsi="Times New Roman"/>
-                <w:sz w:val="20"/>
+            <w:tcW w:type="dxa" w:w="2262"/>
+            <w:vAlign w:val="center"/>
+            <w:tcMar>
+              <w:top w:w="80" w:type="dxa"/>
+              <w:bottom w:w="80" w:type="dxa"/>
+              <w:left w:w="80" w:type="dxa"/>
+              <w:right w:w="80" w:type="dxa"/>
+            </w:tcMar>
+          </w:tcPr>
+          <w:p>
+            <w:pPr>
+              <w:keepNext w:val="0"/>
+              <w:spacing w:line="252" w:lineRule="auto" w:before="0" w:after="0"/>
+              <w:jc w:val="center"/>
+            </w:pPr>
+            <w:r>
+              <w:rPr>
+                <w:rFonts w:ascii="Times New Roman" w:hAnsi="Times New Roman"/>
+                <w:sz w:val="19"/>
               </w:rPr>
               <w:t xml:space="preserve">0.09 (0.06–0.14)</w:t>
             </w:r>
@@ -557,7 +612,7 @@
         </w:tc>
         <w:tc>
           <w:tcPr>
-            <w:tcW w:type="dxa" w:w="2117"/>
+            <w:tcW w:type="dxa" w:w="1560"/>
             <w:vAlign w:val="center"/>
             <w:tcMar>
               <w:top w:w="80" w:type="dxa"/>
@@ -576,7 +631,7 @@
               <w:rPr>
                 <w:rFonts w:ascii="Times New Roman" w:hAnsi="Times New Roman"/>
                 <w:b/>
-                <w:sz w:val="20"/>
+                <w:sz w:val="19"/>
               </w:rPr>
               <w:t xml:space="preserve">8.77×10⁻²⁸</w:t>
             </w:r>
@@ -584,25 +639,51 @@
         </w:tc>
         <w:tc>
           <w:tcPr>
-            <w:tcW w:type="dxa" w:w="2117"/>
-            <w:vAlign w:val="center"/>
-            <w:tcMar>
-              <w:top w:w="80" w:type="dxa"/>
-              <w:bottom w:w="80" w:type="dxa"/>
-              <w:left w:w="80" w:type="dxa"/>
-              <w:right w:w="80" w:type="dxa"/>
-            </w:tcMar>
-          </w:tcPr>
-          <w:p>
-            <w:pPr>
-              <w:keepNext w:val="0"/>
-              <w:spacing w:line="252" w:lineRule="auto" w:before="0" w:after="0"/>
-              <w:jc w:val="center"/>
-            </w:pPr>
-            <w:r>
-              <w:rPr>
-                <w:rFonts w:ascii="Times New Roman" w:hAnsi="Times New Roman"/>
-                <w:sz w:val="20"/>
+            <w:tcW w:type="dxa" w:w="1794"/>
+            <w:vAlign w:val="center"/>
+            <w:tcMar>
+              <w:top w:w="80" w:type="dxa"/>
+              <w:bottom w:w="80" w:type="dxa"/>
+              <w:left w:w="80" w:type="dxa"/>
+              <w:right w:w="80" w:type="dxa"/>
+            </w:tcMar>
+          </w:tcPr>
+          <w:p>
+            <w:pPr>
+              <w:keepNext w:val="0"/>
+              <w:spacing w:line="252" w:lineRule="auto" w:before="0" w:after="0"/>
+              <w:jc w:val="center"/>
+            </w:pPr>
+            <w:r>
+              <w:rPr>
+                <w:rFonts w:ascii="Times New Roman" w:hAnsi="Times New Roman"/>
+                <w:sz w:val="19"/>
+              </w:rPr>
+              <w:t xml:space="preserve">&lt;0.001</w:t>
+            </w:r>
+          </w:p>
+        </w:tc>
+        <w:tc>
+          <w:tcPr>
+            <w:tcW w:type="dxa" w:w="1794"/>
+            <w:vAlign w:val="center"/>
+            <w:tcMar>
+              <w:top w:w="80" w:type="dxa"/>
+              <w:bottom w:w="80" w:type="dxa"/>
+              <w:left w:w="80" w:type="dxa"/>
+              <w:right w:w="80" w:type="dxa"/>
+            </w:tcMar>
+          </w:tcPr>
+          <w:p>
+            <w:pPr>
+              <w:keepNext w:val="0"/>
+              <w:spacing w:line="252" w:lineRule="auto" w:before="0" w:after="0"/>
+              <w:jc w:val="center"/>
+            </w:pPr>
+            <w:r>
+              <w:rPr>
+                <w:rFonts w:ascii="Times New Roman" w:hAnsi="Times New Roman"/>
+                <w:sz w:val="19"/>
               </w:rPr>
               <w:t xml:space="preserve">0.774</w:t>
             </w:r>
@@ -610,25 +691,25 @@
         </w:tc>
         <w:tc>
           <w:tcPr>
-            <w:tcW w:type="dxa" w:w="2117"/>
-            <w:vAlign w:val="center"/>
-            <w:tcMar>
-              <w:top w:w="80" w:type="dxa"/>
-              <w:bottom w:w="80" w:type="dxa"/>
-              <w:left w:w="80" w:type="dxa"/>
-              <w:right w:w="80" w:type="dxa"/>
-            </w:tcMar>
-          </w:tcPr>
-          <w:p>
-            <w:pPr>
-              <w:keepNext w:val="0"/>
-              <w:spacing w:line="252" w:lineRule="auto" w:before="0" w:after="0"/>
-              <w:jc w:val="center"/>
-            </w:pPr>
-            <w:r>
-              <w:rPr>
-                <w:rFonts w:ascii="Times New Roman" w:hAnsi="Times New Roman"/>
-                <w:sz w:val="20"/>
+            <w:tcW w:type="dxa" w:w="1716"/>
+            <w:vAlign w:val="center"/>
+            <w:tcMar>
+              <w:top w:w="80" w:type="dxa"/>
+              <w:bottom w:w="80" w:type="dxa"/>
+              <w:left w:w="80" w:type="dxa"/>
+              <w:right w:w="80" w:type="dxa"/>
+            </w:tcMar>
+          </w:tcPr>
+          <w:p>
+            <w:pPr>
+              <w:keepNext w:val="0"/>
+              <w:spacing w:line="252" w:lineRule="auto" w:before="0" w:after="0"/>
+              <w:jc w:val="center"/>
+            </w:pPr>
+            <w:r>
+              <w:rPr>
+                <w:rFonts w:ascii="Times New Roman" w:hAnsi="Times New Roman"/>
+                <w:sz w:val="19"/>
               </w:rPr>
               <w:t xml:space="preserve">0.226</w:t>
             </w:r>
@@ -641,7 +722,7 @@
         </w:trPr>
         <w:tc>
           <w:tcPr>
-            <w:tcW w:type="dxa" w:w="2117"/>
+            <w:tcW w:type="dxa" w:w="1092"/>
             <w:vAlign w:val="center"/>
             <w:tcMar>
               <w:top w:w="80" w:type="dxa"/>
@@ -661,7 +742,7 @@
                 <w:rFonts w:ascii="Times New Roman" w:hAnsi="Times New Roman"/>
                 <w:i/>
                 <w:iCs/>
-                <w:sz w:val="20"/>
+                <w:sz w:val="19"/>
               </w:rPr>
               <w:t xml:space="preserve">TSHR</w:t>
             </w:r>
@@ -669,7 +750,7 @@
         </w:tc>
         <w:tc>
           <w:tcPr>
-            <w:tcW w:type="dxa" w:w="2117"/>
+            <w:tcW w:type="dxa" w:w="3119"/>
             <w:vAlign w:val="center"/>
             <w:tcMar>
               <w:top w:w="80" w:type="dxa"/>
@@ -687,7 +768,7 @@
             <w:r>
               <w:rPr>
                 <w:rFonts w:ascii="Times New Roman" w:hAnsi="Times New Roman"/>
-                <w:sz w:val="20"/>
+                <w:sz w:val="19"/>
               </w:rPr>
               <w:t xml:space="preserve">FinnGen Graves ophthalmopathy</w:t>
             </w:r>
@@ -695,25 +776,25 @@
         </w:tc>
         <w:tc>
           <w:tcPr>
-            <w:tcW w:type="dxa" w:w="2117"/>
-            <w:vAlign w:val="center"/>
-            <w:tcMar>
-              <w:top w:w="80" w:type="dxa"/>
-              <w:bottom w:w="80" w:type="dxa"/>
-              <w:left w:w="80" w:type="dxa"/>
-              <w:right w:w="80" w:type="dxa"/>
-            </w:tcMar>
-          </w:tcPr>
-          <w:p>
-            <w:pPr>
-              <w:keepNext w:val="0"/>
-              <w:spacing w:line="252" w:lineRule="auto" w:before="0" w:after="0"/>
-              <w:jc w:val="center"/>
-            </w:pPr>
-            <w:r>
-              <w:rPr>
-                <w:rFonts w:ascii="Times New Roman" w:hAnsi="Times New Roman"/>
-                <w:sz w:val="20"/>
+            <w:tcW w:type="dxa" w:w="1482"/>
+            <w:vAlign w:val="center"/>
+            <w:tcMar>
+              <w:top w:w="80" w:type="dxa"/>
+              <w:bottom w:w="80" w:type="dxa"/>
+              <w:left w:w="80" w:type="dxa"/>
+              <w:right w:w="80" w:type="dxa"/>
+            </w:tcMar>
+          </w:tcPr>
+          <w:p>
+            <w:pPr>
+              <w:keepNext w:val="0"/>
+              <w:spacing w:line="252" w:lineRule="auto" w:before="0" w:after="0"/>
+              <w:jc w:val="center"/>
+            </w:pPr>
+            <w:r>
+              <w:rPr>
+                <w:rFonts w:ascii="Times New Roman" w:hAnsi="Times New Roman"/>
+                <w:sz w:val="19"/>
               </w:rPr>
               <w:t xml:space="preserve">1</w:t>
             </w:r>
@@ -721,25 +802,25 @@
         </w:tc>
         <w:tc>
           <w:tcPr>
-            <w:tcW w:type="dxa" w:w="2117"/>
-            <w:vAlign w:val="center"/>
-            <w:tcMar>
-              <w:top w:w="80" w:type="dxa"/>
-              <w:bottom w:w="80" w:type="dxa"/>
-              <w:left w:w="80" w:type="dxa"/>
-              <w:right w:w="80" w:type="dxa"/>
-            </w:tcMar>
-          </w:tcPr>
-          <w:p>
-            <w:pPr>
-              <w:keepNext w:val="0"/>
-              <w:spacing w:line="252" w:lineRule="auto" w:before="0" w:after="0"/>
-              <w:jc w:val="center"/>
-            </w:pPr>
-            <w:r>
-              <w:rPr>
-                <w:rFonts w:ascii="Times New Roman" w:hAnsi="Times New Roman"/>
-                <w:sz w:val="20"/>
+            <w:tcW w:type="dxa" w:w="2262"/>
+            <w:vAlign w:val="center"/>
+            <w:tcMar>
+              <w:top w:w="80" w:type="dxa"/>
+              <w:bottom w:w="80" w:type="dxa"/>
+              <w:left w:w="80" w:type="dxa"/>
+              <w:right w:w="80" w:type="dxa"/>
+            </w:tcMar>
+          </w:tcPr>
+          <w:p>
+            <w:pPr>
+              <w:keepNext w:val="0"/>
+              <w:spacing w:line="252" w:lineRule="auto" w:before="0" w:after="0"/>
+              <w:jc w:val="center"/>
+            </w:pPr>
+            <w:r>
+              <w:rPr>
+                <w:rFonts w:ascii="Times New Roman" w:hAnsi="Times New Roman"/>
+                <w:sz w:val="19"/>
               </w:rPr>
               <w:t xml:space="preserve">0.10 (0.04–0.24)</w:t>
             </w:r>
@@ -747,7 +828,7 @@
         </w:tc>
         <w:tc>
           <w:tcPr>
-            <w:tcW w:type="dxa" w:w="2117"/>
+            <w:tcW w:type="dxa" w:w="1560"/>
             <w:vAlign w:val="center"/>
             <w:tcMar>
               <w:top w:w="80" w:type="dxa"/>
@@ -766,7 +847,7 @@
               <w:rPr>
                 <w:rFonts w:ascii="Times New Roman" w:hAnsi="Times New Roman"/>
                 <w:b/>
-                <w:sz w:val="20"/>
+                <w:sz w:val="19"/>
               </w:rPr>
               <w:t xml:space="preserve">2.82×10⁻⁷</w:t>
             </w:r>
@@ -774,25 +855,51 @@
         </w:tc>
         <w:tc>
           <w:tcPr>
-            <w:tcW w:type="dxa" w:w="2117"/>
-            <w:vAlign w:val="center"/>
-            <w:tcMar>
-              <w:top w:w="80" w:type="dxa"/>
-              <w:bottom w:w="80" w:type="dxa"/>
-              <w:left w:w="80" w:type="dxa"/>
-              <w:right w:w="80" w:type="dxa"/>
-            </w:tcMar>
-          </w:tcPr>
-          <w:p>
-            <w:pPr>
-              <w:keepNext w:val="0"/>
-              <w:spacing w:line="252" w:lineRule="auto" w:before="0" w:after="0"/>
-              <w:jc w:val="center"/>
-            </w:pPr>
-            <w:r>
-              <w:rPr>
-                <w:rFonts w:ascii="Times New Roman" w:hAnsi="Times New Roman"/>
-                <w:sz w:val="20"/>
+            <w:tcW w:type="dxa" w:w="1794"/>
+            <w:vAlign w:val="center"/>
+            <w:tcMar>
+              <w:top w:w="80" w:type="dxa"/>
+              <w:bottom w:w="80" w:type="dxa"/>
+              <w:left w:w="80" w:type="dxa"/>
+              <w:right w:w="80" w:type="dxa"/>
+            </w:tcMar>
+          </w:tcPr>
+          <w:p>
+            <w:pPr>
+              <w:keepNext w:val="0"/>
+              <w:spacing w:line="252" w:lineRule="auto" w:before="0" w:after="0"/>
+              <w:jc w:val="center"/>
+            </w:pPr>
+            <w:r>
+              <w:rPr>
+                <w:rFonts w:ascii="Times New Roman" w:hAnsi="Times New Roman"/>
+                <w:sz w:val="19"/>
+              </w:rPr>
+              <w:t xml:space="preserve">&lt;0.001</w:t>
+            </w:r>
+          </w:p>
+        </w:tc>
+        <w:tc>
+          <w:tcPr>
+            <w:tcW w:type="dxa" w:w="1794"/>
+            <w:vAlign w:val="center"/>
+            <w:tcMar>
+              <w:top w:w="80" w:type="dxa"/>
+              <w:bottom w:w="80" w:type="dxa"/>
+              <w:left w:w="80" w:type="dxa"/>
+              <w:right w:w="80" w:type="dxa"/>
+            </w:tcMar>
+          </w:tcPr>
+          <w:p>
+            <w:pPr>
+              <w:keepNext w:val="0"/>
+              <w:spacing w:line="252" w:lineRule="auto" w:before="0" w:after="0"/>
+              <w:jc w:val="center"/>
+            </w:pPr>
+            <w:r>
+              <w:rPr>
+                <w:rFonts w:ascii="Times New Roman" w:hAnsi="Times New Roman"/>
+                <w:sz w:val="19"/>
               </w:rPr>
               <w:t xml:space="preserve">0.014</w:t>
             </w:r>
@@ -800,25 +907,25 @@
         </w:tc>
         <w:tc>
           <w:tcPr>
-            <w:tcW w:type="dxa" w:w="2117"/>
-            <w:vAlign w:val="center"/>
-            <w:tcMar>
-              <w:top w:w="80" w:type="dxa"/>
-              <w:bottom w:w="80" w:type="dxa"/>
-              <w:left w:w="80" w:type="dxa"/>
-              <w:right w:w="80" w:type="dxa"/>
-            </w:tcMar>
-          </w:tcPr>
-          <w:p>
-            <w:pPr>
-              <w:keepNext w:val="0"/>
-              <w:spacing w:line="252" w:lineRule="auto" w:before="0" w:after="0"/>
-              <w:jc w:val="center"/>
-            </w:pPr>
-            <w:r>
-              <w:rPr>
-                <w:rFonts w:ascii="Times New Roman" w:hAnsi="Times New Roman"/>
-                <w:sz w:val="20"/>
+            <w:tcW w:type="dxa" w:w="1716"/>
+            <w:vAlign w:val="center"/>
+            <w:tcMar>
+              <w:top w:w="80" w:type="dxa"/>
+              <w:bottom w:w="80" w:type="dxa"/>
+              <w:left w:w="80" w:type="dxa"/>
+              <w:right w:w="80" w:type="dxa"/>
+            </w:tcMar>
+          </w:tcPr>
+          <w:p>
+            <w:pPr>
+              <w:keepNext w:val="0"/>
+              <w:spacing w:line="252" w:lineRule="auto" w:before="0" w:after="0"/>
+              <w:jc w:val="center"/>
+            </w:pPr>
+            <w:r>
+              <w:rPr>
+                <w:rFonts w:ascii="Times New Roman" w:hAnsi="Times New Roman"/>
+                <w:sz w:val="19"/>
               </w:rPr>
               <w:t xml:space="preserve">0.986</w:t>
             </w:r>
@@ -831,7 +938,7 @@
         </w:trPr>
         <w:tc>
           <w:tcPr>
-            <w:tcW w:type="dxa" w:w="2117"/>
+            <w:tcW w:type="dxa" w:w="1092"/>
             <w:vAlign w:val="center"/>
             <w:tcMar>
               <w:top w:w="80" w:type="dxa"/>
@@ -851,7 +958,7 @@
                 <w:rFonts w:ascii="Times New Roman" w:hAnsi="Times New Roman"/>
                 <w:i/>
                 <w:iCs/>
-                <w:sz w:val="20"/>
+                <w:sz w:val="19"/>
               </w:rPr>
               <w:t xml:space="preserve">IGF1R</w:t>
             </w:r>
@@ -859,7 +966,7 @@
         </w:tc>
         <w:tc>
           <w:tcPr>
-            <w:tcW w:type="dxa" w:w="2117"/>
+            <w:tcW w:type="dxa" w:w="3119"/>
             <w:vAlign w:val="center"/>
             <w:tcMar>
               <w:top w:w="80" w:type="dxa"/>
@@ -877,7 +984,7 @@
             <w:r>
               <w:rPr>
                 <w:rFonts w:ascii="Times New Roman" w:hAnsi="Times New Roman"/>
-                <w:sz w:val="20"/>
+                <w:sz w:val="19"/>
               </w:rPr>
               <w:t xml:space="preserve">BBJ Graves disease</w:t>
             </w:r>
@@ -885,25 +992,25 @@
         </w:tc>
         <w:tc>
           <w:tcPr>
-            <w:tcW w:type="dxa" w:w="2117"/>
-            <w:vAlign w:val="center"/>
-            <w:tcMar>
-              <w:top w:w="80" w:type="dxa"/>
-              <w:bottom w:w="80" w:type="dxa"/>
-              <w:left w:w="80" w:type="dxa"/>
-              <w:right w:w="80" w:type="dxa"/>
-            </w:tcMar>
-          </w:tcPr>
-          <w:p>
-            <w:pPr>
-              <w:keepNext w:val="0"/>
-              <w:spacing w:line="252" w:lineRule="auto" w:before="0" w:after="0"/>
-              <w:jc w:val="center"/>
-            </w:pPr>
-            <w:r>
-              <w:rPr>
-                <w:rFonts w:ascii="Times New Roman" w:hAnsi="Times New Roman"/>
-                <w:sz w:val="20"/>
+            <w:tcW w:type="dxa" w:w="1482"/>
+            <w:vAlign w:val="center"/>
+            <w:tcMar>
+              <w:top w:w="80" w:type="dxa"/>
+              <w:bottom w:w="80" w:type="dxa"/>
+              <w:left w:w="80" w:type="dxa"/>
+              <w:right w:w="80" w:type="dxa"/>
+            </w:tcMar>
+          </w:tcPr>
+          <w:p>
+            <w:pPr>
+              <w:keepNext w:val="0"/>
+              <w:spacing w:line="252" w:lineRule="auto" w:before="0" w:after="0"/>
+              <w:jc w:val="center"/>
+            </w:pPr>
+            <w:r>
+              <w:rPr>
+                <w:rFonts w:ascii="Times New Roman" w:hAnsi="Times New Roman"/>
+                <w:sz w:val="19"/>
               </w:rPr>
               <w:t xml:space="preserve">4</w:t>
             </w:r>
@@ -911,25 +1018,25 @@
         </w:tc>
         <w:tc>
           <w:tcPr>
-            <w:tcW w:type="dxa" w:w="2117"/>
-            <w:vAlign w:val="center"/>
-            <w:tcMar>
-              <w:top w:w="80" w:type="dxa"/>
-              <w:bottom w:w="80" w:type="dxa"/>
-              <w:left w:w="80" w:type="dxa"/>
-              <w:right w:w="80" w:type="dxa"/>
-            </w:tcMar>
-          </w:tcPr>
-          <w:p>
-            <w:pPr>
-              <w:keepNext w:val="0"/>
-              <w:spacing w:line="252" w:lineRule="auto" w:before="0" w:after="0"/>
-              <w:jc w:val="center"/>
-            </w:pPr>
-            <w:r>
-              <w:rPr>
-                <w:rFonts w:ascii="Times New Roman" w:hAnsi="Times New Roman"/>
-                <w:sz w:val="20"/>
+            <w:tcW w:type="dxa" w:w="2262"/>
+            <w:vAlign w:val="center"/>
+            <w:tcMar>
+              <w:top w:w="80" w:type="dxa"/>
+              <w:bottom w:w="80" w:type="dxa"/>
+              <w:left w:w="80" w:type="dxa"/>
+              <w:right w:w="80" w:type="dxa"/>
+            </w:tcMar>
+          </w:tcPr>
+          <w:p>
+            <w:pPr>
+              <w:keepNext w:val="0"/>
+              <w:spacing w:line="252" w:lineRule="auto" w:before="0" w:after="0"/>
+              <w:jc w:val="center"/>
+            </w:pPr>
+            <w:r>
+              <w:rPr>
+                <w:rFonts w:ascii="Times New Roman" w:hAnsi="Times New Roman"/>
+                <w:sz w:val="19"/>
               </w:rPr>
               <w:t xml:space="preserve">1.56 (1.07–2.28)</w:t>
             </w:r>
@@ -937,7 +1044,7 @@
         </w:tc>
         <w:tc>
           <w:tcPr>
-            <w:tcW w:type="dxa" w:w="2117"/>
+            <w:tcW w:type="dxa" w:w="1560"/>
             <w:vAlign w:val="center"/>
             <w:tcMar>
               <w:top w:w="80" w:type="dxa"/>
@@ -956,7 +1063,7 @@
               <w:rPr>
                 <w:rFonts w:ascii="Times New Roman" w:hAnsi="Times New Roman"/>
                 <w:b/>
-                <w:sz w:val="20"/>
+                <w:sz w:val="19"/>
               </w:rPr>
               <w:t xml:space="preserve">0.0212</w:t>
             </w:r>
@@ -964,25 +1071,51 @@
         </w:tc>
         <w:tc>
           <w:tcPr>
-            <w:tcW w:type="dxa" w:w="2117"/>
-            <w:vAlign w:val="center"/>
-            <w:tcMar>
-              <w:top w:w="80" w:type="dxa"/>
-              <w:bottom w:w="80" w:type="dxa"/>
-              <w:left w:w="80" w:type="dxa"/>
-              <w:right w:w="80" w:type="dxa"/>
-            </w:tcMar>
-          </w:tcPr>
-          <w:p>
-            <w:pPr>
-              <w:keepNext w:val="0"/>
-              <w:spacing w:line="252" w:lineRule="auto" w:before="0" w:after="0"/>
-              <w:jc w:val="center"/>
-            </w:pPr>
-            <w:r>
-              <w:rPr>
-                <w:rFonts w:ascii="Times New Roman" w:hAnsi="Times New Roman"/>
-                <w:sz w:val="20"/>
+            <w:tcW w:type="dxa" w:w="1794"/>
+            <w:vAlign w:val="center"/>
+            <w:tcMar>
+              <w:top w:w="80" w:type="dxa"/>
+              <w:bottom w:w="80" w:type="dxa"/>
+              <w:left w:w="80" w:type="dxa"/>
+              <w:right w:w="80" w:type="dxa"/>
+            </w:tcMar>
+          </w:tcPr>
+          <w:p>
+            <w:pPr>
+              <w:keepNext w:val="0"/>
+              <w:spacing w:line="252" w:lineRule="auto" w:before="0" w:after="0"/>
+              <w:jc w:val="center"/>
+            </w:pPr>
+            <w:r>
+              <w:rPr>
+                <w:rFonts w:ascii="Times New Roman" w:hAnsi="Times New Roman"/>
+                <w:sz w:val="19"/>
+              </w:rPr>
+              <w:t xml:space="preserve">0.690</w:t>
+            </w:r>
+          </w:p>
+        </w:tc>
+        <w:tc>
+          <w:tcPr>
+            <w:tcW w:type="dxa" w:w="1794"/>
+            <w:vAlign w:val="center"/>
+            <w:tcMar>
+              <w:top w:w="80" w:type="dxa"/>
+              <w:bottom w:w="80" w:type="dxa"/>
+              <w:left w:w="80" w:type="dxa"/>
+              <w:right w:w="80" w:type="dxa"/>
+            </w:tcMar>
+          </w:tcPr>
+          <w:p>
+            <w:pPr>
+              <w:keepNext w:val="0"/>
+              <w:spacing w:line="252" w:lineRule="auto" w:before="0" w:after="0"/>
+              <w:jc w:val="center"/>
+            </w:pPr>
+            <w:r>
+              <w:rPr>
+                <w:rFonts w:ascii="Times New Roman" w:hAnsi="Times New Roman"/>
+                <w:sz w:val="19"/>
               </w:rPr>
               <w:t xml:space="preserve">0.236</w:t>
             </w:r>
@@ -990,25 +1123,25 @@
         </w:tc>
         <w:tc>
           <w:tcPr>
-            <w:tcW w:type="dxa" w:w="2117"/>
-            <w:vAlign w:val="center"/>
-            <w:tcMar>
-              <w:top w:w="80" w:type="dxa"/>
-              <w:bottom w:w="80" w:type="dxa"/>
-              <w:left w:w="80" w:type="dxa"/>
-              <w:right w:w="80" w:type="dxa"/>
-            </w:tcMar>
-          </w:tcPr>
-          <w:p>
-            <w:pPr>
-              <w:keepNext w:val="0"/>
-              <w:spacing w:line="252" w:lineRule="auto" w:before="0" w:after="0"/>
-              <w:jc w:val="center"/>
-            </w:pPr>
-            <w:r>
-              <w:rPr>
-                <w:rFonts w:ascii="Times New Roman" w:hAnsi="Times New Roman"/>
-                <w:sz w:val="20"/>
+            <w:tcW w:type="dxa" w:w="1716"/>
+            <w:vAlign w:val="center"/>
+            <w:tcMar>
+              <w:top w:w="80" w:type="dxa"/>
+              <w:bottom w:w="80" w:type="dxa"/>
+              <w:left w:w="80" w:type="dxa"/>
+              <w:right w:w="80" w:type="dxa"/>
+            </w:tcMar>
+          </w:tcPr>
+          <w:p>
+            <w:pPr>
+              <w:keepNext w:val="0"/>
+              <w:spacing w:line="252" w:lineRule="auto" w:before="0" w:after="0"/>
+              <w:jc w:val="center"/>
+            </w:pPr>
+            <w:r>
+              <w:rPr>
+                <w:rFonts w:ascii="Times New Roman" w:hAnsi="Times New Roman"/>
+                <w:sz w:val="19"/>
               </w:rPr>
               <w:t xml:space="preserve">0.073</w:t>
             </w:r>
@@ -1021,7 +1154,7 @@
         </w:trPr>
         <w:tc>
           <w:tcPr>
-            <w:tcW w:type="dxa" w:w="2117"/>
+            <w:tcW w:type="dxa" w:w="1092"/>
             <w:vAlign w:val="center"/>
             <w:tcMar>
               <w:top w:w="80" w:type="dxa"/>
@@ -1041,7 +1174,7 @@
                 <w:rFonts w:ascii="Times New Roman" w:hAnsi="Times New Roman"/>
                 <w:i/>
                 <w:iCs/>
-                <w:sz w:val="20"/>
+                <w:sz w:val="19"/>
               </w:rPr>
               <w:t xml:space="preserve">IGF1R</w:t>
             </w:r>
@@ -1049,7 +1182,7 @@
         </w:tc>
         <w:tc>
           <w:tcPr>
-            <w:tcW w:type="dxa" w:w="2117"/>
+            <w:tcW w:type="dxa" w:w="3119"/>
             <w:vAlign w:val="center"/>
             <w:tcMar>
               <w:top w:w="80" w:type="dxa"/>
@@ -1067,7 +1200,7 @@
             <w:r>
               <w:rPr>
                 <w:rFonts w:ascii="Times New Roman" w:hAnsi="Times New Roman"/>
-                <w:sz w:val="20"/>
+                <w:sz w:val="19"/>
               </w:rPr>
               <w:t xml:space="preserve">UKB hyperthyroidism</w:t>
             </w:r>
@@ -1075,25 +1208,25 @@
         </w:tc>
         <w:tc>
           <w:tcPr>
-            <w:tcW w:type="dxa" w:w="2117"/>
-            <w:vAlign w:val="center"/>
-            <w:tcMar>
-              <w:top w:w="80" w:type="dxa"/>
-              <w:bottom w:w="80" w:type="dxa"/>
-              <w:left w:w="80" w:type="dxa"/>
-              <w:right w:w="80" w:type="dxa"/>
-            </w:tcMar>
-          </w:tcPr>
-          <w:p>
-            <w:pPr>
-              <w:keepNext w:val="0"/>
-              <w:spacing w:line="252" w:lineRule="auto" w:before="0" w:after="0"/>
-              <w:jc w:val="center"/>
-            </w:pPr>
-            <w:r>
-              <w:rPr>
-                <w:rFonts w:ascii="Times New Roman" w:hAnsi="Times New Roman"/>
-                <w:sz w:val="20"/>
+            <w:tcW w:type="dxa" w:w="1482"/>
+            <w:vAlign w:val="center"/>
+            <w:tcMar>
+              <w:top w:w="80" w:type="dxa"/>
+              <w:bottom w:w="80" w:type="dxa"/>
+              <w:left w:w="80" w:type="dxa"/>
+              <w:right w:w="80" w:type="dxa"/>
+            </w:tcMar>
+          </w:tcPr>
+          <w:p>
+            <w:pPr>
+              <w:keepNext w:val="0"/>
+              <w:spacing w:line="252" w:lineRule="auto" w:before="0" w:after="0"/>
+              <w:jc w:val="center"/>
+            </w:pPr>
+            <w:r>
+              <w:rPr>
+                <w:rFonts w:ascii="Times New Roman" w:hAnsi="Times New Roman"/>
+                <w:sz w:val="19"/>
               </w:rPr>
               <w:t xml:space="preserve">4</w:t>
             </w:r>
@@ -1101,25 +1234,25 @@
         </w:tc>
         <w:tc>
           <w:tcPr>
-            <w:tcW w:type="dxa" w:w="2117"/>
-            <w:vAlign w:val="center"/>
-            <w:tcMar>
-              <w:top w:w="80" w:type="dxa"/>
-              <w:bottom w:w="80" w:type="dxa"/>
-              <w:left w:w="80" w:type="dxa"/>
-              <w:right w:w="80" w:type="dxa"/>
-            </w:tcMar>
-          </w:tcPr>
-          <w:p>
-            <w:pPr>
-              <w:keepNext w:val="0"/>
-              <w:spacing w:line="252" w:lineRule="auto" w:before="0" w:after="0"/>
-              <w:jc w:val="center"/>
-            </w:pPr>
-            <w:r>
-              <w:rPr>
-                <w:rFonts w:ascii="Times New Roman" w:hAnsi="Times New Roman"/>
-                <w:sz w:val="20"/>
+            <w:tcW w:type="dxa" w:w="2262"/>
+            <w:vAlign w:val="center"/>
+            <w:tcMar>
+              <w:top w:w="80" w:type="dxa"/>
+              <w:bottom w:w="80" w:type="dxa"/>
+              <w:left w:w="80" w:type="dxa"/>
+              <w:right w:w="80" w:type="dxa"/>
+            </w:tcMar>
+          </w:tcPr>
+          <w:p>
+            <w:pPr>
+              <w:keepNext w:val="0"/>
+              <w:spacing w:line="252" w:lineRule="auto" w:before="0" w:after="0"/>
+              <w:jc w:val="center"/>
+            </w:pPr>
+            <w:r>
+              <w:rPr>
+                <w:rFonts w:ascii="Times New Roman" w:hAnsi="Times New Roman"/>
+                <w:sz w:val="19"/>
               </w:rPr>
               <w:t xml:space="preserve">1.35 (1.07–1.70)</w:t>
             </w:r>
@@ -1127,7 +1260,7 @@
         </w:tc>
         <w:tc>
           <w:tcPr>
-            <w:tcW w:type="dxa" w:w="2117"/>
+            <w:tcW w:type="dxa" w:w="1560"/>
             <w:vAlign w:val="center"/>
             <w:tcMar>
               <w:top w:w="80" w:type="dxa"/>
@@ -1146,7 +1279,7 @@
               <w:rPr>
                 <w:rFonts w:ascii="Times New Roman" w:hAnsi="Times New Roman"/>
                 <w:b/>
-                <w:sz w:val="20"/>
+                <w:sz w:val="19"/>
               </w:rPr>
               <w:t xml:space="preserve">0.0117</w:t>
             </w:r>
@@ -1154,25 +1287,51 @@
         </w:tc>
         <w:tc>
           <w:tcPr>
-            <w:tcW w:type="dxa" w:w="2117"/>
-            <w:vAlign w:val="center"/>
-            <w:tcMar>
-              <w:top w:w="80" w:type="dxa"/>
-              <w:bottom w:w="80" w:type="dxa"/>
-              <w:left w:w="80" w:type="dxa"/>
-              <w:right w:w="80" w:type="dxa"/>
-            </w:tcMar>
-          </w:tcPr>
-          <w:p>
-            <w:pPr>
-              <w:keepNext w:val="0"/>
-              <w:spacing w:line="252" w:lineRule="auto" w:before="0" w:after="0"/>
-              <w:jc w:val="center"/>
-            </w:pPr>
-            <w:r>
-              <w:rPr>
-                <w:rFonts w:ascii="Times New Roman" w:hAnsi="Times New Roman"/>
-                <w:sz w:val="20"/>
+            <w:tcW w:type="dxa" w:w="1794"/>
+            <w:vAlign w:val="center"/>
+            <w:tcMar>
+              <w:top w:w="80" w:type="dxa"/>
+              <w:bottom w:w="80" w:type="dxa"/>
+              <w:left w:w="80" w:type="dxa"/>
+              <w:right w:w="80" w:type="dxa"/>
+            </w:tcMar>
+          </w:tcPr>
+          <w:p>
+            <w:pPr>
+              <w:keepNext w:val="0"/>
+              <w:spacing w:line="252" w:lineRule="auto" w:before="0" w:after="0"/>
+              <w:jc w:val="center"/>
+            </w:pPr>
+            <w:r>
+              <w:rPr>
+                <w:rFonts w:ascii="Times New Roman" w:hAnsi="Times New Roman"/>
+                <w:sz w:val="19"/>
+              </w:rPr>
+              <w:t xml:space="preserve">0.400</w:t>
+            </w:r>
+          </w:p>
+        </w:tc>
+        <w:tc>
+          <w:tcPr>
+            <w:tcW w:type="dxa" w:w="1794"/>
+            <w:vAlign w:val="center"/>
+            <w:tcMar>
+              <w:top w:w="80" w:type="dxa"/>
+              <w:bottom w:w="80" w:type="dxa"/>
+              <w:left w:w="80" w:type="dxa"/>
+              <w:right w:w="80" w:type="dxa"/>
+            </w:tcMar>
+          </w:tcPr>
+          <w:p>
+            <w:pPr>
+              <w:keepNext w:val="0"/>
+              <w:spacing w:line="252" w:lineRule="auto" w:before="0" w:after="0"/>
+              <w:jc w:val="center"/>
+            </w:pPr>
+            <w:r>
+              <w:rPr>
+                <w:rFonts w:ascii="Times New Roman" w:hAnsi="Times New Roman"/>
+                <w:sz w:val="19"/>
               </w:rPr>
               <w:t xml:space="preserve">0.196</w:t>
             </w:r>
@@ -1180,25 +1339,25 @@
         </w:tc>
         <w:tc>
           <w:tcPr>
-            <w:tcW w:type="dxa" w:w="2117"/>
-            <w:vAlign w:val="center"/>
-            <w:tcMar>
-              <w:top w:w="80" w:type="dxa"/>
-              <w:bottom w:w="80" w:type="dxa"/>
-              <w:left w:w="80" w:type="dxa"/>
-              <w:right w:w="80" w:type="dxa"/>
-            </w:tcMar>
-          </w:tcPr>
-          <w:p>
-            <w:pPr>
-              <w:keepNext w:val="0"/>
-              <w:spacing w:line="252" w:lineRule="auto" w:before="0" w:after="0"/>
-              <w:jc w:val="center"/>
-            </w:pPr>
-            <w:r>
-              <w:rPr>
-                <w:rFonts w:ascii="Times New Roman" w:hAnsi="Times New Roman"/>
-                <w:sz w:val="20"/>
+            <w:tcW w:type="dxa" w:w="1716"/>
+            <w:vAlign w:val="center"/>
+            <w:tcMar>
+              <w:top w:w="80" w:type="dxa"/>
+              <w:bottom w:w="80" w:type="dxa"/>
+              <w:left w:w="80" w:type="dxa"/>
+              <w:right w:w="80" w:type="dxa"/>
+            </w:tcMar>
+          </w:tcPr>
+          <w:p>
+            <w:pPr>
+              <w:keepNext w:val="0"/>
+              <w:spacing w:line="252" w:lineRule="auto" w:before="0" w:after="0"/>
+              <w:jc w:val="center"/>
+            </w:pPr>
+            <w:r>
+              <w:rPr>
+                <w:rFonts w:ascii="Times New Roman" w:hAnsi="Times New Roman"/>
+                <w:sz w:val="19"/>
               </w:rPr>
               <w:t xml:space="preserve">0.404</w:t>
             </w:r>
@@ -1211,7 +1370,7 @@
         </w:trPr>
         <w:tc>
           <w:tcPr>
-            <w:tcW w:type="dxa" w:w="2117"/>
+            <w:tcW w:type="dxa" w:w="1092"/>
             <w:vAlign w:val="center"/>
             <w:tcMar>
               <w:top w:w="80" w:type="dxa"/>
@@ -1231,7 +1390,7 @@
                 <w:rFonts w:ascii="Times New Roman" w:hAnsi="Times New Roman"/>
                 <w:i/>
                 <w:iCs/>
-                <w:sz w:val="20"/>
+                <w:sz w:val="19"/>
               </w:rPr>
               <w:t xml:space="preserve">IGF1R</w:t>
             </w:r>
@@ -1239,7 +1398,7 @@
         </w:tc>
         <w:tc>
           <w:tcPr>
-            <w:tcW w:type="dxa" w:w="2117"/>
+            <w:tcW w:type="dxa" w:w="3119"/>
             <w:vAlign w:val="center"/>
             <w:tcMar>
               <w:top w:w="80" w:type="dxa"/>
@@ -1257,7 +1416,7 @@
             <w:r>
               <w:rPr>
                 <w:rFonts w:ascii="Times New Roman" w:hAnsi="Times New Roman"/>
-                <w:sz w:val="20"/>
+                <w:sz w:val="19"/>
               </w:rPr>
               <w:t xml:space="preserve">FinnGen Graves ophthalmopathy</w:t>
             </w:r>
@@ -1265,25 +1424,25 @@
         </w:tc>
         <w:tc>
           <w:tcPr>
-            <w:tcW w:type="dxa" w:w="2117"/>
-            <w:vAlign w:val="center"/>
-            <w:tcMar>
-              <w:top w:w="80" w:type="dxa"/>
-              <w:bottom w:w="80" w:type="dxa"/>
-              <w:left w:w="80" w:type="dxa"/>
-              <w:right w:w="80" w:type="dxa"/>
-            </w:tcMar>
-          </w:tcPr>
-          <w:p>
-            <w:pPr>
-              <w:keepNext w:val="0"/>
-              <w:spacing w:line="252" w:lineRule="auto" w:before="0" w:after="0"/>
-              <w:jc w:val="center"/>
-            </w:pPr>
-            <w:r>
-              <w:rPr>
-                <w:rFonts w:ascii="Times New Roman" w:hAnsi="Times New Roman"/>
-                <w:sz w:val="20"/>
+            <w:tcW w:type="dxa" w:w="1482"/>
+            <w:vAlign w:val="center"/>
+            <w:tcMar>
+              <w:top w:w="80" w:type="dxa"/>
+              <w:bottom w:w="80" w:type="dxa"/>
+              <w:left w:w="80" w:type="dxa"/>
+              <w:right w:w="80" w:type="dxa"/>
+            </w:tcMar>
+          </w:tcPr>
+          <w:p>
+            <w:pPr>
+              <w:keepNext w:val="0"/>
+              <w:spacing w:line="252" w:lineRule="auto" w:before="0" w:after="0"/>
+              <w:jc w:val="center"/>
+            </w:pPr>
+            <w:r>
+              <w:rPr>
+                <w:rFonts w:ascii="Times New Roman" w:hAnsi="Times New Roman"/>
+                <w:sz w:val="19"/>
               </w:rPr>
               <w:t xml:space="preserve">3</w:t>
             </w:r>
@@ -1291,25 +1450,25 @@
         </w:tc>
         <w:tc>
           <w:tcPr>
-            <w:tcW w:type="dxa" w:w="2117"/>
-            <w:vAlign w:val="center"/>
-            <w:tcMar>
-              <w:top w:w="80" w:type="dxa"/>
-              <w:bottom w:w="80" w:type="dxa"/>
-              <w:left w:w="80" w:type="dxa"/>
-              <w:right w:w="80" w:type="dxa"/>
-            </w:tcMar>
-          </w:tcPr>
-          <w:p>
-            <w:pPr>
-              <w:keepNext w:val="0"/>
-              <w:spacing w:line="252" w:lineRule="auto" w:before="0" w:after="0"/>
-              <w:jc w:val="center"/>
-            </w:pPr>
-            <w:r>
-              <w:rPr>
-                <w:rFonts w:ascii="Times New Roman" w:hAnsi="Times New Roman"/>
-                <w:sz w:val="20"/>
+            <w:tcW w:type="dxa" w:w="2262"/>
+            <w:vAlign w:val="center"/>
+            <w:tcMar>
+              <w:top w:w="80" w:type="dxa"/>
+              <w:bottom w:w="80" w:type="dxa"/>
+              <w:left w:w="80" w:type="dxa"/>
+              <w:right w:w="80" w:type="dxa"/>
+            </w:tcMar>
+          </w:tcPr>
+          <w:p>
+            <w:pPr>
+              <w:keepNext w:val="0"/>
+              <w:spacing w:line="252" w:lineRule="auto" w:before="0" w:after="0"/>
+              <w:jc w:val="center"/>
+            </w:pPr>
+            <w:r>
+              <w:rPr>
+                <w:rFonts w:ascii="Times New Roman" w:hAnsi="Times New Roman"/>
+                <w:sz w:val="19"/>
               </w:rPr>
               <w:t xml:space="preserve">1.41 (0.85–2.33)</w:t>
             </w:r>
@@ -1317,26 +1476,26 @@
         </w:tc>
         <w:tc>
           <w:tcPr>
-            <w:tcW w:type="dxa" w:w="2117"/>
-            <w:vAlign w:val="center"/>
-            <w:tcMar>
-              <w:top w:w="80" w:type="dxa"/>
-              <w:bottom w:w="80" w:type="dxa"/>
-              <w:left w:w="80" w:type="dxa"/>
-              <w:right w:w="80" w:type="dxa"/>
-            </w:tcMar>
-          </w:tcPr>
-          <w:p>
-            <w:pPr>
-              <w:keepNext w:val="0"/>
-              <w:spacing w:line="252" w:lineRule="auto" w:before="0" w:after="0"/>
-              <w:jc w:val="center"/>
-            </w:pPr>
-            <w:r>
-              <w:rPr>
-                <w:rFonts w:ascii="Times New Roman" w:hAnsi="Times New Roman"/>
-                <w:b/>
-                <w:sz w:val="20"/>
+            <w:tcW w:type="dxa" w:w="1560"/>
+            <w:vAlign w:val="center"/>
+            <w:tcMar>
+              <w:top w:w="80" w:type="dxa"/>
+              <w:bottom w:w="80" w:type="dxa"/>
+              <w:left w:w="80" w:type="dxa"/>
+              <w:right w:w="80" w:type="dxa"/>
+            </w:tcMar>
+          </w:tcPr>
+          <w:p>
+            <w:pPr>
+              <w:keepNext w:val="0"/>
+              <w:spacing w:line="252" w:lineRule="auto" w:before="0" w:after="0"/>
+              <w:jc w:val="center"/>
+            </w:pPr>
+            <w:r>
+              <w:rPr>
+                <w:rFonts w:ascii="Times New Roman" w:hAnsi="Times New Roman"/>
+                <w:b w:val="0"/>
+                <w:sz w:val="19"/>
               </w:rPr>
               <w:t xml:space="preserve">0.182</w:t>
             </w:r>
@@ -1344,25 +1503,51 @@
         </w:tc>
         <w:tc>
           <w:tcPr>
-            <w:tcW w:type="dxa" w:w="2117"/>
-            <w:vAlign w:val="center"/>
-            <w:tcMar>
-              <w:top w:w="80" w:type="dxa"/>
-              <w:bottom w:w="80" w:type="dxa"/>
-              <w:left w:w="80" w:type="dxa"/>
-              <w:right w:w="80" w:type="dxa"/>
-            </w:tcMar>
-          </w:tcPr>
-          <w:p>
-            <w:pPr>
-              <w:keepNext w:val="0"/>
-              <w:spacing w:line="252" w:lineRule="auto" w:before="0" w:after="0"/>
-              <w:jc w:val="center"/>
-            </w:pPr>
-            <w:r>
-              <w:rPr>
-                <w:rFonts w:ascii="Times New Roman" w:hAnsi="Times New Roman"/>
-                <w:sz w:val="20"/>
+            <w:tcW w:type="dxa" w:w="1794"/>
+            <w:vAlign w:val="center"/>
+            <w:tcMar>
+              <w:top w:w="80" w:type="dxa"/>
+              <w:bottom w:w="80" w:type="dxa"/>
+              <w:left w:w="80" w:type="dxa"/>
+              <w:right w:w="80" w:type="dxa"/>
+            </w:tcMar>
+          </w:tcPr>
+          <w:p>
+            <w:pPr>
+              <w:keepNext w:val="0"/>
+              <w:spacing w:line="252" w:lineRule="auto" w:before="0" w:after="0"/>
+              <w:jc w:val="center"/>
+            </w:pPr>
+            <w:r>
+              <w:rPr>
+                <w:rFonts w:ascii="Times New Roman" w:hAnsi="Times New Roman"/>
+                <w:sz w:val="19"/>
+              </w:rPr>
+              <w:t xml:space="preserve">0.623</w:t>
+            </w:r>
+          </w:p>
+        </w:tc>
+        <w:tc>
+          <w:tcPr>
+            <w:tcW w:type="dxa" w:w="1794"/>
+            <w:vAlign w:val="center"/>
+            <w:tcMar>
+              <w:top w:w="80" w:type="dxa"/>
+              <w:bottom w:w="80" w:type="dxa"/>
+              <w:left w:w="80" w:type="dxa"/>
+              <w:right w:w="80" w:type="dxa"/>
+            </w:tcMar>
+          </w:tcPr>
+          <w:p>
+            <w:pPr>
+              <w:keepNext w:val="0"/>
+              <w:spacing w:line="252" w:lineRule="auto" w:before="0" w:after="0"/>
+              <w:jc w:val="center"/>
+            </w:pPr>
+            <w:r>
+              <w:rPr>
+                <w:rFonts w:ascii="Times New Roman" w:hAnsi="Times New Roman"/>
+                <w:sz w:val="19"/>
               </w:rPr>
               <w:t xml:space="preserve">0.346</w:t>
             </w:r>
@@ -1370,25 +1555,25 @@
         </w:tc>
         <w:tc>
           <w:tcPr>
-            <w:tcW w:type="dxa" w:w="2117"/>
-            <w:vAlign w:val="center"/>
-            <w:tcMar>
-              <w:top w:w="80" w:type="dxa"/>
-              <w:bottom w:w="80" w:type="dxa"/>
-              <w:left w:w="80" w:type="dxa"/>
-              <w:right w:w="80" w:type="dxa"/>
-            </w:tcMar>
-          </w:tcPr>
-          <w:p>
-            <w:pPr>
-              <w:keepNext w:val="0"/>
-              <w:spacing w:line="252" w:lineRule="auto" w:before="0" w:after="0"/>
-              <w:jc w:val="center"/>
-            </w:pPr>
-            <w:r>
-              <w:rPr>
-                <w:rFonts w:ascii="Times New Roman" w:hAnsi="Times New Roman"/>
-                <w:sz w:val="20"/>
+            <w:tcW w:type="dxa" w:w="1716"/>
+            <w:vAlign w:val="center"/>
+            <w:tcMar>
+              <w:top w:w="80" w:type="dxa"/>
+              <w:bottom w:w="80" w:type="dxa"/>
+              <w:left w:w="80" w:type="dxa"/>
+              <w:right w:w="80" w:type="dxa"/>
+            </w:tcMar>
+          </w:tcPr>
+          <w:p>
+            <w:pPr>
+              <w:keepNext w:val="0"/>
+              <w:spacing w:line="252" w:lineRule="auto" w:before="0" w:after="0"/>
+              <w:jc w:val="center"/>
+            </w:pPr>
+            <w:r>
+              <w:rPr>
+                <w:rFonts w:ascii="Times New Roman" w:hAnsi="Times New Roman"/>
+                <w:sz w:val="19"/>
               </w:rPr>
               <w:t xml:space="preserve">0.032</w:t>
             </w:r>
@@ -1401,7 +1586,7 @@
         </w:trPr>
         <w:tc>
           <w:tcPr>
-            <w:tcW w:type="dxa" w:w="2117"/>
+            <w:tcW w:type="dxa" w:w="1092"/>
             <w:vAlign w:val="center"/>
             <w:tcMar>
               <w:top w:w="80" w:type="dxa"/>
@@ -1421,7 +1606,7 @@
                 <w:rFonts w:ascii="Times New Roman" w:hAnsi="Times New Roman"/>
                 <w:i/>
                 <w:iCs/>
-                <w:sz w:val="20"/>
+                <w:sz w:val="19"/>
               </w:rPr>
               <w:t xml:space="preserve">CTLA4</w:t>
             </w:r>
@@ -1429,7 +1614,7 @@
         </w:tc>
         <w:tc>
           <w:tcPr>
-            <w:tcW w:type="dxa" w:w="2117"/>
+            <w:tcW w:type="dxa" w:w="3119"/>
             <w:vAlign w:val="center"/>
             <w:tcMar>
               <w:top w:w="80" w:type="dxa"/>
@@ -1447,7 +1632,7 @@
             <w:r>
               <w:rPr>
                 <w:rFonts w:ascii="Times New Roman" w:hAnsi="Times New Roman"/>
-                <w:sz w:val="20"/>
+                <w:sz w:val="19"/>
               </w:rPr>
               <w:t xml:space="preserve">BBJ Graves disease</w:t>
             </w:r>
@@ -1455,25 +1640,25 @@
         </w:tc>
         <w:tc>
           <w:tcPr>
-            <w:tcW w:type="dxa" w:w="2117"/>
-            <w:vAlign w:val="center"/>
-            <w:tcMar>
-              <w:top w:w="80" w:type="dxa"/>
-              <w:bottom w:w="80" w:type="dxa"/>
-              <w:left w:w="80" w:type="dxa"/>
-              <w:right w:w="80" w:type="dxa"/>
-            </w:tcMar>
-          </w:tcPr>
-          <w:p>
-            <w:pPr>
-              <w:keepNext w:val="0"/>
-              <w:spacing w:line="252" w:lineRule="auto" w:before="0" w:after="0"/>
-              <w:jc w:val="center"/>
-            </w:pPr>
-            <w:r>
-              <w:rPr>
-                <w:rFonts w:ascii="Times New Roman" w:hAnsi="Times New Roman"/>
-                <w:sz w:val="20"/>
+            <w:tcW w:type="dxa" w:w="1482"/>
+            <w:vAlign w:val="center"/>
+            <w:tcMar>
+              <w:top w:w="80" w:type="dxa"/>
+              <w:bottom w:w="80" w:type="dxa"/>
+              <w:left w:w="80" w:type="dxa"/>
+              <w:right w:w="80" w:type="dxa"/>
+            </w:tcMar>
+          </w:tcPr>
+          <w:p>
+            <w:pPr>
+              <w:keepNext w:val="0"/>
+              <w:spacing w:line="252" w:lineRule="auto" w:before="0" w:after="0"/>
+              <w:jc w:val="center"/>
+            </w:pPr>
+            <w:r>
+              <w:rPr>
+                <w:rFonts w:ascii="Times New Roman" w:hAnsi="Times New Roman"/>
+                <w:sz w:val="19"/>
               </w:rPr>
               <w:t xml:space="preserve">1</w:t>
             </w:r>
@@ -1481,25 +1666,25 @@
         </w:tc>
         <w:tc>
           <w:tcPr>
-            <w:tcW w:type="dxa" w:w="2117"/>
-            <w:vAlign w:val="center"/>
-            <w:tcMar>
-              <w:top w:w="80" w:type="dxa"/>
-              <w:bottom w:w="80" w:type="dxa"/>
-              <w:left w:w="80" w:type="dxa"/>
-              <w:right w:w="80" w:type="dxa"/>
-            </w:tcMar>
-          </w:tcPr>
-          <w:p>
-            <w:pPr>
-              <w:keepNext w:val="0"/>
-              <w:spacing w:line="252" w:lineRule="auto" w:before="0" w:after="0"/>
-              <w:jc w:val="center"/>
-            </w:pPr>
-            <w:r>
-              <w:rPr>
-                <w:rFonts w:ascii="Times New Roman" w:hAnsi="Times New Roman"/>
-                <w:sz w:val="20"/>
+            <w:tcW w:type="dxa" w:w="2262"/>
+            <w:vAlign w:val="center"/>
+            <w:tcMar>
+              <w:top w:w="80" w:type="dxa"/>
+              <w:bottom w:w="80" w:type="dxa"/>
+              <w:left w:w="80" w:type="dxa"/>
+              <w:right w:w="80" w:type="dxa"/>
+            </w:tcMar>
+          </w:tcPr>
+          <w:p>
+            <w:pPr>
+              <w:keepNext w:val="0"/>
+              <w:spacing w:line="252" w:lineRule="auto" w:before="0" w:after="0"/>
+              <w:jc w:val="center"/>
+            </w:pPr>
+            <w:r>
+              <w:rPr>
+                <w:rFonts w:ascii="Times New Roman" w:hAnsi="Times New Roman"/>
+                <w:sz w:val="19"/>
               </w:rPr>
               <w:t xml:space="preserve">0.18 (0.11–0.27)</w:t>
             </w:r>
@@ -1507,7 +1692,7 @@
         </w:tc>
         <w:tc>
           <w:tcPr>
-            <w:tcW w:type="dxa" w:w="2117"/>
+            <w:tcW w:type="dxa" w:w="1560"/>
             <w:vAlign w:val="center"/>
             <w:tcMar>
               <w:top w:w="80" w:type="dxa"/>
@@ -1526,7 +1711,7 @@
               <w:rPr>
                 <w:rFonts w:ascii="Times New Roman" w:hAnsi="Times New Roman"/>
                 <w:b/>
-                <w:sz w:val="20"/>
+                <w:sz w:val="19"/>
               </w:rPr>
               <w:t xml:space="preserve">5.45×10⁻¹⁵</w:t>
             </w:r>
@@ -1534,25 +1719,51 @@
         </w:tc>
         <w:tc>
           <w:tcPr>
-            <w:tcW w:type="dxa" w:w="2117"/>
-            <w:vAlign w:val="center"/>
-            <w:tcMar>
-              <w:top w:w="80" w:type="dxa"/>
-              <w:bottom w:w="80" w:type="dxa"/>
-              <w:left w:w="80" w:type="dxa"/>
-              <w:right w:w="80" w:type="dxa"/>
-            </w:tcMar>
-          </w:tcPr>
-          <w:p>
-            <w:pPr>
-              <w:keepNext w:val="0"/>
-              <w:spacing w:line="252" w:lineRule="auto" w:before="0" w:after="0"/>
-              <w:jc w:val="center"/>
-            </w:pPr>
-            <w:r>
-              <w:rPr>
-                <w:rFonts w:ascii="Times New Roman" w:hAnsi="Times New Roman"/>
-                <w:sz w:val="20"/>
+            <w:tcW w:type="dxa" w:w="1794"/>
+            <w:vAlign w:val="center"/>
+            <w:tcMar>
+              <w:top w:w="80" w:type="dxa"/>
+              <w:bottom w:w="80" w:type="dxa"/>
+              <w:left w:w="80" w:type="dxa"/>
+              <w:right w:w="80" w:type="dxa"/>
+            </w:tcMar>
+          </w:tcPr>
+          <w:p>
+            <w:pPr>
+              <w:keepNext w:val="0"/>
+              <w:spacing w:line="252" w:lineRule="auto" w:before="0" w:after="0"/>
+              <w:jc w:val="center"/>
+            </w:pPr>
+            <w:r>
+              <w:rPr>
+                <w:rFonts w:ascii="Times New Roman" w:hAnsi="Times New Roman"/>
+                <w:sz w:val="19"/>
+              </w:rPr>
+              <w:t xml:space="preserve">&lt;0.001</w:t>
+            </w:r>
+          </w:p>
+        </w:tc>
+        <w:tc>
+          <w:tcPr>
+            <w:tcW w:type="dxa" w:w="1794"/>
+            <w:vAlign w:val="center"/>
+            <w:tcMar>
+              <w:top w:w="80" w:type="dxa"/>
+              <w:bottom w:w="80" w:type="dxa"/>
+              <w:left w:w="80" w:type="dxa"/>
+              <w:right w:w="80" w:type="dxa"/>
+            </w:tcMar>
+          </w:tcPr>
+          <w:p>
+            <w:pPr>
+              <w:keepNext w:val="0"/>
+              <w:spacing w:line="252" w:lineRule="auto" w:before="0" w:after="0"/>
+              <w:jc w:val="center"/>
+            </w:pPr>
+            <w:r>
+              <w:rPr>
+                <w:rFonts w:ascii="Times New Roman" w:hAnsi="Times New Roman"/>
+                <w:sz w:val="19"/>
               </w:rPr>
               <w:t xml:space="preserve">0.799</w:t>
             </w:r>
@@ -1560,25 +1771,25 @@
         </w:tc>
         <w:tc>
           <w:tcPr>
-            <w:tcW w:type="dxa" w:w="2117"/>
-            <w:vAlign w:val="center"/>
-            <w:tcMar>
-              <w:top w:w="80" w:type="dxa"/>
-              <w:bottom w:w="80" w:type="dxa"/>
-              <w:left w:w="80" w:type="dxa"/>
-              <w:right w:w="80" w:type="dxa"/>
-            </w:tcMar>
-          </w:tcPr>
-          <w:p>
-            <w:pPr>
-              <w:keepNext w:val="0"/>
-              <w:spacing w:line="252" w:lineRule="auto" w:before="0" w:after="0"/>
-              <w:jc w:val="center"/>
-            </w:pPr>
-            <w:r>
-              <w:rPr>
-                <w:rFonts w:ascii="Times New Roman" w:hAnsi="Times New Roman"/>
-                <w:sz w:val="20"/>
+            <w:tcW w:type="dxa" w:w="1716"/>
+            <w:vAlign w:val="center"/>
+            <w:tcMar>
+              <w:top w:w="80" w:type="dxa"/>
+              <w:bottom w:w="80" w:type="dxa"/>
+              <w:left w:w="80" w:type="dxa"/>
+              <w:right w:w="80" w:type="dxa"/>
+            </w:tcMar>
+          </w:tcPr>
+          <w:p>
+            <w:pPr>
+              <w:keepNext w:val="0"/>
+              <w:spacing w:line="252" w:lineRule="auto" w:before="0" w:after="0"/>
+              <w:jc w:val="center"/>
+            </w:pPr>
+            <w:r>
+              <w:rPr>
+                <w:rFonts w:ascii="Times New Roman" w:hAnsi="Times New Roman"/>
+                <w:sz w:val="19"/>
               </w:rPr>
               <w:t xml:space="preserve">0.201</w:t>
             </w:r>
@@ -1591,7 +1802,7 @@
         </w:trPr>
         <w:tc>
           <w:tcPr>
-            <w:tcW w:type="dxa" w:w="2117"/>
+            <w:tcW w:type="dxa" w:w="1092"/>
             <w:vAlign w:val="center"/>
             <w:tcMar>
               <w:top w:w="80" w:type="dxa"/>
@@ -1611,7 +1822,7 @@
                 <w:rFonts w:ascii="Times New Roman" w:hAnsi="Times New Roman"/>
                 <w:i/>
                 <w:iCs/>
-                <w:sz w:val="20"/>
+                <w:sz w:val="19"/>
               </w:rPr>
               <w:t xml:space="preserve">CTLA4</w:t>
             </w:r>
@@ -1619,7 +1830,7 @@
         </w:tc>
         <w:tc>
           <w:tcPr>
-            <w:tcW w:type="dxa" w:w="2117"/>
+            <w:tcW w:type="dxa" w:w="3119"/>
             <w:vAlign w:val="center"/>
             <w:tcMar>
               <w:top w:w="80" w:type="dxa"/>
@@ -1637,7 +1848,7 @@
             <w:r>
               <w:rPr>
                 <w:rFonts w:ascii="Times New Roman" w:hAnsi="Times New Roman"/>
-                <w:sz w:val="20"/>
+                <w:sz w:val="19"/>
               </w:rPr>
               <w:t xml:space="preserve">UKB hyperthyroidism</w:t>
             </w:r>
@@ -1645,25 +1856,25 @@
         </w:tc>
         <w:tc>
           <w:tcPr>
-            <w:tcW w:type="dxa" w:w="2117"/>
-            <w:vAlign w:val="center"/>
-            <w:tcMar>
-              <w:top w:w="80" w:type="dxa"/>
-              <w:bottom w:w="80" w:type="dxa"/>
-              <w:left w:w="80" w:type="dxa"/>
-              <w:right w:w="80" w:type="dxa"/>
-            </w:tcMar>
-          </w:tcPr>
-          <w:p>
-            <w:pPr>
-              <w:keepNext w:val="0"/>
-              <w:spacing w:line="252" w:lineRule="auto" w:before="0" w:after="0"/>
-              <w:jc w:val="center"/>
-            </w:pPr>
-            <w:r>
-              <w:rPr>
-                <w:rFonts w:ascii="Times New Roman" w:hAnsi="Times New Roman"/>
-                <w:sz w:val="20"/>
+            <w:tcW w:type="dxa" w:w="1482"/>
+            <w:vAlign w:val="center"/>
+            <w:tcMar>
+              <w:top w:w="80" w:type="dxa"/>
+              <w:bottom w:w="80" w:type="dxa"/>
+              <w:left w:w="80" w:type="dxa"/>
+              <w:right w:w="80" w:type="dxa"/>
+            </w:tcMar>
+          </w:tcPr>
+          <w:p>
+            <w:pPr>
+              <w:keepNext w:val="0"/>
+              <w:spacing w:line="252" w:lineRule="auto" w:before="0" w:after="0"/>
+              <w:jc w:val="center"/>
+            </w:pPr>
+            <w:r>
+              <w:rPr>
+                <w:rFonts w:ascii="Times New Roman" w:hAnsi="Times New Roman"/>
+                <w:sz w:val="19"/>
               </w:rPr>
               <w:t xml:space="preserve">2</w:t>
             </w:r>
@@ -1671,25 +1882,25 @@
         </w:tc>
         <w:tc>
           <w:tcPr>
-            <w:tcW w:type="dxa" w:w="2117"/>
-            <w:vAlign w:val="center"/>
-            <w:tcMar>
-              <w:top w:w="80" w:type="dxa"/>
-              <w:bottom w:w="80" w:type="dxa"/>
-              <w:left w:w="80" w:type="dxa"/>
-              <w:right w:w="80" w:type="dxa"/>
-            </w:tcMar>
-          </w:tcPr>
-          <w:p>
-            <w:pPr>
-              <w:keepNext w:val="0"/>
-              <w:spacing w:line="252" w:lineRule="auto" w:before="0" w:after="0"/>
-              <w:jc w:val="center"/>
-            </w:pPr>
-            <w:r>
-              <w:rPr>
-                <w:rFonts w:ascii="Times New Roman" w:hAnsi="Times New Roman"/>
-                <w:sz w:val="20"/>
+            <w:tcW w:type="dxa" w:w="2262"/>
+            <w:vAlign w:val="center"/>
+            <w:tcMar>
+              <w:top w:w="80" w:type="dxa"/>
+              <w:bottom w:w="80" w:type="dxa"/>
+              <w:left w:w="80" w:type="dxa"/>
+              <w:right w:w="80" w:type="dxa"/>
+            </w:tcMar>
+          </w:tcPr>
+          <w:p>
+            <w:pPr>
+              <w:keepNext w:val="0"/>
+              <w:spacing w:line="252" w:lineRule="auto" w:before="0" w:after="0"/>
+              <w:jc w:val="center"/>
+            </w:pPr>
+            <w:r>
+              <w:rPr>
+                <w:rFonts w:ascii="Times New Roman" w:hAnsi="Times New Roman"/>
+                <w:sz w:val="19"/>
               </w:rPr>
               <w:t xml:space="preserve">0.21 (0.08–0.57)</w:t>
             </w:r>
@@ -1697,7 +1908,7 @@
         </w:tc>
         <w:tc>
           <w:tcPr>
-            <w:tcW w:type="dxa" w:w="2117"/>
+            <w:tcW w:type="dxa" w:w="1560"/>
             <w:vAlign w:val="center"/>
             <w:tcMar>
               <w:top w:w="80" w:type="dxa"/>
@@ -1716,7 +1927,7 @@
               <w:rPr>
                 <w:rFonts w:ascii="Times New Roman" w:hAnsi="Times New Roman"/>
                 <w:b/>
-                <w:sz w:val="20"/>
+                <w:sz w:val="19"/>
               </w:rPr>
               <w:t xml:space="preserve">0.0022</w:t>
             </w:r>
@@ -1724,25 +1935,51 @@
         </w:tc>
         <w:tc>
           <w:tcPr>
-            <w:tcW w:type="dxa" w:w="2117"/>
-            <w:vAlign w:val="center"/>
-            <w:tcMar>
-              <w:top w:w="80" w:type="dxa"/>
-              <w:bottom w:w="80" w:type="dxa"/>
-              <w:left w:w="80" w:type="dxa"/>
-              <w:right w:w="80" w:type="dxa"/>
-            </w:tcMar>
-          </w:tcPr>
-          <w:p>
-            <w:pPr>
-              <w:keepNext w:val="0"/>
-              <w:spacing w:line="252" w:lineRule="auto" w:before="0" w:after="0"/>
-              <w:jc w:val="center"/>
-            </w:pPr>
-            <w:r>
-              <w:rPr>
-                <w:rFonts w:ascii="Times New Roman" w:hAnsi="Times New Roman"/>
-                <w:sz w:val="20"/>
+            <w:tcW w:type="dxa" w:w="1794"/>
+            <w:vAlign w:val="center"/>
+            <w:tcMar>
+              <w:top w:w="80" w:type="dxa"/>
+              <w:bottom w:w="80" w:type="dxa"/>
+              <w:left w:w="80" w:type="dxa"/>
+              <w:right w:w="80" w:type="dxa"/>
+            </w:tcMar>
+          </w:tcPr>
+          <w:p>
+            <w:pPr>
+              <w:keepNext w:val="0"/>
+              <w:spacing w:line="252" w:lineRule="auto" w:before="0" w:after="0"/>
+              <w:jc w:val="center"/>
+            </w:pPr>
+            <w:r>
+              <w:rPr>
+                <w:rFonts w:ascii="Times New Roman" w:hAnsi="Times New Roman"/>
+                <w:sz w:val="19"/>
+              </w:rPr>
+              <w:t xml:space="preserve">&lt;0.001</w:t>
+            </w:r>
+          </w:p>
+        </w:tc>
+        <w:tc>
+          <w:tcPr>
+            <w:tcW w:type="dxa" w:w="1794"/>
+            <w:vAlign w:val="center"/>
+            <w:tcMar>
+              <w:top w:w="80" w:type="dxa"/>
+              <w:bottom w:w="80" w:type="dxa"/>
+              <w:left w:w="80" w:type="dxa"/>
+              <w:right w:w="80" w:type="dxa"/>
+            </w:tcMar>
+          </w:tcPr>
+          <w:p>
+            <w:pPr>
+              <w:keepNext w:val="0"/>
+              <w:spacing w:line="252" w:lineRule="auto" w:before="0" w:after="0"/>
+              <w:jc w:val="center"/>
+            </w:pPr>
+            <w:r>
+              <w:rPr>
+                <w:rFonts w:ascii="Times New Roman" w:hAnsi="Times New Roman"/>
+                <w:sz w:val="19"/>
               </w:rPr>
               <w:t xml:space="preserve">0.047</w:t>
             </w:r>
@@ -1750,25 +1987,25 @@
         </w:tc>
         <w:tc>
           <w:tcPr>
-            <w:tcW w:type="dxa" w:w="2117"/>
-            <w:vAlign w:val="center"/>
-            <w:tcMar>
-              <w:top w:w="80" w:type="dxa"/>
-              <w:bottom w:w="80" w:type="dxa"/>
-              <w:left w:w="80" w:type="dxa"/>
-              <w:right w:w="80" w:type="dxa"/>
-            </w:tcMar>
-          </w:tcPr>
-          <w:p>
-            <w:pPr>
-              <w:keepNext w:val="0"/>
-              <w:spacing w:line="252" w:lineRule="auto" w:before="0" w:after="0"/>
-              <w:jc w:val="center"/>
-            </w:pPr>
-            <w:r>
-              <w:rPr>
-                <w:rFonts w:ascii="Times New Roman" w:hAnsi="Times New Roman"/>
-                <w:sz w:val="20"/>
+            <w:tcW w:type="dxa" w:w="1716"/>
+            <w:vAlign w:val="center"/>
+            <w:tcMar>
+              <w:top w:w="80" w:type="dxa"/>
+              <w:bottom w:w="80" w:type="dxa"/>
+              <w:left w:w="80" w:type="dxa"/>
+              <w:right w:w="80" w:type="dxa"/>
+            </w:tcMar>
+          </w:tcPr>
+          <w:p>
+            <w:pPr>
+              <w:keepNext w:val="0"/>
+              <w:spacing w:line="252" w:lineRule="auto" w:before="0" w:after="0"/>
+              <w:jc w:val="center"/>
+            </w:pPr>
+            <w:r>
+              <w:rPr>
+                <w:rFonts w:ascii="Times New Roman" w:hAnsi="Times New Roman"/>
+                <w:sz w:val="19"/>
               </w:rPr>
               <w:t xml:space="preserve">0.953</w:t>
             </w:r>
@@ -1781,7 +2018,7 @@
         </w:trPr>
         <w:tc>
           <w:tcPr>
-            <w:tcW w:type="dxa" w:w="2117"/>
+            <w:tcW w:type="dxa" w:w="1092"/>
             <w:vAlign w:val="center"/>
             <w:tcMar>
               <w:top w:w="80" w:type="dxa"/>
@@ -1801,7 +2038,7 @@
                 <w:rFonts w:ascii="Times New Roman" w:hAnsi="Times New Roman"/>
                 <w:i/>
                 <w:iCs/>
-                <w:sz w:val="20"/>
+                <w:sz w:val="19"/>
               </w:rPr>
               <w:t xml:space="preserve">CTLA4</w:t>
             </w:r>
@@ -1809,7 +2046,7 @@
         </w:tc>
         <w:tc>
           <w:tcPr>
-            <w:tcW w:type="dxa" w:w="2117"/>
+            <w:tcW w:type="dxa" w:w="3119"/>
             <w:vAlign w:val="center"/>
             <w:tcMar>
               <w:top w:w="80" w:type="dxa"/>
@@ -1827,7 +2064,7 @@
             <w:r>
               <w:rPr>
                 <w:rFonts w:ascii="Times New Roman" w:hAnsi="Times New Roman"/>
-                <w:sz w:val="20"/>
+                <w:sz w:val="19"/>
               </w:rPr>
               <w:t xml:space="preserve">FinnGen Graves ophthalmopathy</w:t>
             </w:r>
@@ -1835,25 +2072,25 @@
         </w:tc>
         <w:tc>
           <w:tcPr>
-            <w:tcW w:type="dxa" w:w="2117"/>
-            <w:vAlign w:val="center"/>
-            <w:tcMar>
-              <w:top w:w="80" w:type="dxa"/>
-              <w:bottom w:w="80" w:type="dxa"/>
-              <w:left w:w="80" w:type="dxa"/>
-              <w:right w:w="80" w:type="dxa"/>
-            </w:tcMar>
-          </w:tcPr>
-          <w:p>
-            <w:pPr>
-              <w:keepNext w:val="0"/>
-              <w:spacing w:line="252" w:lineRule="auto" w:before="0" w:after="0"/>
-              <w:jc w:val="center"/>
-            </w:pPr>
-            <w:r>
-              <w:rPr>
-                <w:rFonts w:ascii="Times New Roman" w:hAnsi="Times New Roman"/>
-                <w:sz w:val="20"/>
+            <w:tcW w:type="dxa" w:w="1482"/>
+            <w:vAlign w:val="center"/>
+            <w:tcMar>
+              <w:top w:w="80" w:type="dxa"/>
+              <w:bottom w:w="80" w:type="dxa"/>
+              <w:left w:w="80" w:type="dxa"/>
+              <w:right w:w="80" w:type="dxa"/>
+            </w:tcMar>
+          </w:tcPr>
+          <w:p>
+            <w:pPr>
+              <w:keepNext w:val="0"/>
+              <w:spacing w:line="252" w:lineRule="auto" w:before="0" w:after="0"/>
+              <w:jc w:val="center"/>
+            </w:pPr>
+            <w:r>
+              <w:rPr>
+                <w:rFonts w:ascii="Times New Roman" w:hAnsi="Times New Roman"/>
+                <w:sz w:val="19"/>
               </w:rPr>
               <w:t xml:space="preserve">2</w:t>
             </w:r>
@@ -1861,25 +2098,25 @@
         </w:tc>
         <w:tc>
           <w:tcPr>
-            <w:tcW w:type="dxa" w:w="2117"/>
-            <w:vAlign w:val="center"/>
-            <w:tcMar>
-              <w:top w:w="80" w:type="dxa"/>
-              <w:bottom w:w="80" w:type="dxa"/>
-              <w:left w:w="80" w:type="dxa"/>
-              <w:right w:w="80" w:type="dxa"/>
-            </w:tcMar>
-          </w:tcPr>
-          <w:p>
-            <w:pPr>
-              <w:keepNext w:val="0"/>
-              <w:spacing w:line="252" w:lineRule="auto" w:before="0" w:after="0"/>
-              <w:jc w:val="center"/>
-            </w:pPr>
-            <w:r>
-              <w:rPr>
-                <w:rFonts w:ascii="Times New Roman" w:hAnsi="Times New Roman"/>
-                <w:sz w:val="20"/>
+            <w:tcW w:type="dxa" w:w="2262"/>
+            <w:vAlign w:val="center"/>
+            <w:tcMar>
+              <w:top w:w="80" w:type="dxa"/>
+              <w:bottom w:w="80" w:type="dxa"/>
+              <w:left w:w="80" w:type="dxa"/>
+              <w:right w:w="80" w:type="dxa"/>
+            </w:tcMar>
+          </w:tcPr>
+          <w:p>
+            <w:pPr>
+              <w:keepNext w:val="0"/>
+              <w:spacing w:line="252" w:lineRule="auto" w:before="0" w:after="0"/>
+              <w:jc w:val="center"/>
+            </w:pPr>
+            <w:r>
+              <w:rPr>
+                <w:rFonts w:ascii="Times New Roman" w:hAnsi="Times New Roman"/>
+                <w:sz w:val="19"/>
               </w:rPr>
               <w:t xml:space="preserve">0.17 (0.04–0.68)</w:t>
             </w:r>
@@ -1887,7 +2124,7 @@
         </w:tc>
         <w:tc>
           <w:tcPr>
-            <w:tcW w:type="dxa" w:w="2117"/>
+            <w:tcW w:type="dxa" w:w="1560"/>
             <w:vAlign w:val="center"/>
             <w:tcMar>
               <w:top w:w="80" w:type="dxa"/>
@@ -1906,7 +2143,7 @@
               <w:rPr>
                 <w:rFonts w:ascii="Times New Roman" w:hAnsi="Times New Roman"/>
                 <w:b/>
-                <w:sz w:val="20"/>
+                <w:sz w:val="19"/>
               </w:rPr>
               <w:t xml:space="preserve">0.0118</w:t>
             </w:r>
@@ -1914,25 +2151,51 @@
         </w:tc>
         <w:tc>
           <w:tcPr>
-            <w:tcW w:type="dxa" w:w="2117"/>
-            <w:vAlign w:val="center"/>
-            <w:tcMar>
-              <w:top w:w="80" w:type="dxa"/>
-              <w:bottom w:w="80" w:type="dxa"/>
-              <w:left w:w="80" w:type="dxa"/>
-              <w:right w:w="80" w:type="dxa"/>
-            </w:tcMar>
-          </w:tcPr>
-          <w:p>
-            <w:pPr>
-              <w:keepNext w:val="0"/>
-              <w:spacing w:line="252" w:lineRule="auto" w:before="0" w:after="0"/>
-              <w:jc w:val="center"/>
-            </w:pPr>
-            <w:r>
-              <w:rPr>
-                <w:rFonts w:ascii="Times New Roman" w:hAnsi="Times New Roman"/>
-                <w:sz w:val="20"/>
+            <w:tcW w:type="dxa" w:w="1794"/>
+            <w:vAlign w:val="center"/>
+            <w:tcMar>
+              <w:top w:w="80" w:type="dxa"/>
+              <w:bottom w:w="80" w:type="dxa"/>
+              <w:left w:w="80" w:type="dxa"/>
+              <w:right w:w="80" w:type="dxa"/>
+            </w:tcMar>
+          </w:tcPr>
+          <w:p>
+            <w:pPr>
+              <w:keepNext w:val="0"/>
+              <w:spacing w:line="252" w:lineRule="auto" w:before="0" w:after="0"/>
+              <w:jc w:val="center"/>
+            </w:pPr>
+            <w:r>
+              <w:rPr>
+                <w:rFonts w:ascii="Times New Roman" w:hAnsi="Times New Roman"/>
+                <w:sz w:val="19"/>
+              </w:rPr>
+              <w:t xml:space="preserve">&lt;0.001</w:t>
+            </w:r>
+          </w:p>
+        </w:tc>
+        <w:tc>
+          <w:tcPr>
+            <w:tcW w:type="dxa" w:w="1794"/>
+            <w:vAlign w:val="center"/>
+            <w:tcMar>
+              <w:top w:w="80" w:type="dxa"/>
+              <w:bottom w:w="80" w:type="dxa"/>
+              <w:left w:w="80" w:type="dxa"/>
+              <w:right w:w="80" w:type="dxa"/>
+            </w:tcMar>
+          </w:tcPr>
+          <w:p>
+            <w:pPr>
+              <w:keepNext w:val="0"/>
+              <w:spacing w:line="252" w:lineRule="auto" w:before="0" w:after="0"/>
+              <w:jc w:val="center"/>
+            </w:pPr>
+            <w:r>
+              <w:rPr>
+                <w:rFonts w:ascii="Times New Roman" w:hAnsi="Times New Roman"/>
+                <w:sz w:val="19"/>
               </w:rPr>
               <w:t xml:space="preserve">0.022</w:t>
             </w:r>
@@ -1940,25 +2203,25 @@
         </w:tc>
         <w:tc>
           <w:tcPr>
-            <w:tcW w:type="dxa" w:w="2117"/>
-            <w:vAlign w:val="center"/>
-            <w:tcMar>
-              <w:top w:w="80" w:type="dxa"/>
-              <w:bottom w:w="80" w:type="dxa"/>
-              <w:left w:w="80" w:type="dxa"/>
-              <w:right w:w="80" w:type="dxa"/>
-            </w:tcMar>
-          </w:tcPr>
-          <w:p>
-            <w:pPr>
-              <w:keepNext w:val="0"/>
-              <w:spacing w:line="252" w:lineRule="auto" w:before="0" w:after="0"/>
-              <w:jc w:val="center"/>
-            </w:pPr>
-            <w:r>
-              <w:rPr>
-                <w:rFonts w:ascii="Times New Roman" w:hAnsi="Times New Roman"/>
-                <w:sz w:val="20"/>
+            <w:tcW w:type="dxa" w:w="1716"/>
+            <w:vAlign w:val="center"/>
+            <w:tcMar>
+              <w:top w:w="80" w:type="dxa"/>
+              <w:bottom w:w="80" w:type="dxa"/>
+              <w:left w:w="80" w:type="dxa"/>
+              <w:right w:w="80" w:type="dxa"/>
+            </w:tcMar>
+          </w:tcPr>
+          <w:p>
+            <w:pPr>
+              <w:keepNext w:val="0"/>
+              <w:spacing w:line="252" w:lineRule="auto" w:before="0" w:after="0"/>
+              <w:jc w:val="center"/>
+            </w:pPr>
+            <w:r>
+              <w:rPr>
+                <w:rFonts w:ascii="Times New Roman" w:hAnsi="Times New Roman"/>
+                <w:sz w:val="19"/>
               </w:rPr>
               <w:t xml:space="preserve">0.978</w:t>
             </w:r>
@@ -1977,7 +2240,7 @@
         <w:rPr>
           <w:sz w:val="20"/>
         </w:rPr>
-        <w:t xml:space="preserve">ORs are per unit increase in reconstructed, genetically proxied blood expression. Wald ratio was used for one instrument and IVW for multiple instruments.</w:t>
+        <w:t xml:space="preserve">ORs are per approximately one SD higher reconstructed, genetically proxied blood expression. Wald ratio was used for one instrument and IVW for multiple instruments.</w:t>
       </w:r>
       <w:r>
         <w:rPr>
@@ -2003,7 +2266,7 @@
         <w:rPr>
           <w:sz w:val="20"/>
         </w:rPr>
-        <w:t xml:space="preserve">values are two-sided and shown to three significant digits. BBJ discovery significance requires</w:t>
+        <w:t xml:space="preserve">values are two-sided and shown to three significant digits; BBJ discovery significance requires</w:t>
       </w:r>
       <w:r>
         <w:rPr>
@@ -2029,7 +2292,7 @@
         <w:rPr>
           <w:sz w:val="20"/>
         </w:rPr>
-        <w:t xml:space="preserve">&lt; 1.965×10⁻⁵;</w:t>
+        <w:t xml:space="preserve">&lt; 1.965×10⁻⁵, while</w:t>
       </w:r>
       <w:r>
         <w:rPr>
@@ -2055,7 +2318,7 @@
         <w:rPr>
           <w:sz w:val="20"/>
         </w:rPr>
-        <w:t xml:space="preserve">&lt; 0.05 in other outcomes is nominal support. PP.H3 and PP.H4 are the colocalization posterior probabilities of two distinct causal variants and of one shared causal variant; they are model-based measures of support, not</w:t>
+        <w:t xml:space="preserve">&lt; 0.05 in other outcomes is nominal. H2, H3 and H4 denote expression only, distinct variants and a shared variant under the single-causal-variant model; these posterior probabilities are not</w:t>
       </w:r>
       <w:r>
         <w:rPr>
@@ -2081,33 +2344,7 @@
         <w:rPr>
           <w:sz w:val="20"/>
         </w:rPr>
-        <w:t xml:space="preserve">values, and ≥0.80 was the criterion for strong support. The two do not sum to one: the remainder is mostly PP.H2, an expression association without a resolved disease signal, which is why the</w:t>
-      </w:r>
-      <w:r>
-        <w:rPr>
-          <w:sz w:val="20"/>
-        </w:rPr>
-        <w:t xml:space="preserve"> </w:t>
-      </w:r>
-      <w:r>
-        <w:rPr>
-          <w:i/>
-          <w:iCs/>
-          <w:sz w:val="20"/>
-        </w:rPr>
-        <w:t xml:space="preserve">IGF1R</w:t>
-      </w:r>
-      <w:r>
-        <w:rPr>
-          <w:sz w:val="20"/>
-        </w:rPr>
-        <w:t xml:space="preserve"> </w:t>
-      </w:r>
-      <w:r>
-        <w:rPr>
-          <w:sz w:val="20"/>
-        </w:rPr>
-        <w:t xml:space="preserve">results are reported as unresolved rather than as evidence of distinct variants. Full PP.H0–PP.H4 are in Supplementary Data 3. All nine estimates are shown. Sensitivity results are in Tables S1–S3.</w:t>
+        <w:t xml:space="preserve">values. H0/H1 account for any remaining probability. H4 ≥ 0.80 denotes strong shared-variant support. H2 dominance does not prove absence of marginal disease association. For rs179252, the G-allele exposure coefficient was 0.10546; aligned disease log-ORs were −0.22103 (BBJ), −0.25691 (UKB, after scale conversion) and −0.24587 (FinnGen), corresponding to variant-level ORs of 0.802, 0.773 and 0.782. These variant effects and the scaled MR ORs answer different questions. Full probabilities are in Supplementary Data 3; sensitivity results are in Tables S1–S3.</w:t>
       </w:r>
     </w:p>
     <w:sectPr>

--- a/submission/candidate_20260911_review/tables/Table2.docx
+++ b/submission/candidate_20260911_review/tables/Table2.docx
@@ -21,20 +21,20 @@
     </w:p>
     <w:tbl>
       <w:tblPr>
-        <w:tblW w:type="dxa" w:w="14818"/>
+        <w:tblW w:type="dxa" w:w="9173"/>
         <w:jc w:val="center"/>
         <w:tblLayout w:type="fixed"/>
         <w:tblLook w:firstColumn="1" w:firstRow="1" w:lastColumn="0" w:lastRow="0" w:noHBand="0" w:noVBand="1" w:val="04A0"/>
       </w:tblPr>
       <w:tblGrid>
-        <w:gridCol w:w="1092"/>
-        <w:gridCol w:w="3119"/>
-        <w:gridCol w:w="1482"/>
-        <w:gridCol w:w="2262"/>
-        <w:gridCol w:w="1560"/>
-        <w:gridCol w:w="1794"/>
-        <w:gridCol w:w="1794"/>
-        <w:gridCol w:w="1716"/>
+        <w:gridCol w:w="691"/>
+        <w:gridCol w:w="1584"/>
+        <w:gridCol w:w="1296"/>
+        <w:gridCol w:w="1584"/>
+        <w:gridCol w:w="1080"/>
+        <w:gridCol w:w="1080"/>
+        <w:gridCol w:w="965"/>
+        <w:gridCol w:w="893"/>
       </w:tblGrid>
       <w:tr>
         <w:trPr>
@@ -43,13 +43,13 @@
         </w:trPr>
         <w:tc>
           <w:tcPr>
-            <w:tcW w:type="dxa" w:w="1092"/>
-            <w:vAlign w:val="center"/>
-            <w:tcMar>
-              <w:top w:w="80" w:type="dxa"/>
-              <w:bottom w:w="80" w:type="dxa"/>
-              <w:left w:w="80" w:type="dxa"/>
-              <w:right w:w="80" w:type="dxa"/>
+            <w:tcW w:type="dxa" w:w="691"/>
+            <w:vAlign w:val="center"/>
+            <w:tcMar>
+              <w:top w:w="80" w:type="dxa"/>
+              <w:bottom w:w="80" w:type="dxa"/>
+              <w:left w:w="40" w:type="dxa"/>
+              <w:right w:w="40" w:type="dxa"/>
             </w:tcMar>
             <w:shd w:fill="EEEEEE"/>
           </w:tcPr>
@@ -71,7 +71,7 @@
         </w:tc>
         <w:tc>
           <w:tcPr>
-            <w:tcW w:type="dxa" w:w="3119"/>
+            <w:tcW w:type="dxa" w:w="1584"/>
             <w:vAlign w:val="center"/>
             <w:tcMar>
               <w:top w:w="80" w:type="dxa"/>
@@ -99,7 +99,7 @@
         </w:tc>
         <w:tc>
           <w:tcPr>
-            <w:tcW w:type="dxa" w:w="1482"/>
+            <w:tcW w:type="dxa" w:w="1296"/>
             <w:vAlign w:val="center"/>
             <w:tcMar>
               <w:top w:w="80" w:type="dxa"/>
@@ -127,7 +127,7 @@
         </w:tc>
         <w:tc>
           <w:tcPr>
-            <w:tcW w:type="dxa" w:w="2262"/>
+            <w:tcW w:type="dxa" w:w="1584"/>
             <w:vAlign w:val="center"/>
             <w:tcMar>
               <w:top w:w="80" w:type="dxa"/>
@@ -155,7 +155,7 @@
         </w:tc>
         <w:tc>
           <w:tcPr>
-            <w:tcW w:type="dxa" w:w="1560"/>
+            <w:tcW w:type="dxa" w:w="1080"/>
             <w:vAlign w:val="center"/>
             <w:tcMar>
               <w:top w:w="80" w:type="dxa"/>
@@ -201,7 +201,7 @@
         </w:tc>
         <w:tc>
           <w:tcPr>
-            <w:tcW w:type="dxa" w:w="1794"/>
+            <w:tcW w:type="dxa" w:w="1080"/>
             <w:vAlign w:val="center"/>
             <w:tcMar>
               <w:top w:w="80" w:type="dxa"/>
@@ -229,7 +229,7 @@
         </w:tc>
         <w:tc>
           <w:tcPr>
-            <w:tcW w:type="dxa" w:w="1794"/>
+            <w:tcW w:type="dxa" w:w="965"/>
             <w:vAlign w:val="center"/>
             <w:tcMar>
               <w:top w:w="80" w:type="dxa"/>
@@ -257,7 +257,7 @@
         </w:tc>
         <w:tc>
           <w:tcPr>
-            <w:tcW w:type="dxa" w:w="1716"/>
+            <w:tcW w:type="dxa" w:w="893"/>
             <w:vAlign w:val="center"/>
             <w:tcMar>
               <w:top w:w="80" w:type="dxa"/>
@@ -290,13 +290,13 @@
         </w:trPr>
         <w:tc>
           <w:tcPr>
-            <w:tcW w:type="dxa" w:w="1092"/>
-            <w:vAlign w:val="center"/>
-            <w:tcMar>
-              <w:top w:w="80" w:type="dxa"/>
-              <w:bottom w:w="80" w:type="dxa"/>
-              <w:left w:w="80" w:type="dxa"/>
-              <w:right w:w="80" w:type="dxa"/>
+            <w:tcW w:type="dxa" w:w="691"/>
+            <w:vAlign w:val="center"/>
+            <w:tcMar>
+              <w:top w:w="80" w:type="dxa"/>
+              <w:bottom w:w="80" w:type="dxa"/>
+              <w:left w:w="40" w:type="dxa"/>
+              <w:right w:w="40" w:type="dxa"/>
             </w:tcMar>
           </w:tcPr>
           <w:p>
@@ -318,7 +318,7 @@
         </w:tc>
         <w:tc>
           <w:tcPr>
-            <w:tcW w:type="dxa" w:w="3119"/>
+            <w:tcW w:type="dxa" w:w="1584"/>
             <w:vAlign w:val="center"/>
             <w:tcMar>
               <w:top w:w="80" w:type="dxa"/>
@@ -344,7 +344,7 @@
         </w:tc>
         <w:tc>
           <w:tcPr>
-            <w:tcW w:type="dxa" w:w="1482"/>
+            <w:tcW w:type="dxa" w:w="1296"/>
             <w:vAlign w:val="center"/>
             <w:tcMar>
               <w:top w:w="80" w:type="dxa"/>
@@ -370,7 +370,7 @@
         </w:tc>
         <w:tc>
           <w:tcPr>
-            <w:tcW w:type="dxa" w:w="2262"/>
+            <w:tcW w:type="dxa" w:w="1584"/>
             <w:vAlign w:val="center"/>
             <w:tcMar>
               <w:top w:w="80" w:type="dxa"/>
@@ -396,7 +396,7 @@
         </w:tc>
         <w:tc>
           <w:tcPr>
-            <w:tcW w:type="dxa" w:w="1560"/>
+            <w:tcW w:type="dxa" w:w="1080"/>
             <w:vAlign w:val="center"/>
             <w:tcMar>
               <w:top w:w="80" w:type="dxa"/>
@@ -423,7 +423,7 @@
         </w:tc>
         <w:tc>
           <w:tcPr>
-            <w:tcW w:type="dxa" w:w="1794"/>
+            <w:tcW w:type="dxa" w:w="1080"/>
             <w:vAlign w:val="center"/>
             <w:tcMar>
               <w:top w:w="80" w:type="dxa"/>
@@ -449,7 +449,7 @@
         </w:tc>
         <w:tc>
           <w:tcPr>
-            <w:tcW w:type="dxa" w:w="1794"/>
+            <w:tcW w:type="dxa" w:w="965"/>
             <w:vAlign w:val="center"/>
             <w:tcMar>
               <w:top w:w="80" w:type="dxa"/>
@@ -475,7 +475,7 @@
         </w:tc>
         <w:tc>
           <w:tcPr>
-            <w:tcW w:type="dxa" w:w="1716"/>
+            <w:tcW w:type="dxa" w:w="893"/>
             <w:vAlign w:val="center"/>
             <w:tcMar>
               <w:top w:w="80" w:type="dxa"/>
@@ -506,13 +506,13 @@
         </w:trPr>
         <w:tc>
           <w:tcPr>
-            <w:tcW w:type="dxa" w:w="1092"/>
-            <w:vAlign w:val="center"/>
-            <w:tcMar>
-              <w:top w:w="80" w:type="dxa"/>
-              <w:bottom w:w="80" w:type="dxa"/>
-              <w:left w:w="80" w:type="dxa"/>
-              <w:right w:w="80" w:type="dxa"/>
+            <w:tcW w:type="dxa" w:w="691"/>
+            <w:vAlign w:val="center"/>
+            <w:tcMar>
+              <w:top w:w="80" w:type="dxa"/>
+              <w:bottom w:w="80" w:type="dxa"/>
+              <w:left w:w="40" w:type="dxa"/>
+              <w:right w:w="40" w:type="dxa"/>
             </w:tcMar>
           </w:tcPr>
           <w:p>
@@ -534,7 +534,7 @@
         </w:tc>
         <w:tc>
           <w:tcPr>
-            <w:tcW w:type="dxa" w:w="3119"/>
+            <w:tcW w:type="dxa" w:w="1584"/>
             <w:vAlign w:val="center"/>
             <w:tcMar>
               <w:top w:w="80" w:type="dxa"/>
@@ -560,7 +560,7 @@
         </w:tc>
         <w:tc>
           <w:tcPr>
-            <w:tcW w:type="dxa" w:w="1482"/>
+            <w:tcW w:type="dxa" w:w="1296"/>
             <w:vAlign w:val="center"/>
             <w:tcMar>
               <w:top w:w="80" w:type="dxa"/>
@@ -586,7 +586,7 @@
         </w:tc>
         <w:tc>
           <w:tcPr>
-            <w:tcW w:type="dxa" w:w="2262"/>
+            <w:tcW w:type="dxa" w:w="1584"/>
             <w:vAlign w:val="center"/>
             <w:tcMar>
               <w:top w:w="80" w:type="dxa"/>
@@ -612,7 +612,7 @@
         </w:tc>
         <w:tc>
           <w:tcPr>
-            <w:tcW w:type="dxa" w:w="1560"/>
+            <w:tcW w:type="dxa" w:w="1080"/>
             <w:vAlign w:val="center"/>
             <w:tcMar>
               <w:top w:w="80" w:type="dxa"/>
@@ -639,7 +639,7 @@
         </w:tc>
         <w:tc>
           <w:tcPr>
-            <w:tcW w:type="dxa" w:w="1794"/>
+            <w:tcW w:type="dxa" w:w="1080"/>
             <w:vAlign w:val="center"/>
             <w:tcMar>
               <w:top w:w="80" w:type="dxa"/>
@@ -665,7 +665,7 @@
         </w:tc>
         <w:tc>
           <w:tcPr>
-            <w:tcW w:type="dxa" w:w="1794"/>
+            <w:tcW w:type="dxa" w:w="965"/>
             <w:vAlign w:val="center"/>
             <w:tcMar>
               <w:top w:w="80" w:type="dxa"/>
@@ -691,7 +691,7 @@
         </w:tc>
         <w:tc>
           <w:tcPr>
-            <w:tcW w:type="dxa" w:w="1716"/>
+            <w:tcW w:type="dxa" w:w="893"/>
             <w:vAlign w:val="center"/>
             <w:tcMar>
               <w:top w:w="80" w:type="dxa"/>
@@ -722,13 +722,13 @@
         </w:trPr>
         <w:tc>
           <w:tcPr>
-            <w:tcW w:type="dxa" w:w="1092"/>
-            <w:vAlign w:val="center"/>
-            <w:tcMar>
-              <w:top w:w="80" w:type="dxa"/>
-              <w:bottom w:w="80" w:type="dxa"/>
-              <w:left w:w="80" w:type="dxa"/>
-              <w:right w:w="80" w:type="dxa"/>
+            <w:tcW w:type="dxa" w:w="691"/>
+            <w:vAlign w:val="center"/>
+            <w:tcMar>
+              <w:top w:w="80" w:type="dxa"/>
+              <w:bottom w:w="80" w:type="dxa"/>
+              <w:left w:w="40" w:type="dxa"/>
+              <w:right w:w="40" w:type="dxa"/>
             </w:tcMar>
           </w:tcPr>
           <w:p>
@@ -750,7 +750,7 @@
         </w:tc>
         <w:tc>
           <w:tcPr>
-            <w:tcW w:type="dxa" w:w="3119"/>
+            <w:tcW w:type="dxa" w:w="1584"/>
             <w:vAlign w:val="center"/>
             <w:tcMar>
               <w:top w:w="80" w:type="dxa"/>
@@ -776,7 +776,7 @@
         </w:tc>
         <w:tc>
           <w:tcPr>
-            <w:tcW w:type="dxa" w:w="1482"/>
+            <w:tcW w:type="dxa" w:w="1296"/>
             <w:vAlign w:val="center"/>
             <w:tcMar>
               <w:top w:w="80" w:type="dxa"/>
@@ -802,7 +802,7 @@
         </w:tc>
         <w:tc>
           <w:tcPr>
-            <w:tcW w:type="dxa" w:w="2262"/>
+            <w:tcW w:type="dxa" w:w="1584"/>
             <w:vAlign w:val="center"/>
             <w:tcMar>
               <w:top w:w="80" w:type="dxa"/>
@@ -828,7 +828,7 @@
         </w:tc>
         <w:tc>
           <w:tcPr>
-            <w:tcW w:type="dxa" w:w="1560"/>
+            <w:tcW w:type="dxa" w:w="1080"/>
             <w:vAlign w:val="center"/>
             <w:tcMar>
               <w:top w:w="80" w:type="dxa"/>
@@ -855,7 +855,7 @@
         </w:tc>
         <w:tc>
           <w:tcPr>
-            <w:tcW w:type="dxa" w:w="1794"/>
+            <w:tcW w:type="dxa" w:w="1080"/>
             <w:vAlign w:val="center"/>
             <w:tcMar>
               <w:top w:w="80" w:type="dxa"/>
@@ -881,7 +881,7 @@
         </w:tc>
         <w:tc>
           <w:tcPr>
-            <w:tcW w:type="dxa" w:w="1794"/>
+            <w:tcW w:type="dxa" w:w="965"/>
             <w:vAlign w:val="center"/>
             <w:tcMar>
               <w:top w:w="80" w:type="dxa"/>
@@ -907,7 +907,7 @@
         </w:tc>
         <w:tc>
           <w:tcPr>
-            <w:tcW w:type="dxa" w:w="1716"/>
+            <w:tcW w:type="dxa" w:w="893"/>
             <w:vAlign w:val="center"/>
             <w:tcMar>
               <w:top w:w="80" w:type="dxa"/>
@@ -938,13 +938,13 @@
         </w:trPr>
         <w:tc>
           <w:tcPr>
-            <w:tcW w:type="dxa" w:w="1092"/>
-            <w:vAlign w:val="center"/>
-            <w:tcMar>
-              <w:top w:w="80" w:type="dxa"/>
-              <w:bottom w:w="80" w:type="dxa"/>
-              <w:left w:w="80" w:type="dxa"/>
-              <w:right w:w="80" w:type="dxa"/>
+            <w:tcW w:type="dxa" w:w="691"/>
+            <w:vAlign w:val="center"/>
+            <w:tcMar>
+              <w:top w:w="80" w:type="dxa"/>
+              <w:bottom w:w="80" w:type="dxa"/>
+              <w:left w:w="40" w:type="dxa"/>
+              <w:right w:w="40" w:type="dxa"/>
             </w:tcMar>
           </w:tcPr>
           <w:p>
@@ -966,7 +966,7 @@
         </w:tc>
         <w:tc>
           <w:tcPr>
-            <w:tcW w:type="dxa" w:w="3119"/>
+            <w:tcW w:type="dxa" w:w="1584"/>
             <w:vAlign w:val="center"/>
             <w:tcMar>
               <w:top w:w="80" w:type="dxa"/>
@@ -992,7 +992,7 @@
         </w:tc>
         <w:tc>
           <w:tcPr>
-            <w:tcW w:type="dxa" w:w="1482"/>
+            <w:tcW w:type="dxa" w:w="1296"/>
             <w:vAlign w:val="center"/>
             <w:tcMar>
               <w:top w:w="80" w:type="dxa"/>
@@ -1018,7 +1018,7 @@
         </w:tc>
         <w:tc>
           <w:tcPr>
-            <w:tcW w:type="dxa" w:w="2262"/>
+            <w:tcW w:type="dxa" w:w="1584"/>
             <w:vAlign w:val="center"/>
             <w:tcMar>
               <w:top w:w="80" w:type="dxa"/>
@@ -1044,7 +1044,7 @@
         </w:tc>
         <w:tc>
           <w:tcPr>
-            <w:tcW w:type="dxa" w:w="1560"/>
+            <w:tcW w:type="dxa" w:w="1080"/>
             <w:vAlign w:val="center"/>
             <w:tcMar>
               <w:top w:w="80" w:type="dxa"/>
@@ -1071,7 +1071,7 @@
         </w:tc>
         <w:tc>
           <w:tcPr>
-            <w:tcW w:type="dxa" w:w="1794"/>
+            <w:tcW w:type="dxa" w:w="1080"/>
             <w:vAlign w:val="center"/>
             <w:tcMar>
               <w:top w:w="80" w:type="dxa"/>
@@ -1097,7 +1097,7 @@
         </w:tc>
         <w:tc>
           <w:tcPr>
-            <w:tcW w:type="dxa" w:w="1794"/>
+            <w:tcW w:type="dxa" w:w="965"/>
             <w:vAlign w:val="center"/>
             <w:tcMar>
               <w:top w:w="80" w:type="dxa"/>
@@ -1123,7 +1123,7 @@
         </w:tc>
         <w:tc>
           <w:tcPr>
-            <w:tcW w:type="dxa" w:w="1716"/>
+            <w:tcW w:type="dxa" w:w="893"/>
             <w:vAlign w:val="center"/>
             <w:tcMar>
               <w:top w:w="80" w:type="dxa"/>
@@ -1154,13 +1154,13 @@
         </w:trPr>
         <w:tc>
           <w:tcPr>
-            <w:tcW w:type="dxa" w:w="1092"/>
-            <w:vAlign w:val="center"/>
-            <w:tcMar>
-              <w:top w:w="80" w:type="dxa"/>
-              <w:bottom w:w="80" w:type="dxa"/>
-              <w:left w:w="80" w:type="dxa"/>
-              <w:right w:w="80" w:type="dxa"/>
+            <w:tcW w:type="dxa" w:w="691"/>
+            <w:vAlign w:val="center"/>
+            <w:tcMar>
+              <w:top w:w="80" w:type="dxa"/>
+              <w:bottom w:w="80" w:type="dxa"/>
+              <w:left w:w="40" w:type="dxa"/>
+              <w:right w:w="40" w:type="dxa"/>
             </w:tcMar>
           </w:tcPr>
           <w:p>
@@ -1182,7 +1182,7 @@
         </w:tc>
         <w:tc>
           <w:tcPr>
-            <w:tcW w:type="dxa" w:w="3119"/>
+            <w:tcW w:type="dxa" w:w="1584"/>
             <w:vAlign w:val="center"/>
             <w:tcMar>
               <w:top w:w="80" w:type="dxa"/>
@@ -1208,7 +1208,7 @@
         </w:tc>
         <w:tc>
           <w:tcPr>
-            <w:tcW w:type="dxa" w:w="1482"/>
+            <w:tcW w:type="dxa" w:w="1296"/>
             <w:vAlign w:val="center"/>
             <w:tcMar>
               <w:top w:w="80" w:type="dxa"/>
@@ -1234,7 +1234,7 @@
         </w:tc>
         <w:tc>
           <w:tcPr>
-            <w:tcW w:type="dxa" w:w="2262"/>
+            <w:tcW w:type="dxa" w:w="1584"/>
             <w:vAlign w:val="center"/>
             <w:tcMar>
               <w:top w:w="80" w:type="dxa"/>
@@ -1260,7 +1260,7 @@
         </w:tc>
         <w:tc>
           <w:tcPr>
-            <w:tcW w:type="dxa" w:w="1560"/>
+            <w:tcW w:type="dxa" w:w="1080"/>
             <w:vAlign w:val="center"/>
             <w:tcMar>
               <w:top w:w="80" w:type="dxa"/>
@@ -1287,7 +1287,7 @@
         </w:tc>
         <w:tc>
           <w:tcPr>
-            <w:tcW w:type="dxa" w:w="1794"/>
+            <w:tcW w:type="dxa" w:w="1080"/>
             <w:vAlign w:val="center"/>
             <w:tcMar>
               <w:top w:w="80" w:type="dxa"/>
@@ -1313,7 +1313,7 @@
         </w:tc>
         <w:tc>
           <w:tcPr>
-            <w:tcW w:type="dxa" w:w="1794"/>
+            <w:tcW w:type="dxa" w:w="965"/>
             <w:vAlign w:val="center"/>
             <w:tcMar>
               <w:top w:w="80" w:type="dxa"/>
@@ -1339,7 +1339,7 @@
         </w:tc>
         <w:tc>
           <w:tcPr>
-            <w:tcW w:type="dxa" w:w="1716"/>
+            <w:tcW w:type="dxa" w:w="893"/>
             <w:vAlign w:val="center"/>
             <w:tcMar>
               <w:top w:w="80" w:type="dxa"/>
@@ -1370,13 +1370,13 @@
         </w:trPr>
         <w:tc>
           <w:tcPr>
-            <w:tcW w:type="dxa" w:w="1092"/>
-            <w:vAlign w:val="center"/>
-            <w:tcMar>
-              <w:top w:w="80" w:type="dxa"/>
-              <w:bottom w:w="80" w:type="dxa"/>
-              <w:left w:w="80" w:type="dxa"/>
-              <w:right w:w="80" w:type="dxa"/>
+            <w:tcW w:type="dxa" w:w="691"/>
+            <w:vAlign w:val="center"/>
+            <w:tcMar>
+              <w:top w:w="80" w:type="dxa"/>
+              <w:bottom w:w="80" w:type="dxa"/>
+              <w:left w:w="40" w:type="dxa"/>
+              <w:right w:w="40" w:type="dxa"/>
             </w:tcMar>
           </w:tcPr>
           <w:p>
@@ -1398,7 +1398,7 @@
         </w:tc>
         <w:tc>
           <w:tcPr>
-            <w:tcW w:type="dxa" w:w="3119"/>
+            <w:tcW w:type="dxa" w:w="1584"/>
             <w:vAlign w:val="center"/>
             <w:tcMar>
               <w:top w:w="80" w:type="dxa"/>
@@ -1424,7 +1424,7 @@
         </w:tc>
         <w:tc>
           <w:tcPr>
-            <w:tcW w:type="dxa" w:w="1482"/>
+            <w:tcW w:type="dxa" w:w="1296"/>
             <w:vAlign w:val="center"/>
             <w:tcMar>
               <w:top w:w="80" w:type="dxa"/>
@@ -1450,7 +1450,7 @@
         </w:tc>
         <w:tc>
           <w:tcPr>
-            <w:tcW w:type="dxa" w:w="2262"/>
+            <w:tcW w:type="dxa" w:w="1584"/>
             <w:vAlign w:val="center"/>
             <w:tcMar>
               <w:top w:w="80" w:type="dxa"/>
@@ -1476,7 +1476,7 @@
         </w:tc>
         <w:tc>
           <w:tcPr>
-            <w:tcW w:type="dxa" w:w="1560"/>
+            <w:tcW w:type="dxa" w:w="1080"/>
             <w:vAlign w:val="center"/>
             <w:tcMar>
               <w:top w:w="80" w:type="dxa"/>
@@ -1503,7 +1503,7 @@
         </w:tc>
         <w:tc>
           <w:tcPr>
-            <w:tcW w:type="dxa" w:w="1794"/>
+            <w:tcW w:type="dxa" w:w="1080"/>
             <w:vAlign w:val="center"/>
             <w:tcMar>
               <w:top w:w="80" w:type="dxa"/>
@@ -1529,7 +1529,7 @@
         </w:tc>
         <w:tc>
           <w:tcPr>
-            <w:tcW w:type="dxa" w:w="1794"/>
+            <w:tcW w:type="dxa" w:w="965"/>
             <w:vAlign w:val="center"/>
             <w:tcMar>
               <w:top w:w="80" w:type="dxa"/>
@@ -1555,7 +1555,7 @@
         </w:tc>
         <w:tc>
           <w:tcPr>
-            <w:tcW w:type="dxa" w:w="1716"/>
+            <w:tcW w:type="dxa" w:w="893"/>
             <w:vAlign w:val="center"/>
             <w:tcMar>
               <w:top w:w="80" w:type="dxa"/>
@@ -1586,13 +1586,13 @@
         </w:trPr>
         <w:tc>
           <w:tcPr>
-            <w:tcW w:type="dxa" w:w="1092"/>
-            <w:vAlign w:val="center"/>
-            <w:tcMar>
-              <w:top w:w="80" w:type="dxa"/>
-              <w:bottom w:w="80" w:type="dxa"/>
-              <w:left w:w="80" w:type="dxa"/>
-              <w:right w:w="80" w:type="dxa"/>
+            <w:tcW w:type="dxa" w:w="691"/>
+            <w:vAlign w:val="center"/>
+            <w:tcMar>
+              <w:top w:w="80" w:type="dxa"/>
+              <w:bottom w:w="80" w:type="dxa"/>
+              <w:left w:w="40" w:type="dxa"/>
+              <w:right w:w="40" w:type="dxa"/>
             </w:tcMar>
           </w:tcPr>
           <w:p>
@@ -1614,7 +1614,7 @@
         </w:tc>
         <w:tc>
           <w:tcPr>
-            <w:tcW w:type="dxa" w:w="3119"/>
+            <w:tcW w:type="dxa" w:w="1584"/>
             <w:vAlign w:val="center"/>
             <w:tcMar>
               <w:top w:w="80" w:type="dxa"/>
@@ -1640,7 +1640,7 @@
         </w:tc>
         <w:tc>
           <w:tcPr>
-            <w:tcW w:type="dxa" w:w="1482"/>
+            <w:tcW w:type="dxa" w:w="1296"/>
             <w:vAlign w:val="center"/>
             <w:tcMar>
               <w:top w:w="80" w:type="dxa"/>
@@ -1666,7 +1666,7 @@
         </w:tc>
         <w:tc>
           <w:tcPr>
-            <w:tcW w:type="dxa" w:w="2262"/>
+            <w:tcW w:type="dxa" w:w="1584"/>
             <w:vAlign w:val="center"/>
             <w:tcMar>
               <w:top w:w="80" w:type="dxa"/>
@@ -1692,7 +1692,7 @@
         </w:tc>
         <w:tc>
           <w:tcPr>
-            <w:tcW w:type="dxa" w:w="1560"/>
+            <w:tcW w:type="dxa" w:w="1080"/>
             <w:vAlign w:val="center"/>
             <w:tcMar>
               <w:top w:w="80" w:type="dxa"/>
@@ -1719,7 +1719,7 @@
         </w:tc>
         <w:tc>
           <w:tcPr>
-            <w:tcW w:type="dxa" w:w="1794"/>
+            <w:tcW w:type="dxa" w:w="1080"/>
             <w:vAlign w:val="center"/>
             <w:tcMar>
               <w:top w:w="80" w:type="dxa"/>
@@ -1745,7 +1745,7 @@
         </w:tc>
         <w:tc>
           <w:tcPr>
-            <w:tcW w:type="dxa" w:w="1794"/>
+            <w:tcW w:type="dxa" w:w="965"/>
             <w:vAlign w:val="center"/>
             <w:tcMar>
               <w:top w:w="80" w:type="dxa"/>
@@ -1771,7 +1771,7 @@
         </w:tc>
         <w:tc>
           <w:tcPr>
-            <w:tcW w:type="dxa" w:w="1716"/>
+            <w:tcW w:type="dxa" w:w="893"/>
             <w:vAlign w:val="center"/>
             <w:tcMar>
               <w:top w:w="80" w:type="dxa"/>
@@ -1802,13 +1802,13 @@
         </w:trPr>
         <w:tc>
           <w:tcPr>
-            <w:tcW w:type="dxa" w:w="1092"/>
-            <w:vAlign w:val="center"/>
-            <w:tcMar>
-              <w:top w:w="80" w:type="dxa"/>
-              <w:bottom w:w="80" w:type="dxa"/>
-              <w:left w:w="80" w:type="dxa"/>
-              <w:right w:w="80" w:type="dxa"/>
+            <w:tcW w:type="dxa" w:w="691"/>
+            <w:vAlign w:val="center"/>
+            <w:tcMar>
+              <w:top w:w="80" w:type="dxa"/>
+              <w:bottom w:w="80" w:type="dxa"/>
+              <w:left w:w="40" w:type="dxa"/>
+              <w:right w:w="40" w:type="dxa"/>
             </w:tcMar>
           </w:tcPr>
           <w:p>
@@ -1830,7 +1830,7 @@
         </w:tc>
         <w:tc>
           <w:tcPr>
-            <w:tcW w:type="dxa" w:w="3119"/>
+            <w:tcW w:type="dxa" w:w="1584"/>
             <w:vAlign w:val="center"/>
             <w:tcMar>
               <w:top w:w="80" w:type="dxa"/>
@@ -1856,7 +1856,7 @@
         </w:tc>
         <w:tc>
           <w:tcPr>
-            <w:tcW w:type="dxa" w:w="1482"/>
+            <w:tcW w:type="dxa" w:w="1296"/>
             <w:vAlign w:val="center"/>
             <w:tcMar>
               <w:top w:w="80" w:type="dxa"/>
@@ -1882,7 +1882,7 @@
         </w:tc>
         <w:tc>
           <w:tcPr>
-            <w:tcW w:type="dxa" w:w="2262"/>
+            <w:tcW w:type="dxa" w:w="1584"/>
             <w:vAlign w:val="center"/>
             <w:tcMar>
               <w:top w:w="80" w:type="dxa"/>
@@ -1908,7 +1908,7 @@
         </w:tc>
         <w:tc>
           <w:tcPr>
-            <w:tcW w:type="dxa" w:w="1560"/>
+            <w:tcW w:type="dxa" w:w="1080"/>
             <w:vAlign w:val="center"/>
             <w:tcMar>
               <w:top w:w="80" w:type="dxa"/>
@@ -1935,7 +1935,7 @@
         </w:tc>
         <w:tc>
           <w:tcPr>
-            <w:tcW w:type="dxa" w:w="1794"/>
+            <w:tcW w:type="dxa" w:w="1080"/>
             <w:vAlign w:val="center"/>
             <w:tcMar>
               <w:top w:w="80" w:type="dxa"/>
@@ -1961,7 +1961,7 @@
         </w:tc>
         <w:tc>
           <w:tcPr>
-            <w:tcW w:type="dxa" w:w="1794"/>
+            <w:tcW w:type="dxa" w:w="965"/>
             <w:vAlign w:val="center"/>
             <w:tcMar>
               <w:top w:w="80" w:type="dxa"/>
@@ -1987,7 +1987,7 @@
         </w:tc>
         <w:tc>
           <w:tcPr>
-            <w:tcW w:type="dxa" w:w="1716"/>
+            <w:tcW w:type="dxa" w:w="893"/>
             <w:vAlign w:val="center"/>
             <w:tcMar>
               <w:top w:w="80" w:type="dxa"/>
@@ -2018,13 +2018,13 @@
         </w:trPr>
         <w:tc>
           <w:tcPr>
-            <w:tcW w:type="dxa" w:w="1092"/>
-            <w:vAlign w:val="center"/>
-            <w:tcMar>
-              <w:top w:w="80" w:type="dxa"/>
-              <w:bottom w:w="80" w:type="dxa"/>
-              <w:left w:w="80" w:type="dxa"/>
-              <w:right w:w="80" w:type="dxa"/>
+            <w:tcW w:type="dxa" w:w="691"/>
+            <w:vAlign w:val="center"/>
+            <w:tcMar>
+              <w:top w:w="80" w:type="dxa"/>
+              <w:bottom w:w="80" w:type="dxa"/>
+              <w:left w:w="40" w:type="dxa"/>
+              <w:right w:w="40" w:type="dxa"/>
             </w:tcMar>
           </w:tcPr>
           <w:p>
@@ -2046,7 +2046,7 @@
         </w:tc>
         <w:tc>
           <w:tcPr>
-            <w:tcW w:type="dxa" w:w="3119"/>
+            <w:tcW w:type="dxa" w:w="1584"/>
             <w:vAlign w:val="center"/>
             <w:tcMar>
               <w:top w:w="80" w:type="dxa"/>
@@ -2072,7 +2072,7 @@
         </w:tc>
         <w:tc>
           <w:tcPr>
-            <w:tcW w:type="dxa" w:w="1482"/>
+            <w:tcW w:type="dxa" w:w="1296"/>
             <w:vAlign w:val="center"/>
             <w:tcMar>
               <w:top w:w="80" w:type="dxa"/>
@@ -2098,7 +2098,7 @@
         </w:tc>
         <w:tc>
           <w:tcPr>
-            <w:tcW w:type="dxa" w:w="2262"/>
+            <w:tcW w:type="dxa" w:w="1584"/>
             <w:vAlign w:val="center"/>
             <w:tcMar>
               <w:top w:w="80" w:type="dxa"/>
@@ -2124,7 +2124,7 @@
         </w:tc>
         <w:tc>
           <w:tcPr>
-            <w:tcW w:type="dxa" w:w="1560"/>
+            <w:tcW w:type="dxa" w:w="1080"/>
             <w:vAlign w:val="center"/>
             <w:tcMar>
               <w:top w:w="80" w:type="dxa"/>
@@ -2151,7 +2151,7 @@
         </w:tc>
         <w:tc>
           <w:tcPr>
-            <w:tcW w:type="dxa" w:w="1794"/>
+            <w:tcW w:type="dxa" w:w="1080"/>
             <w:vAlign w:val="center"/>
             <w:tcMar>
               <w:top w:w="80" w:type="dxa"/>
@@ -2177,7 +2177,7 @@
         </w:tc>
         <w:tc>
           <w:tcPr>
-            <w:tcW w:type="dxa" w:w="1794"/>
+            <w:tcW w:type="dxa" w:w="965"/>
             <w:vAlign w:val="center"/>
             <w:tcMar>
               <w:top w:w="80" w:type="dxa"/>
@@ -2203,7 +2203,7 @@
         </w:tc>
         <w:tc>
           <w:tcPr>
-            <w:tcW w:type="dxa" w:w="1716"/>
+            <w:tcW w:type="dxa" w:w="893"/>
             <w:vAlign w:val="center"/>
             <w:tcMar>
               <w:top w:w="80" w:type="dxa"/>
@@ -2351,8 +2351,8 @@
       <w:footnotePr>
         <w:numRestart w:val="eachSect"/>
       </w:footnotePr>
-      <w:pgSz w:w="16834" w:h="11909" w:orient="landscape"/>
-      <w:pgMar w:left="1008" w:right="1008" w:top="936" w:bottom="936" w:header="432" w:footer="432"/>
+      <w:pgSz w:w="11909" w:h="16834"/>
+      <w:pgMar w:left="1368" w:right="1368" w:top="1152" w:bottom="1152" w:header="432" w:footer="432"/>
     </w:sectPr>
   </w:body>
 </w:document>

--- a/submission/candidate_20260911_review/tables/Table2.docx
+++ b/submission/candidate_20260911_review/tables/Table2.docx
@@ -2344,7 +2344,33 @@
         <w:rPr>
           <w:sz w:val="20"/>
         </w:rPr>
-        <w:t xml:space="preserve">values. H0/H1 account for any remaining probability. H4 ≥ 0.80 denotes strong shared-variant support. H2 dominance does not prove absence of marginal disease association. For rs179252, the G-allele exposure coefficient was 0.10546; aligned disease log-ORs were −0.22103 (BBJ), −0.25691 (UKB, after scale conversion) and −0.24587 (FinnGen), corresponding to variant-level ORs of 0.802, 0.773 and 0.782. These variant effects and the scaled MR ORs answer different questions. Full probabilities are in Supplementary Data 3; sensitivity results are in Tables S1–S3.</w:t>
+        <w:t xml:space="preserve">values. H0/H1 account for any remaining probability. H4 ≥ 0.80 denotes strong shared-variant support. H2 dominance does not prove absence of marginal disease association. For rs179252, the G-allele exposure coefficient was 0.10546; aligned disease log-ORs were −0.22103 (BBJ), −0.25691 (UKB, after scale conversion) and −0.24587 (FinnGen), corresponding to variant-level ORs of 0.802, 0.773 and 0.782. These variant effects and the scaled MR ORs answer different questions. European</w:t>
+      </w:r>
+      <w:r>
+        <w:rPr>
+          <w:sz w:val="20"/>
+        </w:rPr>
+        <w:t xml:space="preserve"> </w:t>
+      </w:r>
+      <w:r>
+        <w:rPr>
+          <w:i/>
+          <w:iCs/>
+          <w:sz w:val="20"/>
+        </w:rPr>
+        <w:t xml:space="preserve">CTLA4</w:t>
+      </w:r>
+      <w:r>
+        <w:rPr>
+          <w:sz w:val="20"/>
+        </w:rPr>
+        <w:t xml:space="preserve"> </w:t>
+      </w:r>
+      <w:r>
+        <w:rPr>
+          <w:sz w:val="20"/>
+        </w:rPr>
+        <w:t xml:space="preserve">MR support was concentrated in rs13030124; the other instrument alone gave imprecise estimates spanning OR = 1 (Table S5). Full probabilities are in Supplementary Data 3; sensitivity results are in Tables S1–S3 and S5.</w:t>
       </w:r>
     </w:p>
     <w:sectPr>

--- a/submission/candidate_20260911_review/tables/Table2.docx
+++ b/submission/candidate_20260911_review/tables/Table2.docx
@@ -2370,7 +2370,7 @@
         <w:rPr>
           <w:sz w:val="20"/>
         </w:rPr>
-        <w:t xml:space="preserve">MR support was concentrated in rs13030124; the other instrument alone gave imprecise estimates spanning OR = 1 (Table S5). Full probabilities are in Supplementary Data 3; sensitivity results are in Tables S1–S3 and S5.</w:t>
+        <w:t xml:space="preserve">MR support was concentrated in rs13030124; the other instrument alone gave imprecise estimates spanning OR = 1 (Figure S2; Supplementary Data 6). Full probabilities are in Supplementary Data 3; sensitivity results are in Tables S1–S3 and Figure S2.</w:t>
       </w:r>
     </w:p>
     <w:sectPr>

--- a/submission/candidate_20260911_review/tables/Table2.docx
+++ b/submission/candidate_20260911_review/tables/Table2.docx
@@ -12,8 +12,8 @@
       </w:pPr>
       <w:r>
         <w:rPr>
+          <w:bCs/>
           <w:b/>
-          <w:bCs/>
           <w:sz w:val="20"/>
         </w:rPr>
         <w:t xml:space="preserve">Table 2. Primary associations for the three selected genes</w:t>
@@ -173,10 +173,10 @@
             </w:pPr>
             <w:r>
               <w:rPr>
+                <w:iCs/>
                 <w:rFonts w:ascii="Times New Roman" w:hAnsi="Times New Roman"/>
                 <w:b/>
                 <w:i/>
-                <w:iCs/>
                 <w:sz w:val="19"/>
               </w:rPr>
               <w:t xml:space="preserve">P</w:t>
@@ -307,9 +307,9 @@
             </w:pPr>
             <w:r>
               <w:rPr>
+                <w:iCs/>
                 <w:rFonts w:ascii="Times New Roman" w:hAnsi="Times New Roman"/>
                 <w:i/>
-                <w:iCs/>
                 <w:sz w:val="19"/>
               </w:rPr>
               <w:t xml:space="preserve">TSHR</w:t>
@@ -523,9 +523,9 @@
             </w:pPr>
             <w:r>
               <w:rPr>
+                <w:iCs/>
                 <w:rFonts w:ascii="Times New Roman" w:hAnsi="Times New Roman"/>
                 <w:i/>
-                <w:iCs/>
                 <w:sz w:val="19"/>
               </w:rPr>
               <w:t xml:space="preserve">TSHR</w:t>
@@ -739,9 +739,9 @@
             </w:pPr>
             <w:r>
               <w:rPr>
+                <w:iCs/>
                 <w:rFonts w:ascii="Times New Roman" w:hAnsi="Times New Roman"/>
                 <w:i/>
-                <w:iCs/>
                 <w:sz w:val="19"/>
               </w:rPr>
               <w:t xml:space="preserve">TSHR</w:t>
@@ -955,9 +955,9 @@
             </w:pPr>
             <w:r>
               <w:rPr>
+                <w:iCs/>
                 <w:rFonts w:ascii="Times New Roman" w:hAnsi="Times New Roman"/>
                 <w:i/>
-                <w:iCs/>
                 <w:sz w:val="19"/>
               </w:rPr>
               <w:t xml:space="preserve">IGF1R</w:t>
@@ -1171,9 +1171,9 @@
             </w:pPr>
             <w:r>
               <w:rPr>
+                <w:iCs/>
                 <w:rFonts w:ascii="Times New Roman" w:hAnsi="Times New Roman"/>
                 <w:i/>
-                <w:iCs/>
                 <w:sz w:val="19"/>
               </w:rPr>
               <w:t xml:space="preserve">IGF1R</w:t>
@@ -1387,9 +1387,9 @@
             </w:pPr>
             <w:r>
               <w:rPr>
+                <w:iCs/>
                 <w:rFonts w:ascii="Times New Roman" w:hAnsi="Times New Roman"/>
                 <w:i/>
-                <w:iCs/>
                 <w:sz w:val="19"/>
               </w:rPr>
               <w:t xml:space="preserve">IGF1R</w:t>
@@ -1603,9 +1603,9 @@
             </w:pPr>
             <w:r>
               <w:rPr>
+                <w:iCs/>
                 <w:rFonts w:ascii="Times New Roman" w:hAnsi="Times New Roman"/>
                 <w:i/>
-                <w:iCs/>
                 <w:sz w:val="19"/>
               </w:rPr>
               <w:t xml:space="preserve">CTLA4</w:t>
@@ -1819,9 +1819,9 @@
             </w:pPr>
             <w:r>
               <w:rPr>
+                <w:iCs/>
                 <w:rFonts w:ascii="Times New Roman" w:hAnsi="Times New Roman"/>
                 <w:i/>
-                <w:iCs/>
                 <w:sz w:val="19"/>
               </w:rPr>
               <w:t xml:space="preserve">CTLA4</w:t>
@@ -2035,9 +2035,9 @@
             </w:pPr>
             <w:r>
               <w:rPr>
+                <w:iCs/>
                 <w:rFonts w:ascii="Times New Roman" w:hAnsi="Times New Roman"/>
                 <w:i/>
-                <w:iCs/>
                 <w:sz w:val="19"/>
               </w:rPr>
               <w:t xml:space="preserve">CTLA4</w:t>
@@ -2250,8 +2250,8 @@
       </w:r>
       <w:r>
         <w:rPr>
+          <w:iCs/>
           <w:i/>
-          <w:iCs/>
           <w:sz w:val="20"/>
         </w:rPr>
         <w:t xml:space="preserve">P</w:t>
@@ -2276,8 +2276,8 @@
       </w:r>
       <w:r>
         <w:rPr>
+          <w:iCs/>
           <w:i/>
-          <w:iCs/>
           <w:sz w:val="20"/>
         </w:rPr>
         <w:t xml:space="preserve">P</w:t>
@@ -2302,8 +2302,8 @@
       </w:r>
       <w:r>
         <w:rPr>
+          <w:iCs/>
           <w:i/>
-          <w:iCs/>
           <w:sz w:val="20"/>
         </w:rPr>
         <w:t xml:space="preserve">P</w:t>
@@ -2328,8 +2328,8 @@
       </w:r>
       <w:r>
         <w:rPr>
+          <w:iCs/>
           <w:i/>
-          <w:iCs/>
           <w:sz w:val="20"/>
         </w:rPr>
         <w:t xml:space="preserve">P</w:t>
@@ -2354,8 +2354,8 @@
       </w:r>
       <w:r>
         <w:rPr>
+          <w:iCs/>
           <w:i/>
-          <w:iCs/>
           <w:sz w:val="20"/>
         </w:rPr>
         <w:t xml:space="preserve">CTLA4</w:t>
@@ -2374,9 +2374,6 @@
       </w:r>
     </w:p>
     <w:sectPr>
-      <w:footnotePr>
-        <w:numRestart w:val="eachSect"/>
-      </w:footnotePr>
       <w:pgSz w:w="11909" w:h="16834"/>
       <w:pgMar w:left="1368" w:right="1368" w:top="1152" w:bottom="1152" w:header="432" w:footer="432"/>
     </w:sectPr>
@@ -2470,14 +2467,14 @@
 <file path=word/numbering.xml><?xml version="1.0" encoding="utf-8"?>
 <w:numbering xmlns:w="http://schemas.openxmlformats.org/wordprocessingml/2006/main">
   <w:abstractNum w:abstractNumId="990">
-    <w:nsid w:val="0000A990"/>
+    <w:nsid w:val="A990"/>
     <w:multiLevelType w:val="multilevel"/>
     <w:lvl w:ilvl="0">
       <w:numFmt w:val="bullet"/>
       <w:lvlText w:val=" "/>
       <w:lvlJc w:val="left"/>
       <w:pPr>
-        <w:ind w:left="720" w:hanging="360"/>
+        <w:ind w:left="720" w:hanging="480"/>
       </w:pPr>
     </w:lvl>
     <w:lvl w:ilvl="1">
@@ -2485,7 +2482,7 @@
       <w:lvlText w:val=" "/>
       <w:lvlJc w:val="left"/>
       <w:pPr>
-        <w:ind w:left="1440" w:hanging="360"/>
+        <w:ind w:left="1440" w:hanging="480"/>
       </w:pPr>
     </w:lvl>
     <w:lvl w:ilvl="2">
@@ -2493,7 +2490,7 @@
       <w:lvlText w:val=" "/>
       <w:lvlJc w:val="left"/>
       <w:pPr>
-        <w:ind w:left="2160" w:hanging="360"/>
+        <w:ind w:left="2160" w:hanging="480"/>
       </w:pPr>
     </w:lvl>
     <w:lvl w:ilvl="3">
@@ -2501,7 +2498,7 @@
       <w:lvlText w:val=" "/>
       <w:lvlJc w:val="left"/>
       <w:pPr>
-        <w:ind w:left="2880" w:hanging="360"/>
+        <w:ind w:left="2880" w:hanging="480"/>
       </w:pPr>
     </w:lvl>
     <w:lvl w:ilvl="4">
@@ -2509,7 +2506,7 @@
       <w:lvlText w:val=" "/>
       <w:lvlJc w:val="left"/>
       <w:pPr>
-        <w:ind w:left="3600" w:hanging="360"/>
+        <w:ind w:left="3600" w:hanging="480"/>
       </w:pPr>
     </w:lvl>
     <w:lvl w:ilvl="5">
@@ -2517,7 +2514,7 @@
       <w:lvlText w:val=" "/>
       <w:lvlJc w:val="left"/>
       <w:pPr>
-        <w:ind w:left="4320" w:hanging="360"/>
+        <w:ind w:left="4320" w:hanging="480"/>
       </w:pPr>
     </w:lvl>
     <w:lvl w:ilvl="6">
@@ -2525,7 +2522,7 @@
       <w:lvlText w:val=" "/>
       <w:lvlJc w:val="left"/>
       <w:pPr>
-        <w:ind w:left="5040" w:hanging="360"/>
+        <w:ind w:left="5040" w:hanging="480"/>
       </w:pPr>
     </w:lvl>
     <w:lvl w:ilvl="7">
@@ -2533,7 +2530,7 @@
       <w:lvlText w:val=" "/>
       <w:lvlJc w:val="left"/>
       <w:pPr>
-        <w:ind w:left="5760" w:hanging="360"/>
+        <w:ind w:left="5760" w:hanging="480"/>
       </w:pPr>
     </w:lvl>
     <w:lvl w:ilvl="8">
@@ -2541,12 +2538,12 @@
       <w:lvlText w:val=" "/>
       <w:lvlJc w:val="left"/>
       <w:pPr>
-        <w:ind w:left="6480" w:hanging="360"/>
+        <w:ind w:left="6480" w:hanging="480"/>
       </w:pPr>
     </w:lvl>
   </w:abstractNum>
   <w:abstractNum w:abstractNumId="99411">
-    <w:nsid w:val="00A99411"/>
+    <w:nsid w:val="A99411"/>
     <w:multiLevelType w:val="multilevel"/>
     <w:lvl w:ilvl="0">
       <w:start w:val="1"/>
@@ -2554,7 +2551,7 @@
       <w:lvlText w:val="%1."/>
       <w:lvlJc w:val="left"/>
       <w:pPr>
-        <w:ind w:left="720" w:hanging="360"/>
+        <w:ind w:left="720" w:hanging="480"/>
       </w:pPr>
     </w:lvl>
     <w:lvl w:ilvl="1">
@@ -2563,7 +2560,7 @@
       <w:lvlText w:val="%2."/>
       <w:lvlJc w:val="left"/>
       <w:pPr>
-        <w:ind w:left="1440" w:hanging="360"/>
+        <w:ind w:left="1440" w:hanging="480"/>
       </w:pPr>
     </w:lvl>
     <w:lvl w:ilvl="2">
@@ -2572,7 +2569,7 @@
       <w:lvlText w:val="%3."/>
       <w:lvlJc w:val="left"/>
       <w:pPr>
-        <w:ind w:left="2160" w:hanging="360"/>
+        <w:ind w:left="2160" w:hanging="480"/>
       </w:pPr>
     </w:lvl>
     <w:lvl w:ilvl="3">
@@ -2581,7 +2578,7 @@
       <w:lvlText w:val="%4."/>
       <w:lvlJc w:val="left"/>
       <w:pPr>
-        <w:ind w:left="2880" w:hanging="360"/>
+        <w:ind w:left="2880" w:hanging="480"/>
       </w:pPr>
     </w:lvl>
     <w:lvl w:ilvl="4">
@@ -2590,7 +2587,7 @@
       <w:lvlText w:val="%5."/>
       <w:lvlJc w:val="left"/>
       <w:pPr>
-        <w:ind w:left="3600" w:hanging="360"/>
+        <w:ind w:left="3600" w:hanging="480"/>
       </w:pPr>
     </w:lvl>
     <w:lvl w:ilvl="5">
@@ -2599,7 +2596,7 @@
       <w:lvlText w:val="%6."/>
       <w:lvlJc w:val="left"/>
       <w:pPr>
-        <w:ind w:left="4320" w:hanging="360"/>
+        <w:ind w:left="4320" w:hanging="480"/>
       </w:pPr>
     </w:lvl>
     <w:lvl w:ilvl="6">
@@ -2608,7 +2605,7 @@
       <w:lvlText w:val="%7."/>
       <w:lvlJc w:val="left"/>
       <w:pPr>
-        <w:ind w:left="5040" w:hanging="360"/>
+        <w:ind w:left="5040" w:hanging="480"/>
       </w:pPr>
     </w:lvl>
     <w:lvl w:ilvl="7">
@@ -2617,7 +2614,7 @@
       <w:lvlText w:val="%8."/>
       <w:lvlJc w:val="left"/>
       <w:pPr>
-        <w:ind w:left="5760" w:hanging="360"/>
+        <w:ind w:left="5760" w:hanging="480"/>
       </w:pPr>
     </w:lvl>
     <w:lvl w:ilvl="8">
@@ -2626,7 +2623,7 @@
       <w:lvlText w:val="%9."/>
       <w:lvlJc w:val="left"/>
       <w:pPr>
-        <w:ind w:left="6480" w:hanging="360"/>
+        <w:ind w:left="6480" w:hanging="480"/>
       </w:pPr>
     </w:lvl>
   </w:abstractNum>
@@ -2671,10 +2668,10 @@
   <w:docDefaults>
     <w:rPrDefault>
       <w:rPr>
-        <w:rFonts w:asciiTheme="minorHAnsi" w:cstheme="minorBidi" w:eastAsiaTheme="minorEastAsia" w:hAnsiTheme="minorHAnsi"/>
+        <w:rFonts w:asciiTheme="minorHAnsi" w:cstheme="minorBidi" w:eastAsiaTheme="minorHAnsi" w:hAnsiTheme="minorHAnsi"/>
         <w:sz w:val="24"/>
         <w:szCs w:val="24"/>
-        <w:lang w:bidi="ar-SA" w:eastAsia="zh-CN" w:val="en-US"/>
+        <w:lang w:bidi="ar-SA" w:eastAsia="en-US" w:val="en-US"/>
       </w:rPr>
     </w:rPrDefault>
     <w:pPrDefault>
@@ -2699,10 +2696,10 @@
     <w:name w:val="Body Text"/>
     <w:basedOn w:val="Normal"/>
     <w:link w:val="BodyTextChar"/>
-    <w:qFormat/>
     <w:pPr>
       <w:spacing w:after="0" w:before="180" w:line="480" w:lineRule="auto"/>
     </w:pPr>
+    <w:qFormat/>
     <w:rPr>
       <w:rFonts w:ascii="Times New Roman" w:hAnsi="Times New Roman"/>
       <w:sz w:val="24"/>
@@ -2737,97 +2734,57 @@
     <w:name w:val="Title"/>
     <w:basedOn w:val="Normal"/>
     <w:next w:val="BodyText"/>
-    <w:link w:val="TitleChar"/>
-    <w:uiPriority w:val="10"/>
     <w:qFormat/>
-    <w:rsid w:val="00A10FD9"/>
     <w:pPr>
       <w:keepNext/>
-      <w:spacing w:after="120" w:line="276" w:lineRule="auto" w:before="240"/>
-      <w:contextualSpacing/>
+      <w:keepLines/>
+      <w:spacing w:after="120" w:before="240" w:line="276" w:lineRule="auto"/>
       <w:jc w:val="center"/>
     </w:pPr>
     <w:rPr>
       <w:rFonts w:asciiTheme="majorHAnsi" w:cstheme="majorBidi" w:eastAsiaTheme="majorEastAsia" w:hAnsiTheme="majorHAnsi" w:ascii="Times New Roman" w:hAnsi="Times New Roman"/>
       <w:b/>
+      <w:bCs/>
       <w:color w:val="000000"/>
       <w:sz w:val="30"/>
-      <w:szCs w:val="56"/>
-    </w:rPr>
-  </w:style>
-  <w:style w:customStyle="1" w:styleId="TitleChar" w:type="character">
-    <w:name w:val="Title Char"/>
-    <w:basedOn w:val="DefaultParagraphFont"/>
-    <w:link w:val="Title"/>
-    <w:uiPriority w:val="10"/>
-    <w:rsid w:val="00A10FD9"/>
-    <w:rPr>
-      <w:rFonts w:asciiTheme="majorHAnsi" w:cstheme="majorBidi" w:eastAsiaTheme="majorEastAsia" w:hAnsiTheme="majorHAnsi"/>
-      <w:sz w:val="56"/>
-      <w:szCs w:val="56"/>
+      <w:szCs w:val="36"/>
     </w:rPr>
   </w:style>
   <w:style w:styleId="Subtitle" w:type="paragraph">
     <w:name w:val="Subtitle"/>
-    <w:basedOn w:val="Title"/>
-    <w:next w:val="BodyText"/>
-    <w:link w:val="SubtitleChar"/>
-    <w:uiPriority w:val="11"/>
-    <w:qFormat/>
-    <w:rsid w:val="00A10FD9"/>
-    <w:pPr>
-      <w:numPr>
-        <w:ilvl w:val="1"/>
-      </w:numPr>
-    </w:pPr>
-    <w:rPr>
-      <w:rFonts w:cstheme="majorBidi" w:eastAsiaTheme="majorEastAsia"/>
-      <w:spacing w:val="15"/>
-      <w:sz w:val="28"/>
-      <w:szCs w:val="28"/>
-    </w:rPr>
-  </w:style>
-  <w:style w:customStyle="1" w:styleId="SubtitleChar" w:type="character">
-    <w:name w:val="Subtitle Char"/>
-    <w:basedOn w:val="DefaultParagraphFont"/>
-    <w:link w:val="Subtitle"/>
-    <w:uiPriority w:val="11"/>
-    <w:rsid w:val="00A10FD9"/>
-    <w:rPr>
-      <w:rFonts w:cstheme="majorBidi" w:eastAsiaTheme="majorEastAsia"/>
-      <w:color w:themeColor="text1" w:themeTint="A6" w:val="595959"/>
-      <w:spacing w:val="15"/>
-      <w:sz w:val="28"/>
-      <w:szCs w:val="28"/>
-    </w:rPr>
-  </w:style>
-  <w:style w:customStyle="1" w:styleId="Author" w:type="paragraph">
-    <w:name w:val="Author"/>
     <w:basedOn w:val="Title"/>
     <w:next w:val="BodyText"/>
     <w:qFormat/>
     <w:pPr>
       <w:keepNext/>
       <w:keepLines/>
+      <w:spacing w:after="240" w:before="240"/>
+      <w:jc w:val="center"/>
     </w:pPr>
     <w:rPr>
-      <w:sz w:val="24"/>
-      <w:szCs w:val="24"/>
-    </w:rPr>
-  </w:style>
-  <w:style w:styleId="Date" w:type="paragraph">
-    <w:name w:val="Date"/>
-    <w:basedOn w:val="Title"/>
+      <w:sz w:val="30"/>
+      <w:szCs w:val="30"/>
+    </w:rPr>
+  </w:style>
+  <w:style w:customStyle="1" w:styleId="Author" w:type="paragraph">
+    <w:name w:val="Author"/>
     <w:next w:val="BodyText"/>
     <w:qFormat/>
     <w:pPr>
       <w:keepNext/>
       <w:keepLines/>
+      <w:jc w:val="center"/>
     </w:pPr>
-    <w:rPr>
-      <w:sz w:val="24"/>
-      <w:szCs w:val="24"/>
-    </w:rPr>
+  </w:style>
+  <w:style w:styleId="Date" w:type="paragraph">
+    <w:name w:val="Date"/>
+    <w:next w:val="BodyText"/>
+    <w:qFormat/>
+    <w:pPr>
+      <w:keepNext/>
+      <w:keepLines/>
+      <w:jc w:val="center"/>
+    </w:pPr>
   </w:style>
   <w:style w:customStyle="1" w:styleId="AbstractTitle" w:type="paragraph">
     <w:name w:val="Abstract Title"/>
@@ -2837,13 +2794,15 @@
     <w:pPr>
       <w:keepNext/>
       <w:keepLines/>
+      <w:jc w:val="center"/>
       <w:spacing w:after="0" w:before="300"/>
-      <w:jc w:val="center"/>
     </w:pPr>
     <w:rPr>
-      <w:b/>
       <w:sz w:val="20"/>
       <w:szCs w:val="20"/>
+      <w:b/>
+      <w:color w:val="345A8A"/>
+      &gt;
     </w:rPr>
   </w:style>
   <w:style w:customStyle="1" w:styleId="Abstract" w:type="paragraph">
@@ -2870,326 +2829,191 @@
     <w:rPr/>
   </w:style>
   <w:style w:styleId="Heading1" w:type="paragraph">
-    <w:name w:val="heading 1"/>
+    <w:name w:val="Heading 1"/>
     <w:basedOn w:val="Normal"/>
     <w:next w:val="BodyText"/>
-    <w:link w:val="Heading1Char"/>
     <w:uiPriority w:val="9"/>
     <w:qFormat/>
-    <w:rsid w:val="00A10FD9"/>
     <w:pPr>
       <w:keepNext/>
       <w:keepLines/>
-      <w:spacing w:after="120" w:before="240" w:line="276" w:lineRule="auto"/>
+      <w:spacing w:after="0" w:before="480"/>
       <w:outlineLvl w:val="0"/>
     </w:pPr>
     <w:rPr>
-      <w:rFonts w:asciiTheme="majorHAnsi" w:cstheme="majorBidi" w:eastAsiaTheme="majorEastAsia" w:hAnsiTheme="majorHAnsi" w:ascii="Times New Roman" w:hAnsi="Times New Roman"/>
+      <w:rFonts w:asciiTheme="majorHAnsi" w:cstheme="majorBidi" w:eastAsiaTheme="majorEastAsia" w:hAnsiTheme="majorHAnsi"/>
       <w:b/>
-      <w:color w:val="000000"/>
-      <w:sz w:val="24"/>
-      <w:szCs w:val="40"/>
+      <w:bCs/>
+      <w:color w:themeColor="accent1" w:val="4F81BD"/>
+      <w:sz w:val="32"/>
+      <w:szCs w:val="32"/>
     </w:rPr>
   </w:style>
   <w:style w:styleId="Heading2" w:type="paragraph">
-    <w:name w:val="heading 2"/>
+    <w:name w:val="Heading 2"/>
     <w:basedOn w:val="Normal"/>
     <w:next w:val="BodyText"/>
-    <w:link w:val="Heading2Char"/>
     <w:uiPriority w:val="9"/>
-    <w:semiHidden/>
     <w:unhideWhenUsed/>
     <w:qFormat/>
-    <w:rsid w:val="00A10FD9"/>
     <w:pPr>
       <w:keepNext/>
       <w:keepLines/>
-      <w:spacing w:after="120" w:before="240" w:line="276" w:lineRule="auto"/>
+      <w:spacing w:after="0" w:before="200"/>
       <w:outlineLvl w:val="1"/>
     </w:pPr>
     <w:rPr>
-      <w:rFonts w:asciiTheme="majorHAnsi" w:cstheme="majorBidi" w:eastAsiaTheme="majorEastAsia" w:hAnsiTheme="majorHAnsi" w:ascii="Times New Roman" w:hAnsi="Times New Roman"/>
+      <w:rFonts w:asciiTheme="majorHAnsi" w:cstheme="majorBidi" w:eastAsiaTheme="majorEastAsia" w:hAnsiTheme="majorHAnsi"/>
       <w:b/>
-      <w:color w:val="000000"/>
-      <w:sz w:val="24"/>
-      <w:szCs w:val="32"/>
+      <w:bCs/>
+      <w:color w:themeColor="accent1" w:val="4F81BD"/>
+      <w:sz w:val="28"/>
+      <w:szCs w:val="28"/>
     </w:rPr>
   </w:style>
   <w:style w:styleId="Heading3" w:type="paragraph">
-    <w:name w:val="heading 3"/>
+    <w:name w:val="Heading 3"/>
     <w:basedOn w:val="Normal"/>
     <w:next w:val="BodyText"/>
-    <w:link w:val="Heading3Char"/>
     <w:uiPriority w:val="9"/>
-    <w:semiHidden/>
     <w:unhideWhenUsed/>
     <w:qFormat/>
-    <w:rsid w:val="00A10FD9"/>
     <w:pPr>
       <w:keepNext/>
       <w:keepLines/>
-      <w:spacing w:after="120" w:before="240" w:line="276" w:lineRule="auto"/>
+      <w:spacing w:after="0" w:before="200"/>
       <w:outlineLvl w:val="2"/>
     </w:pPr>
     <w:rPr>
-      <w:rFonts w:cstheme="majorBidi" w:eastAsiaTheme="majorEastAsia" w:ascii="Times New Roman" w:hAnsi="Times New Roman"/>
+      <w:rFonts w:asciiTheme="majorHAnsi" w:cstheme="majorBidi" w:eastAsiaTheme="majorEastAsia" w:hAnsiTheme="majorHAnsi"/>
       <w:b/>
-      <w:color w:val="000000"/>
+      <w:bCs/>
+      <w:color w:themeColor="accent1" w:val="4F81BD"/>
       <w:sz w:val="24"/>
-      <w:szCs w:val="28"/>
+      <w:szCs w:val="24"/>
     </w:rPr>
   </w:style>
   <w:style w:styleId="Heading4" w:type="paragraph">
-    <w:name w:val="heading 4"/>
+    <w:name w:val="Heading 4"/>
     <w:basedOn w:val="Normal"/>
     <w:next w:val="BodyText"/>
-    <w:link w:val="Heading4Char"/>
     <w:uiPriority w:val="9"/>
-    <w:semiHidden/>
     <w:unhideWhenUsed/>
     <w:qFormat/>
-    <w:rsid w:val="00A10FD9"/>
     <w:pPr>
       <w:keepNext/>
       <w:keepLines/>
-      <w:spacing w:after="120" w:before="240" w:line="276" w:lineRule="auto"/>
+      <w:spacing w:after="0" w:before="200"/>
       <w:outlineLvl w:val="3"/>
     </w:pPr>
     <w:rPr>
-      <w:rFonts w:cstheme="majorBidi" w:eastAsiaTheme="majorEastAsia" w:ascii="Times New Roman" w:hAnsi="Times New Roman"/>
-      <w:b/>
+      <w:rFonts w:asciiTheme="majorHAnsi" w:cstheme="majorBidi" w:eastAsiaTheme="majorEastAsia" w:hAnsiTheme="majorHAnsi"/>
       <w:i/>
-      <w:iCs/>
-      <w:color w:val="000000"/>
+      <w:bCs/>
+      <w:color w:themeColor="accent1" w:val="4F81BD"/>
       <w:sz w:val="24"/>
+      <w:szCs w:val="24"/>
     </w:rPr>
   </w:style>
   <w:style w:styleId="Heading5" w:type="paragraph">
-    <w:name w:val="heading 5"/>
+    <w:name w:val="Heading 5"/>
     <w:basedOn w:val="Normal"/>
     <w:next w:val="BodyText"/>
-    <w:link w:val="Heading5Char"/>
     <w:uiPriority w:val="9"/>
-    <w:semiHidden/>
     <w:unhideWhenUsed/>
     <w:qFormat/>
-    <w:rsid w:val="00A10FD9"/>
     <w:pPr>
       <w:keepNext/>
       <w:keepLines/>
-      <w:spacing w:after="40" w:before="80"/>
+      <w:spacing w:after="0" w:before="200"/>
       <w:outlineLvl w:val="4"/>
     </w:pPr>
     <w:rPr>
-      <w:rFonts w:cstheme="majorBidi" w:eastAsiaTheme="majorEastAsia"/>
-      <w:color w:themeColor="accent1" w:themeShade="BF" w:val="0F4761"/>
+      <w:rFonts w:asciiTheme="majorHAnsi" w:cstheme="majorBidi" w:eastAsiaTheme="majorEastAsia" w:hAnsiTheme="majorHAnsi"/>
+      <w:iCs/>
+      <w:color w:themeColor="accent1" w:val="4F81BD"/>
+      <w:sz w:val="24"/>
+      <w:szCs w:val="24"/>
     </w:rPr>
   </w:style>
   <w:style w:styleId="Heading6" w:type="paragraph">
-    <w:name w:val="heading 6"/>
+    <w:name w:val="Heading 6"/>
     <w:basedOn w:val="Normal"/>
     <w:next w:val="BodyText"/>
-    <w:link w:val="Heading6Char"/>
     <w:uiPriority w:val="9"/>
-    <w:semiHidden/>
     <w:unhideWhenUsed/>
     <w:qFormat/>
-    <w:rsid w:val="00A10FD9"/>
     <w:pPr>
       <w:keepNext/>
       <w:keepLines/>
-      <w:spacing w:after="0" w:before="40"/>
+      <w:spacing w:after="0" w:before="200"/>
       <w:outlineLvl w:val="5"/>
     </w:pPr>
     <w:rPr>
-      <w:rFonts w:cstheme="majorBidi" w:eastAsiaTheme="majorEastAsia"/>
-      <w:i/>
-      <w:iCs/>
-      <w:color w:themeColor="text1" w:themeTint="A6" w:val="595959"/>
+      <w:rFonts w:asciiTheme="majorHAnsi" w:cstheme="majorBidi" w:eastAsiaTheme="majorEastAsia" w:hAnsiTheme="majorHAnsi"/>
+      <w:color w:themeColor="accent1" w:val="4F81BD"/>
+      <w:sz w:val="24"/>
+      <w:szCs w:val="24"/>
     </w:rPr>
   </w:style>
   <w:style w:styleId="Heading7" w:type="paragraph">
-    <w:name w:val="heading 7"/>
+    <w:name w:val="Heading 7"/>
     <w:basedOn w:val="Normal"/>
     <w:next w:val="BodyText"/>
-    <w:link w:val="Heading7Char"/>
     <w:uiPriority w:val="9"/>
-    <w:semiHidden/>
     <w:unhideWhenUsed/>
     <w:qFormat/>
-    <w:rsid w:val="00A10FD9"/>
     <w:pPr>
       <w:keepNext/>
       <w:keepLines/>
-      <w:spacing w:after="0" w:before="40"/>
+      <w:spacing w:after="0" w:before="200"/>
       <w:outlineLvl w:val="6"/>
     </w:pPr>
     <w:rPr>
-      <w:rFonts w:cstheme="majorBidi" w:eastAsiaTheme="majorEastAsia"/>
-      <w:color w:themeColor="text1" w:themeTint="A6" w:val="595959"/>
+      <w:rFonts w:asciiTheme="majorHAnsi" w:cstheme="majorBidi" w:eastAsiaTheme="majorEastAsia" w:hAnsiTheme="majorHAnsi"/>
+      <w:color w:themeColor="accent1" w:val="4F81BD"/>
+      <w:sz w:val="24"/>
+      <w:szCs w:val="24"/>
     </w:rPr>
   </w:style>
   <w:style w:styleId="Heading8" w:type="paragraph">
-    <w:name w:val="heading 8"/>
+    <w:name w:val="Heading 8"/>
     <w:basedOn w:val="Normal"/>
     <w:next w:val="BodyText"/>
-    <w:link w:val="Heading8Char"/>
     <w:uiPriority w:val="9"/>
-    <w:semiHidden/>
     <w:unhideWhenUsed/>
     <w:qFormat/>
-    <w:rsid w:val="00A10FD9"/>
     <w:pPr>
       <w:keepNext/>
       <w:keepLines/>
-      <w:spacing w:after="0"/>
+      <w:spacing w:after="0" w:before="200"/>
       <w:outlineLvl w:val="7"/>
     </w:pPr>
     <w:rPr>
-      <w:rFonts w:cstheme="majorBidi" w:eastAsiaTheme="majorEastAsia"/>
-      <w:i/>
-      <w:iCs/>
-      <w:color w:themeColor="text1" w:themeTint="D8" w:val="272727"/>
+      <w:rFonts w:asciiTheme="majorHAnsi" w:cstheme="majorBidi" w:eastAsiaTheme="majorEastAsia" w:hAnsiTheme="majorHAnsi"/>
+      <w:color w:themeColor="accent1" w:val="4F81BD"/>
+      <w:sz w:val="24"/>
+      <w:szCs w:val="24"/>
     </w:rPr>
   </w:style>
   <w:style w:styleId="Heading9" w:type="paragraph">
-    <w:name w:val="heading 9"/>
+    <w:name w:val="Heading 9"/>
     <w:basedOn w:val="Normal"/>
     <w:next w:val="BodyText"/>
-    <w:link w:val="Heading9Char"/>
     <w:uiPriority w:val="9"/>
-    <w:semiHidden/>
     <w:unhideWhenUsed/>
     <w:qFormat/>
-    <w:rsid w:val="00A10FD9"/>
     <w:pPr>
       <w:keepNext/>
       <w:keepLines/>
-      <w:spacing w:after="0"/>
+      <w:spacing w:after="0" w:before="200"/>
       <w:outlineLvl w:val="8"/>
     </w:pPr>
     <w:rPr>
-      <w:rFonts w:cstheme="majorBidi" w:eastAsiaTheme="majorEastAsia"/>
-      <w:color w:themeColor="text1" w:themeTint="D8" w:val="272727"/>
-    </w:rPr>
-  </w:style>
-  <w:style w:customStyle="1" w:styleId="Heading1Char" w:type="character">
-    <w:name w:val="Heading 1 Char"/>
-    <w:basedOn w:val="DefaultParagraphFont"/>
-    <w:link w:val="Heading1"/>
-    <w:uiPriority w:val="9"/>
-    <w:rsid w:val="00A10FD9"/>
-    <w:rPr>
       <w:rFonts w:asciiTheme="majorHAnsi" w:cstheme="majorBidi" w:eastAsiaTheme="majorEastAsia" w:hAnsiTheme="majorHAnsi"/>
-      <w:color w:themeColor="accent1" w:themeShade="BF" w:val="0F4761"/>
-      <w:sz w:val="40"/>
-      <w:szCs w:val="40"/>
-    </w:rPr>
-  </w:style>
-  <w:style w:customStyle="1" w:styleId="Heading2Char" w:type="character">
-    <w:name w:val="Heading 2 Char"/>
-    <w:basedOn w:val="DefaultParagraphFont"/>
-    <w:link w:val="Heading2"/>
-    <w:uiPriority w:val="9"/>
-    <w:semiHidden/>
-    <w:rsid w:val="00A10FD9"/>
-    <w:rPr>
-      <w:rFonts w:asciiTheme="majorHAnsi" w:cstheme="majorBidi" w:eastAsiaTheme="majorEastAsia" w:hAnsiTheme="majorHAnsi"/>
-      <w:color w:themeColor="accent1" w:themeShade="BF" w:val="0F4761"/>
-      <w:sz w:val="32"/>
-      <w:szCs w:val="32"/>
-    </w:rPr>
-  </w:style>
-  <w:style w:customStyle="1" w:styleId="Heading3Char" w:type="character">
-    <w:name w:val="Heading 3 Char"/>
-    <w:basedOn w:val="DefaultParagraphFont"/>
-    <w:link w:val="Heading3"/>
-    <w:uiPriority w:val="9"/>
-    <w:semiHidden/>
-    <w:rsid w:val="00A10FD9"/>
-    <w:rPr>
-      <w:rFonts w:cstheme="majorBidi" w:eastAsiaTheme="majorEastAsia"/>
-      <w:color w:themeColor="accent1" w:themeShade="BF" w:val="0F4761"/>
-      <w:sz w:val="28"/>
-      <w:szCs w:val="28"/>
-    </w:rPr>
-  </w:style>
-  <w:style w:customStyle="1" w:styleId="Heading4Char" w:type="character">
-    <w:name w:val="Heading 4 Char"/>
-    <w:basedOn w:val="DefaultParagraphFont"/>
-    <w:link w:val="Heading4"/>
-    <w:uiPriority w:val="9"/>
-    <w:semiHidden/>
-    <w:rsid w:val="00A10FD9"/>
-    <w:rPr>
-      <w:rFonts w:cstheme="majorBidi" w:eastAsiaTheme="majorEastAsia"/>
-      <w:i/>
-      <w:iCs/>
-      <w:color w:themeColor="accent1" w:themeShade="BF" w:val="0F4761"/>
-    </w:rPr>
-  </w:style>
-  <w:style w:customStyle="1" w:styleId="Heading5Char" w:type="character">
-    <w:name w:val="Heading 5 Char"/>
-    <w:basedOn w:val="DefaultParagraphFont"/>
-    <w:link w:val="Heading5"/>
-    <w:uiPriority w:val="9"/>
-    <w:semiHidden/>
-    <w:rsid w:val="00A10FD9"/>
-    <w:rPr>
-      <w:rFonts w:cstheme="majorBidi" w:eastAsiaTheme="majorEastAsia"/>
-      <w:color w:themeColor="accent1" w:themeShade="BF" w:val="0F4761"/>
-    </w:rPr>
-  </w:style>
-  <w:style w:customStyle="1" w:styleId="Heading6Char" w:type="character">
-    <w:name w:val="Heading 6 Char"/>
-    <w:basedOn w:val="DefaultParagraphFont"/>
-    <w:link w:val="Heading6"/>
-    <w:uiPriority w:val="9"/>
-    <w:semiHidden/>
-    <w:rsid w:val="00A10FD9"/>
-    <w:rPr>
-      <w:rFonts w:cstheme="majorBidi" w:eastAsiaTheme="majorEastAsia"/>
-      <w:i/>
-      <w:iCs/>
-      <w:color w:themeColor="text1" w:themeTint="A6" w:val="595959"/>
-    </w:rPr>
-  </w:style>
-  <w:style w:customStyle="1" w:styleId="Heading7Char" w:type="character">
-    <w:name w:val="Heading 7 Char"/>
-    <w:basedOn w:val="DefaultParagraphFont"/>
-    <w:link w:val="Heading7"/>
-    <w:uiPriority w:val="9"/>
-    <w:semiHidden/>
-    <w:rsid w:val="00A10FD9"/>
-    <w:rPr>
-      <w:rFonts w:cstheme="majorBidi" w:eastAsiaTheme="majorEastAsia"/>
-      <w:color w:themeColor="text1" w:themeTint="A6" w:val="595959"/>
-    </w:rPr>
-  </w:style>
-  <w:style w:customStyle="1" w:styleId="Heading8Char" w:type="character">
-    <w:name w:val="Heading 8 Char"/>
-    <w:basedOn w:val="DefaultParagraphFont"/>
-    <w:link w:val="Heading8"/>
-    <w:uiPriority w:val="9"/>
-    <w:semiHidden/>
-    <w:rsid w:val="00A10FD9"/>
-    <w:rPr>
-      <w:rFonts w:cstheme="majorBidi" w:eastAsiaTheme="majorEastAsia"/>
-      <w:i/>
-      <w:iCs/>
-      <w:color w:themeColor="text1" w:themeTint="D8" w:val="272727"/>
-    </w:rPr>
-  </w:style>
-  <w:style w:customStyle="1" w:styleId="Heading9Char" w:type="character">
-    <w:name w:val="Heading 9 Char"/>
-    <w:basedOn w:val="DefaultParagraphFont"/>
-    <w:link w:val="Heading9"/>
-    <w:uiPriority w:val="9"/>
-    <w:semiHidden/>
-    <w:rsid w:val="00A10FD9"/>
-    <w:rPr>
-      <w:rFonts w:cstheme="majorBidi" w:eastAsiaTheme="majorEastAsia"/>
-      <w:color w:themeColor="text1" w:themeTint="D8" w:val="272727"/>
+      <w:color w:themeColor="accent1" w:val="4F81BD"/>
+      <w:sz w:val="24"/>
+      <w:szCs w:val="24"/>
     </w:rPr>
   </w:style>
   <w:style w:styleId="BlockText" w:type="paragraph">
@@ -3212,18 +3036,6 @@
     <w:unhideWhenUsed/>
     <w:qFormat/>
   </w:style>
-  <w:style w:styleId="FootnoteBlockText" w:type="paragraph">
-    <w:name w:val="Footnote Block Text"/>
-    <w:basedOn w:val="FootnoteText"/>
-    <w:next w:val="FootnoteText"/>
-    <w:uiPriority w:val="9"/>
-    <w:unhideWhenUsed/>
-    <w:qFormat/>
-    <w:pPr>
-      <w:spacing w:after="100" w:before="100"/>
-      <w:ind w:firstLine="0" w:left="480" w:right="480"/>
-    </w:pPr>
-  </w:style>
   <w:style w:default="1" w:styleId="DefaultParagraphFont" w:type="character">
     <w:name w:val="Default Paragraph Font"/>
     <w:semiHidden/>
@@ -3252,11 +3064,18 @@
       </w:tblCellMar>
     </w:tblPr>
     <w:tblStylePr w:type="firstRow">
+      <w:tblPr>
+        <w:jc w:val="left"/>
+        <w:tblInd w:type="dxa" w:w="0"/>
+      </w:tblPr>
+      <w:trPr>
+        <w:jc w:val="left"/>
+      </w:trPr>
       <w:tcPr>
+        <w:vAlign w:val="bottom"/>
         <w:tcBorders>
           <w:bottom w:val="single"/>
         </w:tcBorders>
-        <w:vAlign w:val="bottom"/>
       </w:tcPr>
     </w:tblStylePr>
   </w:style>
@@ -3371,8 +3190,8 @@
     <w:name w:val="KeywordTok"/>
     <w:basedOn w:val="VerbatimChar"/>
     <w:rPr>
+      <w:color w:val="007020"/>
       <w:b/>
-      <w:color w:val="007020"/>
     </w:rPr>
   </w:style>
   <w:style w:type="character" w:customStyle="1" w:styleId="DataTypeTok">
@@ -3449,42 +3268,42 @@
     <w:name w:val="ImportTok"/>
     <w:basedOn w:val="VerbatimChar"/>
     <w:rPr>
+      <w:color w:val="008000"/>
       <w:b/>
-      <w:color w:val="008000"/>
     </w:rPr>
   </w:style>
   <w:style w:type="character" w:customStyle="1" w:styleId="CommentTok">
     <w:name w:val="CommentTok"/>
     <w:basedOn w:val="VerbatimChar"/>
     <w:rPr>
+      <w:color w:val="60a0b0"/>
       <w:i/>
-      <w:color w:val="60a0b0"/>
     </w:rPr>
   </w:style>
   <w:style w:type="character" w:customStyle="1" w:styleId="DocumentationTok">
     <w:name w:val="DocumentationTok"/>
     <w:basedOn w:val="VerbatimChar"/>
     <w:rPr>
+      <w:color w:val="ba2121"/>
       <w:i/>
-      <w:color w:val="ba2121"/>
     </w:rPr>
   </w:style>
   <w:style w:type="character" w:customStyle="1" w:styleId="AnnotationTok">
     <w:name w:val="AnnotationTok"/>
     <w:basedOn w:val="VerbatimChar"/>
     <w:rPr>
+      <w:color w:val="60a0b0"/>
       <w:b/>
       <w:i/>
-      <w:color w:val="60a0b0"/>
     </w:rPr>
   </w:style>
   <w:style w:type="character" w:customStyle="1" w:styleId="CommentVarTok">
     <w:name w:val="CommentVarTok"/>
     <w:basedOn w:val="VerbatimChar"/>
     <w:rPr>
+      <w:color w:val="60a0b0"/>
       <w:b/>
       <w:i/>
-      <w:color w:val="60a0b0"/>
     </w:rPr>
   </w:style>
   <w:style w:type="character" w:customStyle="1" w:styleId="OtherTok">
@@ -3512,8 +3331,8 @@
     <w:name w:val="ControlFlowTok"/>
     <w:basedOn w:val="VerbatimChar"/>
     <w:rPr>
+      <w:color w:val="007020"/>
       <w:b/>
-      <w:color w:val="007020"/>
     </w:rPr>
   </w:style>
   <w:style w:type="character" w:customStyle="1" w:styleId="OperatorTok">
@@ -3558,34 +3377,34 @@
     <w:name w:val="InformationTok"/>
     <w:basedOn w:val="VerbatimChar"/>
     <w:rPr>
+      <w:color w:val="60a0b0"/>
       <w:b/>
       <w:i/>
-      <w:color w:val="60a0b0"/>
     </w:rPr>
   </w:style>
   <w:style w:type="character" w:customStyle="1" w:styleId="WarningTok">
     <w:name w:val="WarningTok"/>
     <w:basedOn w:val="VerbatimChar"/>
     <w:rPr>
+      <w:color w:val="60a0b0"/>
       <w:b/>
       <w:i/>
-      <w:color w:val="60a0b0"/>
     </w:rPr>
   </w:style>
   <w:style w:type="character" w:customStyle="1" w:styleId="AlertTok">
     <w:name w:val="AlertTok"/>
     <w:basedOn w:val="VerbatimChar"/>
     <w:rPr>
+      <w:color w:val="ff0000"/>
       <w:b/>
-      <w:color w:val="ff0000"/>
     </w:rPr>
   </w:style>
   <w:style w:type="character" w:customStyle="1" w:styleId="ErrorTok">
     <w:name w:val="ErrorTok"/>
     <w:basedOn w:val="VerbatimChar"/>
     <w:rPr>
+      <w:color w:val="ff0000"/>
       <w:b/>
-      <w:color w:val="ff0000"/>
     </w:rPr>
   </w:style>
   <w:style w:type="character" w:customStyle="1" w:styleId="NormalTok">
@@ -3607,44 +3426,44 @@
         <a:sysClr val="window" lastClr="FFFFFF"/>
       </a:lt1>
       <a:dk2>
-        <a:srgbClr val="0E2841"/>
+        <a:srgbClr val="1F497D"/>
       </a:dk2>
       <a:lt2>
-        <a:srgbClr val="E8E8E8"/>
+        <a:srgbClr val="EEECE1"/>
       </a:lt2>
       <a:accent1>
-        <a:srgbClr val="156082"/>
+        <a:srgbClr val="4F81BD"/>
       </a:accent1>
       <a:accent2>
-        <a:srgbClr val="E97132"/>
+        <a:srgbClr val="C0504D"/>
       </a:accent2>
       <a:accent3>
-        <a:srgbClr val="196B24"/>
+        <a:srgbClr val="9BBB59"/>
       </a:accent3>
       <a:accent4>
-        <a:srgbClr val="0F9ED5"/>
+        <a:srgbClr val="8064A2"/>
       </a:accent4>
       <a:accent5>
-        <a:srgbClr val="A02B93"/>
+        <a:srgbClr val="4BACC6"/>
       </a:accent5>
       <a:accent6>
-        <a:srgbClr val="4EA72E"/>
+        <a:srgbClr val="F79646"/>
       </a:accent6>
       <a:hlink>
-        <a:srgbClr val="467886"/>
+        <a:srgbClr val="0000FF"/>
       </a:hlink>
       <a:folHlink>
-        <a:srgbClr val="96607D"/>
+        <a:srgbClr val="800080"/>
       </a:folHlink>
     </a:clrScheme>
     <a:fontScheme name="Office">
       <a:majorFont>
-        <a:latin typeface="Aptos Display" panose="02110004020202020204"/>
+        <a:latin typeface="Calibri"/>
         <a:ea typeface=""/>
         <a:cs typeface=""/>
-        <a:font script="Jpan" typeface="游ゴシック Light"/>
+        <a:font script="Jpan" typeface="ＭＳ ゴシック"/>
         <a:font script="Hang" typeface="맑은 고딕"/>
-        <a:font script="Hans" typeface="等线 Light"/>
+        <a:font script="Hans" typeface="宋体"/>
         <a:font script="Hant" typeface="新細明體"/>
         <a:font script="Arab" typeface="Times New Roman"/>
         <a:font script="Hebr" typeface="Times New Roman"/>
@@ -3671,32 +3490,14 @@
         <a:font script="Mong" typeface="Mongolian Baiti"/>
         <a:font script="Viet" typeface="Times New Roman"/>
         <a:font script="Uigh" typeface="Microsoft Uighur"/>
-        <a:font script="Geor" typeface="Sylfaen"/>
-        <a:font script="Armn" typeface="Arial"/>
-        <a:font script="Bugi" typeface="Leelawadee UI"/>
-        <a:font script="Bopo" typeface="Microsoft JhengHei"/>
-        <a:font script="Java" typeface="Javanese Text"/>
-        <a:font script="Lisu" typeface="Segoe UI"/>
-        <a:font script="Mymr" typeface="Myanmar Text"/>
-        <a:font script="Nkoo" typeface="Ebrima"/>
-        <a:font script="Olck" typeface="Nirmala UI"/>
-        <a:font script="Osma" typeface="Ebrima"/>
-        <a:font script="Phag" typeface="Phagspa"/>
-        <a:font script="Syrn" typeface="Estrangelo Edessa"/>
-        <a:font script="Syrj" typeface="Estrangelo Edessa"/>
-        <a:font script="Syre" typeface="Estrangelo Edessa"/>
-        <a:font script="Sora" typeface="Nirmala UI"/>
-        <a:font script="Tale" typeface="Microsoft Tai Le"/>
-        <a:font script="Talu" typeface="Microsoft New Tai Lue"/>
-        <a:font script="Tfng" typeface="Ebrima"/>
       </a:majorFont>
       <a:minorFont>
-        <a:latin typeface="Aptos" panose="02110004020202020204"/>
+        <a:latin typeface="Cambria"/>
         <a:ea typeface=""/>
         <a:cs typeface=""/>
-        <a:font script="Jpan" typeface="游明朝"/>
+        <a:font script="Jpan" typeface="ＭＳ 明朝"/>
         <a:font script="Hang" typeface="맑은 고딕"/>
-        <a:font script="Hans" typeface="等线"/>
+        <a:font script="Hans" typeface="宋体"/>
         <a:font script="Hant" typeface="新細明體"/>
         <a:font script="Arab" typeface="Arial"/>
         <a:font script="Hebr" typeface="Arial"/>
@@ -3723,24 +3524,6 @@
         <a:font script="Mong" typeface="Mongolian Baiti"/>
         <a:font script="Viet" typeface="Arial"/>
         <a:font script="Uigh" typeface="Microsoft Uighur"/>
-        <a:font script="Geor" typeface="Sylfaen"/>
-        <a:font script="Armn" typeface="Arial"/>
-        <a:font script="Bugi" typeface="Leelawadee UI"/>
-        <a:font script="Bopo" typeface="Microsoft JhengHei"/>
-        <a:font script="Java" typeface="Javanese Text"/>
-        <a:font script="Lisu" typeface="Segoe UI"/>
-        <a:font script="Mymr" typeface="Myanmar Text"/>
-        <a:font script="Nkoo" typeface="Ebrima"/>
-        <a:font script="Olck" typeface="Nirmala UI"/>
-        <a:font script="Osma" typeface="Ebrima"/>
-        <a:font script="Phag" typeface="Phagspa"/>
-        <a:font script="Syrn" typeface="Estrangelo Edessa"/>
-        <a:font script="Syrj" typeface="Estrangelo Edessa"/>
-        <a:font script="Syre" typeface="Estrangelo Edessa"/>
-        <a:font script="Sora" typeface="Nirmala UI"/>
-        <a:font script="Tale" typeface="Microsoft Tai Le"/>
-        <a:font script="Talu" typeface="Microsoft New Tai Lue"/>
-        <a:font script="Tfng" typeface="Ebrima"/>
       </a:minorFont>
     </a:fontScheme>
     <a:fmtScheme name="Office">
@@ -3752,141 +3535,200 @@
           <a:gsLst>
             <a:gs pos="0">
               <a:schemeClr val="phClr">
-                <a:lumMod val="110000"/>
-                <a:satMod val="105000"/>
-                <a:tint val="67000"/>
+                <a:tint val="50000"/>
+                <a:satMod val="300000"/>
               </a:schemeClr>
             </a:gs>
-            <a:gs pos="50000">
+            <a:gs pos="35000">
               <a:schemeClr val="phClr">
-                <a:lumMod val="105000"/>
-                <a:satMod val="103000"/>
-                <a:tint val="73000"/>
+                <a:tint val="37000"/>
+                <a:satMod val="300000"/>
               </a:schemeClr>
             </a:gs>
             <a:gs pos="100000">
               <a:schemeClr val="phClr">
-                <a:lumMod val="105000"/>
-                <a:satMod val="109000"/>
-                <a:tint val="81000"/>
+                <a:tint val="15000"/>
+                <a:satMod val="350000"/>
               </a:schemeClr>
             </a:gs>
           </a:gsLst>
-          <a:lin ang="5400000" scaled="0"/>
+          <a:lin ang="16200000" scaled="1"/>
         </a:gradFill>
         <a:gradFill rotWithShape="1">
           <a:gsLst>
             <a:gs pos="0">
               <a:schemeClr val="phClr">
-                <a:satMod val="103000"/>
-                <a:lumMod val="102000"/>
-                <a:tint val="94000"/>
-              </a:schemeClr>
-            </a:gs>
-            <a:gs pos="50000">
-              <a:schemeClr val="phClr">
-                <a:satMod val="110000"/>
-                <a:lumMod val="100000"/>
+                <a:tint val="100000"/>
                 <a:shade val="100000"/>
+                <a:satMod val="130000"/>
               </a:schemeClr>
             </a:gs>
             <a:gs pos="100000">
               <a:schemeClr val="phClr">
-                <a:lumMod val="99000"/>
-                <a:satMod val="120000"/>
-                <a:shade val="78000"/>
+                <a:tint val="50000"/>
+                <a:shade val="100000"/>
+                <a:satMod val="350000"/>
               </a:schemeClr>
             </a:gs>
           </a:gsLst>
-          <a:lin ang="5400000" scaled="0"/>
+          <a:lin ang="16200000" scaled="0"/>
         </a:gradFill>
       </a:fillStyleLst>
       <a:lnStyleLst>
-        <a:ln w="6350" cap="flat" cmpd="sng" algn="ctr">
+        <a:ln w="9525" cap="flat" cmpd="sng" algn="ctr">
+          <a:solidFill>
+            <a:schemeClr val="phClr">
+              <a:shade val="95000"/>
+              <a:satMod val="105000"/>
+            </a:schemeClr>
+          </a:solidFill>
+          <a:prstDash val="solid"/>
+        </a:ln>
+        <a:ln w="25400" cap="flat" cmpd="sng" algn="ctr">
           <a:solidFill>
             <a:schemeClr val="phClr"/>
           </a:solidFill>
           <a:prstDash val="solid"/>
-          <a:miter lim="800000"/>
         </a:ln>
-        <a:ln w="12700" cap="flat" cmpd="sng" algn="ctr">
+        <a:ln w="38100" cap="flat" cmpd="sng" algn="ctr">
           <a:solidFill>
             <a:schemeClr val="phClr"/>
           </a:solidFill>
           <a:prstDash val="solid"/>
-          <a:miter lim="800000"/>
-        </a:ln>
-        <a:ln w="19050" cap="flat" cmpd="sng" algn="ctr">
-          <a:solidFill>
-            <a:schemeClr val="phClr"/>
-          </a:solidFill>
-          <a:prstDash val="solid"/>
-          <a:miter lim="800000"/>
         </a:ln>
       </a:lnStyleLst>
       <a:effectStyleLst>
         <a:effectStyle>
-          <a:effectLst/>
-        </a:effectStyle>
-        <a:effectStyle>
-          <a:effectLst/>
+          <a:effectLst>
+            <a:outerShdw blurRad="40000" dist="20000" dir="5400000" rotWithShape="0">
+              <a:srgbClr val="000000">
+                <a:alpha val="38000"/>
+              </a:srgbClr>
+            </a:outerShdw>
+          </a:effectLst>
         </a:effectStyle>
         <a:effectStyle>
           <a:effectLst>
-            <a:outerShdw blurRad="57150" dist="19050" dir="5400000" algn="ctr" rotWithShape="0">
+            <a:outerShdw blurRad="40000" dist="23000" dir="5400000" rotWithShape="0">
               <a:srgbClr val="000000">
-                <a:alpha val="63000"/>
+                <a:alpha val="35000"/>
               </a:srgbClr>
             </a:outerShdw>
           </a:effectLst>
+        </a:effectStyle>
+        <a:effectStyle>
+          <a:effectLst>
+            <a:outerShdw blurRad="40000" dist="23000" dir="5400000" rotWithShape="0">
+              <a:srgbClr val="000000">
+                <a:alpha val="35000"/>
+              </a:srgbClr>
+            </a:outerShdw>
+          </a:effectLst>
+          <a:scene3d>
+            <a:camera prst="orthographicFront">
+              <a:rot lat="0" lon="0" rev="0"/>
+            </a:camera>
+            <a:lightRig rig="threePt" dir="t">
+              <a:rot lat="0" lon="0" rev="1200000"/>
+            </a:lightRig>
+          </a:scene3d>
+          <a:sp3d>
+            <a:bevelT w="63500" h="25400"/>
+          </a:sp3d>
         </a:effectStyle>
       </a:effectStyleLst>
       <a:bgFillStyleLst>
         <a:solidFill>
           <a:schemeClr val="phClr"/>
         </a:solidFill>
-        <a:solidFill>
-          <a:schemeClr val="phClr">
-            <a:tint val="95000"/>
-            <a:satMod val="170000"/>
-          </a:schemeClr>
-        </a:solidFill>
         <a:gradFill rotWithShape="1">
           <a:gsLst>
             <a:gs pos="0">
               <a:schemeClr val="phClr">
-                <a:tint val="93000"/>
-                <a:satMod val="150000"/>
-                <a:shade val="98000"/>
-                <a:lumMod val="102000"/>
+                <a:tint val="40000"/>
+                <a:satMod val="350000"/>
               </a:schemeClr>
             </a:gs>
-            <a:gs pos="50000">
+            <a:gs pos="40000">
               <a:schemeClr val="phClr">
-                <a:tint val="98000"/>
-                <a:satMod val="130000"/>
-                <a:shade val="90000"/>
-                <a:lumMod val="103000"/>
+                <a:tint val="45000"/>
+                <a:shade val="99000"/>
+                <a:satMod val="350000"/>
               </a:schemeClr>
             </a:gs>
             <a:gs pos="100000">
               <a:schemeClr val="phClr">
-                <a:shade val="63000"/>
-                <a:satMod val="120000"/>
+                <a:shade val="20000"/>
+                <a:satMod val="255000"/>
               </a:schemeClr>
             </a:gs>
           </a:gsLst>
-          <a:lin ang="5400000" scaled="0"/>
+          <a:path path="circle">
+            <a:fillToRect l="50000" t="-80000" r="50000" b="180000"/>
+          </a:path>
+        </a:gradFill>
+        <a:gradFill rotWithShape="1">
+          <a:gsLst>
+            <a:gs pos="0">
+              <a:schemeClr val="phClr">
+                <a:tint val="80000"/>
+                <a:satMod val="300000"/>
+              </a:schemeClr>
+            </a:gs>
+            <a:gs pos="100000">
+              <a:schemeClr val="phClr">
+                <a:shade val="30000"/>
+                <a:satMod val="200000"/>
+              </a:schemeClr>
+            </a:gs>
+          </a:gsLst>
+          <a:path path="circle">
+            <a:fillToRect l="50000" t="50000" r="50000" b="50000"/>
+          </a:path>
         </a:gradFill>
       </a:bgFillStyleLst>
     </a:fmtScheme>
   </a:themeElements>
-  <a:objectDefaults/>
+  <a:objectDefaults>
+    <a:spDef>
+      <a:spPr/>
+      <a:bodyPr/>
+      <a:lstStyle/>
+      <a:style>
+        <a:lnRef idx="1">
+          <a:schemeClr val="accent1"/>
+        </a:lnRef>
+        <a:fillRef idx="3">
+          <a:schemeClr val="accent1"/>
+        </a:fillRef>
+        <a:effectRef idx="2">
+          <a:schemeClr val="accent1"/>
+        </a:effectRef>
+        <a:fontRef idx="minor">
+          <a:schemeClr val="lt1"/>
+        </a:fontRef>
+      </a:style>
+    </a:spDef>
+    <a:lnDef>
+      <a:spPr/>
+      <a:bodyPr/>
+      <a:lstStyle/>
+      <a:style>
+        <a:lnRef idx="2">
+          <a:schemeClr val="accent1"/>
+        </a:lnRef>
+        <a:fillRef idx="0">
+          <a:schemeClr val="accent1"/>
+        </a:fillRef>
+        <a:effectRef idx="1">
+          <a:schemeClr val="accent1"/>
+        </a:effectRef>
+        <a:fontRef idx="minor">
+          <a:schemeClr val="tx1"/>
+        </a:fontRef>
+      </a:style>
+    </a:lnDef>
+  </a:objectDefaults>
   <a:extraClrSchemeLst/>
-  <a:extLst>
-    <a:ext uri="{05A4C25C-085E-4340-85A3-A5531E510DB2}">
-      <thm15:themeFamily xmlns:thm15="http://schemas.microsoft.com/office/thememl/2012/main" name="Office Theme" id="{2E142A2C-CD16-42D6-873A-C26D2A0506FA}" vid="{1BDDFF52-6CD6-40A5-AB3C-68EB2F1E4D0A}"/>
-    </a:ext>
-  </a:extLst>
 </a:theme>
 </file>